--- a/러시아 인권변호사/7부/7부_12화_새로운_균형.docx
+++ b/러시아 인권변호사/7부/7부_12화_새로운_균형.docx
@@ -494,6 +494,186 @@
     </w:p>
     <w:p>
       <w:pPr>
+        <w:spacing w:before="0" w:after="110" w:line="300" w:lineRule="auto"/>
+      </w:pPr>
+      <w:r>
+        <w:rPr>
+          <w:rFonts w:ascii="Times New Roman" w:hAnsi="Times New Roman" w:eastAsia="Malgun Gothic"/>
+          <w:b/>
+          <w:i w:val="0"/>
+          <w:sz w:val="22"/>
+        </w:rPr>
+        <w:t xml:space="preserve">Катя: </w:t>
+      </w:r>
+      <w:r>
+        <w:rPr>
+          <w:rFonts w:ascii="Times New Roman" w:hAnsi="Times New Roman" w:eastAsia="Malgun Gothic"/>
+          <w:b w:val="0"/>
+          <w:i w:val="0"/>
+          <w:sz w:val="22"/>
+        </w:rPr>
+        <w:t>А молодёжь? Валентина Игоревна говорила, что в приграничье молодые поддержали нас больше всех.</w:t>
+      </w:r>
+    </w:p>
+    <w:p>
+      <w:pPr>
+        <w:spacing w:before="0" w:after="110" w:line="300" w:lineRule="auto"/>
+      </w:pPr>
+      <w:r>
+        <w:rPr>
+          <w:rFonts w:ascii="Times New Roman" w:hAnsi="Times New Roman" w:eastAsia="Malgun Gothic"/>
+          <w:b/>
+          <w:i w:val="0"/>
+          <w:sz w:val="22"/>
+        </w:rPr>
+        <w:t xml:space="preserve">Лёша: </w:t>
+      </w:r>
+      <w:r>
+        <w:rPr>
+          <w:rFonts w:ascii="Times New Roman" w:hAnsi="Times New Roman" w:eastAsia="Malgun Gothic"/>
+          <w:b w:val="0"/>
+          <w:i w:val="0"/>
+          <w:sz w:val="22"/>
+        </w:rPr>
+        <w:t>Поддержали — и спрашивали жёстче всех. Один парень в техникуме спросил, почему о ночном заседании он узнал из соцсетей раньше, чем из официальных новостей.</w:t>
+      </w:r>
+    </w:p>
+    <w:p>
+      <w:pPr>
+        <w:spacing w:before="0" w:after="110" w:line="300" w:lineRule="auto"/>
+      </w:pPr>
+      <w:r>
+        <w:rPr>
+          <w:rFonts w:ascii="Times New Roman" w:hAnsi="Times New Roman" w:eastAsia="Malgun Gothic"/>
+          <w:b/>
+          <w:i w:val="0"/>
+          <w:sz w:val="22"/>
+        </w:rPr>
+        <w:t xml:space="preserve">Ирина: </w:t>
+      </w:r>
+      <w:r>
+        <w:rPr>
+          <w:rFonts w:ascii="Times New Roman" w:hAnsi="Times New Roman" w:eastAsia="Malgun Gothic"/>
+          <w:b w:val="0"/>
+          <w:i w:val="0"/>
+          <w:sz w:val="22"/>
+        </w:rPr>
+        <w:t>И что вы ответили?</w:t>
+      </w:r>
+    </w:p>
+    <w:p>
+      <w:pPr>
+        <w:spacing w:before="0" w:after="110" w:line="300" w:lineRule="auto"/>
+      </w:pPr>
+      <w:r>
+        <w:rPr>
+          <w:rFonts w:ascii="Times New Roman" w:hAnsi="Times New Roman" w:eastAsia="Malgun Gothic"/>
+          <w:b/>
+          <w:i w:val="0"/>
+          <w:sz w:val="22"/>
+        </w:rPr>
+        <w:t xml:space="preserve">Лёша: </w:t>
+      </w:r>
+      <w:r>
+        <w:rPr>
+          <w:rFonts w:ascii="Times New Roman" w:hAnsi="Times New Roman" w:eastAsia="Malgun Gothic"/>
+          <w:b w:val="0"/>
+          <w:i w:val="0"/>
+          <w:sz w:val="22"/>
+        </w:rPr>
+        <w:t>Что он прав и что пресс-служба у нас работает медленнее парламента. Зал смеялся. А он — нет.</w:t>
+      </w:r>
+    </w:p>
+    <w:p>
+      <w:pPr>
+        <w:spacing w:before="0" w:after="110" w:line="300" w:lineRule="auto"/>
+      </w:pPr>
+      <w:r>
+        <w:rPr>
+          <w:rFonts w:ascii="Times New Roman" w:hAnsi="Times New Roman" w:eastAsia="Malgun Gothic"/>
+          <w:b/>
+          <w:i w:val="0"/>
+          <w:sz w:val="22"/>
+        </w:rPr>
+        <w:t xml:space="preserve">Радищев: </w:t>
+      </w:r>
+      <w:r>
+        <w:rPr>
+          <w:rFonts w:ascii="Times New Roman" w:hAnsi="Times New Roman" w:eastAsia="Malgun Gothic"/>
+          <w:b w:val="0"/>
+          <w:i w:val="0"/>
+          <w:sz w:val="22"/>
+        </w:rPr>
+        <w:t>Потом он подошёл ко мне. Спросил, можно ли служить в армии и при этом спорить с министром.</w:t>
+      </w:r>
+    </w:p>
+    <w:p>
+      <w:pPr>
+        <w:spacing w:before="0" w:after="110" w:line="300" w:lineRule="auto"/>
+      </w:pPr>
+      <w:r>
+        <w:rPr>
+          <w:rFonts w:ascii="Times New Roman" w:hAnsi="Times New Roman" w:eastAsia="Malgun Gothic"/>
+          <w:b/>
+          <w:i w:val="0"/>
+          <w:sz w:val="22"/>
+        </w:rPr>
+        <w:t xml:space="preserve">Лёша: </w:t>
+      </w:r>
+      <w:r>
+        <w:rPr>
+          <w:rFonts w:ascii="Times New Roman" w:hAnsi="Times New Roman" w:eastAsia="Malgun Gothic"/>
+          <w:b w:val="0"/>
+          <w:i w:val="0"/>
+          <w:sz w:val="22"/>
+        </w:rPr>
+        <w:t>И?</w:t>
+      </w:r>
+    </w:p>
+    <w:p>
+      <w:pPr>
+        <w:spacing w:before="0" w:after="110" w:line="300" w:lineRule="auto"/>
+      </w:pPr>
+      <w:r>
+        <w:rPr>
+          <w:rFonts w:ascii="Times New Roman" w:hAnsi="Times New Roman" w:eastAsia="Malgun Gothic"/>
+          <w:b/>
+          <w:i w:val="0"/>
+          <w:sz w:val="22"/>
+        </w:rPr>
+        <w:t xml:space="preserve">Радищев: </w:t>
+      </w:r>
+      <w:r>
+        <w:rPr>
+          <w:rFonts w:ascii="Times New Roman" w:hAnsi="Times New Roman" w:eastAsia="Malgun Gothic"/>
+          <w:b w:val="0"/>
+          <w:i w:val="0"/>
+          <w:sz w:val="22"/>
+        </w:rPr>
+        <w:t xml:space="preserve">Сказал, что можно. Но только с цифрами в руках. </w:t>
+      </w:r>
+      <w:r>
+        <w:rPr>
+          <w:rFonts w:ascii="Times New Roman" w:hAnsi="Times New Roman" w:eastAsia="Malgun Gothic"/>
+          <w:b w:val="0"/>
+          <w:i/>
+          <w:color w:val="555555"/>
+          <w:sz w:val="22"/>
+        </w:rPr>
+        <w:t>(пауза)</w:t>
+      </w:r>
+      <w:r>
+        <w:rPr>
+          <w:rFonts w:ascii="Times New Roman" w:hAnsi="Times New Roman" w:eastAsia="Malgun Gothic"/>
+          <w:b w:val="0"/>
+          <w:i w:val="0"/>
+          <w:sz w:val="22"/>
+        </w:rPr>
+        <w:t xml:space="preserve"> Кажется, я цитировал Кирилла Андреевича.</w:t>
+      </w:r>
+    </w:p>
+    <w:p>
+      <w:pPr>
         <w:keepNext/>
         <w:spacing w:before="320" w:after="140"/>
       </w:pPr>
@@ -712,7 +892,7 @@
           <w:i w:val="0"/>
           <w:sz w:val="22"/>
         </w:rPr>
-        <w:t>Ответственность, которую вы уже несёте неформально каждый день последние пять лет. Пора признать это формально.</w:t>
+        <w:t>Ответственность, которую вы уже несёте неформально каждый день последние два года. Пора признать это формально.</w:t>
       </w:r>
     </w:p>
     <w:p>
@@ -782,6 +962,167 @@
           <w:sz w:val="22"/>
         </w:rPr>
         <w:t>Разумная предосторожность, Алексей Николаевич. Учли урок с молчащим каналом связи на границе.</w:t>
+      </w:r>
+    </w:p>
+    <w:p>
+      <w:pPr>
+        <w:spacing w:before="0" w:after="110" w:line="300" w:lineRule="auto"/>
+      </w:pPr>
+      <w:r>
+        <w:rPr>
+          <w:rFonts w:ascii="Times New Roman" w:hAnsi="Times New Roman" w:eastAsia="Malgun Gothic"/>
+          <w:b/>
+          <w:i w:val="0"/>
+          <w:sz w:val="22"/>
+        </w:rPr>
+        <w:t xml:space="preserve">Гребенщиков: </w:t>
+      </w:r>
+      <w:r>
+        <w:rPr>
+          <w:rFonts w:ascii="Times New Roman" w:hAnsi="Times New Roman" w:eastAsia="Malgun Gothic"/>
+          <w:b w:val="0"/>
+          <w:i w:val="0"/>
+          <w:sz w:val="22"/>
+        </w:rPr>
+        <w:t>Но предупреждаю: в Думе скажут, что вы создаёте ещё один орган, чтобы размыть ответственность.</w:t>
+      </w:r>
+    </w:p>
+    <w:p>
+      <w:pPr>
+        <w:spacing w:before="0" w:after="110" w:line="300" w:lineRule="auto"/>
+      </w:pPr>
+      <w:r>
+        <w:rPr>
+          <w:rFonts w:ascii="Times New Roman" w:hAnsi="Times New Roman" w:eastAsia="Malgun Gothic"/>
+          <w:b/>
+          <w:i w:val="0"/>
+          <w:sz w:val="22"/>
+        </w:rPr>
+        <w:t xml:space="preserve">Лёша: </w:t>
+      </w:r>
+      <w:r>
+        <w:rPr>
+          <w:rFonts w:ascii="Times New Roman" w:hAnsi="Times New Roman" w:eastAsia="Malgun Gothic"/>
+          <w:b w:val="0"/>
+          <w:i w:val="0"/>
+          <w:sz w:val="22"/>
+        </w:rPr>
+        <w:t>Пусть скажут. Ответственность остаётся на мне. Совет просто не даёт нести её в одиночку — и в темноте.</w:t>
+      </w:r>
+    </w:p>
+    <w:p>
+      <w:pPr>
+        <w:spacing w:before="0" w:after="110" w:line="300" w:lineRule="auto"/>
+      </w:pPr>
+      <w:r>
+        <w:rPr>
+          <w:rFonts w:ascii="Times New Roman" w:hAnsi="Times New Roman" w:eastAsia="Malgun Gothic"/>
+          <w:b/>
+          <w:i w:val="0"/>
+          <w:sz w:val="22"/>
+        </w:rPr>
+        <w:t xml:space="preserve">Ирина: </w:t>
+      </w:r>
+      <w:r>
+        <w:rPr>
+          <w:rFonts w:ascii="Times New Roman" w:hAnsi="Times New Roman" w:eastAsia="Malgun Gothic"/>
+          <w:b w:val="0"/>
+          <w:i w:val="0"/>
+          <w:sz w:val="22"/>
+        </w:rPr>
+        <w:t>К тому же все решения будут публичными. Размыть ответственность, когда каждое голосование записано, трудно.</w:t>
+      </w:r>
+    </w:p>
+    <w:p>
+      <w:pPr>
+        <w:spacing w:before="0" w:after="110" w:line="300" w:lineRule="auto"/>
+      </w:pPr>
+      <w:r>
+        <w:rPr>
+          <w:rFonts w:ascii="Times New Roman" w:hAnsi="Times New Roman" w:eastAsia="Malgun Gothic"/>
+          <w:b/>
+          <w:i w:val="0"/>
+          <w:sz w:val="22"/>
+        </w:rPr>
+        <w:t xml:space="preserve">Катя: </w:t>
+      </w:r>
+      <w:r>
+        <w:rPr>
+          <w:rFonts w:ascii="Times New Roman" w:hAnsi="Times New Roman" w:eastAsia="Malgun Gothic"/>
+          <w:b w:val="0"/>
+          <w:i w:val="0"/>
+          <w:sz w:val="22"/>
+        </w:rPr>
+        <w:t>А сколько времени у совета на решение? Если на границе снова начнут стрелять?</w:t>
+      </w:r>
+    </w:p>
+    <w:p>
+      <w:pPr>
+        <w:spacing w:before="0" w:after="110" w:line="300" w:lineRule="auto"/>
+      </w:pPr>
+      <w:r>
+        <w:rPr>
+          <w:rFonts w:ascii="Times New Roman" w:hAnsi="Times New Roman" w:eastAsia="Malgun Gothic"/>
+          <w:b/>
+          <w:i w:val="0"/>
+          <w:sz w:val="22"/>
+        </w:rPr>
+        <w:t xml:space="preserve">Лёша: </w:t>
+      </w:r>
+      <w:r>
+        <w:rPr>
+          <w:rFonts w:ascii="Times New Roman" w:hAnsi="Times New Roman" w:eastAsia="Malgun Gothic"/>
+          <w:b w:val="0"/>
+          <w:i w:val="0"/>
+          <w:sz w:val="22"/>
+        </w:rPr>
+        <w:t>Созыв — по видеосвязи, из любой точки, в течение часа. Заместители — на связи круглосуточно.</w:t>
+      </w:r>
+    </w:p>
+    <w:p>
+      <w:pPr>
+        <w:spacing w:before="0" w:after="110" w:line="300" w:lineRule="auto"/>
+      </w:pPr>
+      <w:r>
+        <w:rPr>
+          <w:rFonts w:ascii="Times New Roman" w:hAnsi="Times New Roman" w:eastAsia="Malgun Gothic"/>
+          <w:b/>
+          <w:i w:val="0"/>
+          <w:sz w:val="22"/>
+        </w:rPr>
+        <w:t xml:space="preserve">Радищев: </w:t>
+      </w:r>
+      <w:r>
+        <w:rPr>
+          <w:rFonts w:ascii="Times New Roman" w:hAnsi="Times New Roman" w:eastAsia="Malgun Gothic"/>
+          <w:b w:val="0"/>
+          <w:i w:val="0"/>
+          <w:sz w:val="22"/>
+        </w:rPr>
+        <w:t>Час я выдержу, Алексей Николаевич. Это не пять дней.</w:t>
+      </w:r>
+    </w:p>
+    <w:p>
+      <w:pPr>
+        <w:spacing w:before="0" w:after="110" w:line="300" w:lineRule="auto"/>
+      </w:pPr>
+      <w:r>
+        <w:rPr>
+          <w:rFonts w:ascii="Times New Roman" w:hAnsi="Times New Roman" w:eastAsia="Malgun Gothic"/>
+          <w:b/>
+          <w:i w:val="0"/>
+          <w:sz w:val="22"/>
+        </w:rPr>
+        <w:t xml:space="preserve">Лёша: </w:t>
+      </w:r>
+      <w:r>
+        <w:rPr>
+          <w:rFonts w:ascii="Times New Roman" w:hAnsi="Times New Roman" w:eastAsia="Malgun Gothic"/>
+          <w:b w:val="0"/>
+          <w:i w:val="0"/>
+          <w:sz w:val="22"/>
+        </w:rPr>
+        <w:t>Поэтому я и хочу, чтобы вы участвовали в разработке.</w:t>
       </w:r>
     </w:p>
     <w:p>
@@ -1078,6 +1419,108 @@
     </w:p>
     <w:p>
       <w:pPr>
+        <w:spacing w:before="0" w:after="110" w:line="300" w:lineRule="auto"/>
+      </w:pPr>
+      <w:r>
+        <w:rPr>
+          <w:rFonts w:ascii="Times New Roman" w:hAnsi="Times New Roman" w:eastAsia="Malgun Gothic"/>
+          <w:b/>
+          <w:i w:val="0"/>
+          <w:sz w:val="22"/>
+        </w:rPr>
+        <w:t xml:space="preserve">Лёша: </w:t>
+      </w:r>
+      <w:r>
+        <w:rPr>
+          <w:rFonts w:ascii="Times New Roman" w:hAnsi="Times New Roman" w:eastAsia="Malgun Gothic"/>
+          <w:b w:val="0"/>
+          <w:i w:val="0"/>
+          <w:sz w:val="22"/>
+        </w:rPr>
+        <w:t>Борис Игоревич, и ещё. Список заместителей в совете — возьмёте на себя? Вы лучше всех знаете, кто из военных поднимет трубку в три часа ночи.</w:t>
+      </w:r>
+    </w:p>
+    <w:p>
+      <w:pPr>
+        <w:spacing w:before="0" w:after="110" w:line="300" w:lineRule="auto"/>
+      </w:pPr>
+      <w:r>
+        <w:rPr>
+          <w:rFonts w:ascii="Times New Roman" w:hAnsi="Times New Roman" w:eastAsia="Malgun Gothic"/>
+          <w:b/>
+          <w:i w:val="0"/>
+          <w:sz w:val="22"/>
+        </w:rPr>
+        <w:t xml:space="preserve">Радищев: </w:t>
+      </w:r>
+      <w:r>
+        <w:rPr>
+          <w:rFonts w:ascii="Times New Roman" w:hAnsi="Times New Roman" w:eastAsia="Malgun Gothic"/>
+          <w:b w:val="0"/>
+          <w:i w:val="0"/>
+          <w:sz w:val="22"/>
+        </w:rPr>
+        <w:t>Возьму. И обещаю — ни одного человека, который скажет «да» только потому, что попросил я.</w:t>
+      </w:r>
+    </w:p>
+    <w:p>
+      <w:pPr>
+        <w:spacing w:before="0" w:after="110" w:line="300" w:lineRule="auto"/>
+      </w:pPr>
+      <w:r>
+        <w:rPr>
+          <w:rFonts w:ascii="Times New Roman" w:hAnsi="Times New Roman" w:eastAsia="Malgun Gothic"/>
+          <w:b/>
+          <w:i w:val="0"/>
+          <w:sz w:val="22"/>
+        </w:rPr>
+        <w:t xml:space="preserve">Ирина: </w:t>
+      </w:r>
+      <w:r>
+        <w:rPr>
+          <w:rFonts w:ascii="Times New Roman" w:hAnsi="Times New Roman" w:eastAsia="Malgun Gothic"/>
+          <w:b w:val="0"/>
+          <w:i w:val="0"/>
+          <w:sz w:val="22"/>
+        </w:rPr>
+        <w:t>Тогда включите хотя бы одного, кто с вами обычно спорит.</w:t>
+      </w:r>
+    </w:p>
+    <w:p>
+      <w:pPr>
+        <w:spacing w:before="0" w:after="110" w:line="300" w:lineRule="auto"/>
+      </w:pPr>
+      <w:r>
+        <w:rPr>
+          <w:rFonts w:ascii="Times New Roman" w:hAnsi="Times New Roman" w:eastAsia="Malgun Gothic"/>
+          <w:b/>
+          <w:i w:val="0"/>
+          <w:sz w:val="22"/>
+        </w:rPr>
+        <w:t xml:space="preserve">Радищев: </w:t>
+      </w:r>
+      <w:r>
+        <w:rPr>
+          <w:rFonts w:ascii="Times New Roman" w:hAnsi="Times New Roman" w:eastAsia="Malgun Gothic"/>
+          <w:b w:val="0"/>
+          <w:i/>
+          <w:color w:val="555555"/>
+          <w:sz w:val="22"/>
+        </w:rPr>
+        <w:t>(усмехаясь)</w:t>
+      </w:r>
+      <w:r>
+        <w:rPr>
+          <w:rFonts w:ascii="Times New Roman" w:hAnsi="Times New Roman" w:eastAsia="Malgun Gothic"/>
+          <w:b w:val="0"/>
+          <w:i w:val="0"/>
+          <w:sz w:val="22"/>
+        </w:rPr>
+        <w:t xml:space="preserve"> Таких в министерстве больше, чем вы думаете, Ирина Олеговна. Выберу самого упрямого.</w:t>
+      </w:r>
+    </w:p>
+    <w:p>
+      <w:pPr>
         <w:keepNext/>
         <w:spacing w:before="320" w:after="140"/>
       </w:pPr>
@@ -1278,6 +1721,164 @@
     </w:p>
     <w:p>
       <w:pPr>
+        <w:spacing w:before="0" w:after="110" w:line="300" w:lineRule="auto"/>
+      </w:pPr>
+      <w:r>
+        <w:rPr>
+          <w:rFonts w:ascii="Times New Roman" w:hAnsi="Times New Roman" w:eastAsia="Malgun Gothic"/>
+          <w:b/>
+          <w:i w:val="0"/>
+          <w:sz w:val="22"/>
+        </w:rPr>
+        <w:t xml:space="preserve">Вениамин: </w:t>
+      </w:r>
+      <w:r>
+        <w:rPr>
+          <w:rFonts w:ascii="Times New Roman" w:hAnsi="Times New Roman" w:eastAsia="Malgun Gothic"/>
+          <w:b w:val="0"/>
+          <w:i w:val="0"/>
+          <w:sz w:val="22"/>
+        </w:rPr>
+        <w:t>Одна практическая деталь, Алексей Николаевич. Архив должна вести служба, а не администрация. Иначе через десять лет кто-нибудь решит, что часть решений «не представляет общественного интереса».</w:t>
+      </w:r>
+    </w:p>
+    <w:p>
+      <w:pPr>
+        <w:spacing w:before="0" w:after="110" w:line="300" w:lineRule="auto"/>
+      </w:pPr>
+      <w:r>
+        <w:rPr>
+          <w:rFonts w:ascii="Times New Roman" w:hAnsi="Times New Roman" w:eastAsia="Malgun Gothic"/>
+          <w:b/>
+          <w:i w:val="0"/>
+          <w:sz w:val="22"/>
+        </w:rPr>
+        <w:t xml:space="preserve">Лёша: </w:t>
+      </w:r>
+      <w:r>
+        <w:rPr>
+          <w:rFonts w:ascii="Times New Roman" w:hAnsi="Times New Roman" w:eastAsia="Malgun Gothic"/>
+          <w:b w:val="0"/>
+          <w:i w:val="0"/>
+          <w:sz w:val="22"/>
+        </w:rPr>
+        <w:t>Согласен. Пропишем в законе.</w:t>
+      </w:r>
+    </w:p>
+    <w:p>
+      <w:pPr>
+        <w:spacing w:before="0" w:after="110" w:line="300" w:lineRule="auto"/>
+      </w:pPr>
+      <w:r>
+        <w:rPr>
+          <w:rFonts w:ascii="Times New Roman" w:hAnsi="Times New Roman" w:eastAsia="Malgun Gothic"/>
+          <w:b/>
+          <w:i w:val="0"/>
+          <w:sz w:val="22"/>
+        </w:rPr>
+        <w:t xml:space="preserve">Настя: </w:t>
+      </w:r>
+      <w:r>
+        <w:rPr>
+          <w:rFonts w:ascii="Times New Roman" w:hAnsi="Times New Roman" w:eastAsia="Malgun Gothic"/>
+          <w:b w:val="0"/>
+          <w:i w:val="0"/>
+          <w:sz w:val="22"/>
+        </w:rPr>
+        <w:t>И срок публикации — не позже месяца после решения. Секретные детали можно закрыть, но сам факт решения должен быть открыт.</w:t>
+      </w:r>
+    </w:p>
+    <w:p>
+      <w:pPr>
+        <w:spacing w:before="0" w:after="110" w:line="300" w:lineRule="auto"/>
+      </w:pPr>
+      <w:r>
+        <w:rPr>
+          <w:rFonts w:ascii="Times New Roman" w:hAnsi="Times New Roman" w:eastAsia="Malgun Gothic"/>
+          <w:b/>
+          <w:i w:val="0"/>
+          <w:sz w:val="22"/>
+        </w:rPr>
+        <w:t xml:space="preserve">Лёша: </w:t>
+      </w:r>
+      <w:r>
+        <w:rPr>
+          <w:rFonts w:ascii="Times New Roman" w:hAnsi="Times New Roman" w:eastAsia="Malgun Gothic"/>
+          <w:b w:val="0"/>
+          <w:i w:val="0"/>
+          <w:sz w:val="22"/>
+        </w:rPr>
+        <w:t>Месяц… Борис Игоревич будет против.</w:t>
+      </w:r>
+    </w:p>
+    <w:p>
+      <w:pPr>
+        <w:spacing w:before="0" w:after="110" w:line="300" w:lineRule="auto"/>
+      </w:pPr>
+      <w:r>
+        <w:rPr>
+          <w:rFonts w:ascii="Times New Roman" w:hAnsi="Times New Roman" w:eastAsia="Malgun Gothic"/>
+          <w:b/>
+          <w:i w:val="0"/>
+          <w:sz w:val="22"/>
+        </w:rPr>
+        <w:t xml:space="preserve">Радищев: </w:t>
+      </w:r>
+      <w:r>
+        <w:rPr>
+          <w:rFonts w:ascii="Times New Roman" w:hAnsi="Times New Roman" w:eastAsia="Malgun Gothic"/>
+          <w:b w:val="0"/>
+          <w:i/>
+          <w:color w:val="555555"/>
+          <w:sz w:val="22"/>
+        </w:rPr>
+        <w:t>(от двери)</w:t>
+      </w:r>
+      <w:r>
+        <w:rPr>
+          <w:rFonts w:ascii="Times New Roman" w:hAnsi="Times New Roman" w:eastAsia="Malgun Gothic"/>
+          <w:b w:val="0"/>
+          <w:i w:val="0"/>
+          <w:sz w:val="22"/>
+        </w:rPr>
+        <w:t xml:space="preserve"> Борис Игоревич не против, Алексей Николаевич. Он только попросит, чтобы секретные детали определял не он сам.</w:t>
+      </w:r>
+    </w:p>
+    <w:p>
+      <w:pPr>
+        <w:spacing w:before="0" w:after="110" w:line="300" w:lineRule="auto"/>
+      </w:pPr>
+      <w:r>
+        <w:rPr>
+          <w:rFonts w:ascii="Times New Roman" w:hAnsi="Times New Roman" w:eastAsia="Malgun Gothic"/>
+          <w:b/>
+          <w:i w:val="0"/>
+          <w:sz w:val="22"/>
+        </w:rPr>
+        <w:t xml:space="preserve">Кирилл: </w:t>
+      </w:r>
+      <w:r>
+        <w:rPr>
+          <w:rFonts w:ascii="Times New Roman" w:hAnsi="Times New Roman" w:eastAsia="Malgun Gothic"/>
+          <w:b w:val="0"/>
+          <w:i/>
+          <w:color w:val="555555"/>
+          <w:sz w:val="22"/>
+        </w:rPr>
+        <w:t>(улыбаясь)</w:t>
+      </w:r>
+      <w:r>
+        <w:rPr>
+          <w:rFonts w:ascii="Times New Roman" w:hAnsi="Times New Roman" w:eastAsia="Malgun Gothic"/>
+          <w:b w:val="0"/>
+          <w:i w:val="0"/>
+          <w:sz w:val="22"/>
+        </w:rPr>
+        <w:t xml:space="preserve"> Кажется, мы вас испортили, Борис Игоревич.</w:t>
+      </w:r>
+    </w:p>
+    <w:p>
+      <w:pPr>
         <w:keepNext/>
         <w:spacing w:before="320" w:after="140"/>
       </w:pPr>
@@ -1375,10 +1976,20 @@
         <w:rPr>
           <w:rFonts w:ascii="Times New Roman" w:hAnsi="Times New Roman" w:eastAsia="Malgun Gothic"/>
           <w:b w:val="0"/>
+          <w:i/>
+          <w:color w:val="555555"/>
+          <w:sz w:val="22"/>
+        </w:rPr>
+        <w:t>(себе)</w:t>
+      </w:r>
+      <w:r>
+        <w:rPr>
+          <w:rFonts w:ascii="Times New Roman" w:hAnsi="Times New Roman" w:eastAsia="Malgun Gothic"/>
+          <w:b w:val="0"/>
           <w:i w:val="0"/>
           <w:sz w:val="22"/>
         </w:rPr>
-        <w:t>«Нет заботы беспрерывнее и мучительнее для человека, как, оставшись свободным, сыскать поскорее того, пред кем преклониться». Я чуть не начал преклоняться перед собственным страхом, называя его необходимостью.</w:t>
+        <w:t xml:space="preserve"> Я чуть не начал склоняться перед собственным страхом, называя его необходимостью.</w:t>
       </w:r>
     </w:p>
     <w:p>
@@ -1495,6 +2106,233 @@
     </w:p>
     <w:p>
       <w:pPr>
+        <w:spacing w:before="0" w:after="110" w:line="300" w:lineRule="auto"/>
+      </w:pPr>
+      <w:r>
+        <w:rPr>
+          <w:rFonts w:ascii="Times New Roman" w:hAnsi="Times New Roman" w:eastAsia="Malgun Gothic"/>
+          <w:b/>
+          <w:i w:val="0"/>
+          <w:sz w:val="22"/>
+        </w:rPr>
+        <w:t xml:space="preserve">Ирина: </w:t>
+      </w:r>
+      <w:r>
+        <w:rPr>
+          <w:rFonts w:ascii="Times New Roman" w:hAnsi="Times New Roman" w:eastAsia="Malgun Gothic"/>
+          <w:b w:val="0"/>
+          <w:i/>
+          <w:color w:val="555555"/>
+          <w:sz w:val="22"/>
+        </w:rPr>
+        <w:t>(входя тихо)</w:t>
+      </w:r>
+      <w:r>
+        <w:rPr>
+          <w:rFonts w:ascii="Times New Roman" w:hAnsi="Times New Roman" w:eastAsia="Malgun Gothic"/>
+          <w:b w:val="0"/>
+          <w:i w:val="0"/>
+          <w:sz w:val="22"/>
+        </w:rPr>
+        <w:t xml:space="preserve"> Опять письмо?</w:t>
+      </w:r>
+    </w:p>
+    <w:p>
+      <w:pPr>
+        <w:spacing w:before="0" w:after="110" w:line="300" w:lineRule="auto"/>
+      </w:pPr>
+      <w:r>
+        <w:rPr>
+          <w:rFonts w:ascii="Times New Roman" w:hAnsi="Times New Roman" w:eastAsia="Malgun Gothic"/>
+          <w:b/>
+          <w:i w:val="0"/>
+          <w:sz w:val="22"/>
+        </w:rPr>
+        <w:t xml:space="preserve">Лёша: </w:t>
+      </w:r>
+      <w:r>
+        <w:rPr>
+          <w:rFonts w:ascii="Times New Roman" w:hAnsi="Times New Roman" w:eastAsia="Malgun Gothic"/>
+          <w:b w:val="0"/>
+          <w:i w:val="0"/>
+          <w:sz w:val="22"/>
+        </w:rPr>
+        <w:t>В последний раз. Носить его в кармане больше не нужно. Теперь оно — в законе.</w:t>
+      </w:r>
+    </w:p>
+    <w:p>
+      <w:pPr>
+        <w:spacing w:before="0" w:after="110" w:line="300" w:lineRule="auto"/>
+      </w:pPr>
+      <w:r>
+        <w:rPr>
+          <w:rFonts w:ascii="Times New Roman" w:hAnsi="Times New Roman" w:eastAsia="Malgun Gothic"/>
+          <w:b/>
+          <w:i w:val="0"/>
+          <w:sz w:val="22"/>
+        </w:rPr>
+        <w:t xml:space="preserve">Ирина: </w:t>
+      </w:r>
+      <w:r>
+        <w:rPr>
+          <w:rFonts w:ascii="Times New Roman" w:hAnsi="Times New Roman" w:eastAsia="Malgun Gothic"/>
+          <w:b w:val="0"/>
+          <w:i w:val="0"/>
+          <w:sz w:val="22"/>
+        </w:rPr>
+        <w:t>Моя копия всё равно останется висеть в кабинете. На случай, если закон кто-нибудь забудет.</w:t>
+      </w:r>
+    </w:p>
+    <w:p>
+      <w:pPr>
+        <w:spacing w:before="0" w:after="110" w:line="300" w:lineRule="auto"/>
+      </w:pPr>
+      <w:r>
+        <w:rPr>
+          <w:rFonts w:ascii="Times New Roman" w:hAnsi="Times New Roman" w:eastAsia="Malgun Gothic"/>
+          <w:b/>
+          <w:i w:val="0"/>
+          <w:sz w:val="22"/>
+        </w:rPr>
+        <w:t xml:space="preserve">Лёша: </w:t>
+      </w:r>
+      <w:r>
+        <w:rPr>
+          <w:rFonts w:ascii="Times New Roman" w:hAnsi="Times New Roman" w:eastAsia="Malgun Gothic"/>
+          <w:b w:val="0"/>
+          <w:i/>
+          <w:color w:val="555555"/>
+          <w:sz w:val="22"/>
+        </w:rPr>
+        <w:t>(улыбается)</w:t>
+      </w:r>
+      <w:r>
+        <w:rPr>
+          <w:rFonts w:ascii="Times New Roman" w:hAnsi="Times New Roman" w:eastAsia="Malgun Gothic"/>
+          <w:b w:val="0"/>
+          <w:i w:val="0"/>
+          <w:sz w:val="22"/>
+        </w:rPr>
+        <w:t xml:space="preserve"> Или я.</w:t>
+      </w:r>
+    </w:p>
+    <w:p>
+      <w:pPr>
+        <w:spacing w:before="0" w:after="110" w:line="300" w:lineRule="auto"/>
+      </w:pPr>
+      <w:r>
+        <w:rPr>
+          <w:rFonts w:ascii="Times New Roman" w:hAnsi="Times New Roman" w:eastAsia="Malgun Gothic"/>
+          <w:b/>
+          <w:i w:val="0"/>
+          <w:sz w:val="22"/>
+        </w:rPr>
+        <w:t xml:space="preserve">Ирина: </w:t>
+      </w:r>
+      <w:r>
+        <w:rPr>
+          <w:rFonts w:ascii="Times New Roman" w:hAnsi="Times New Roman" w:eastAsia="Malgun Gothic"/>
+          <w:b w:val="0"/>
+          <w:i w:val="0"/>
+          <w:sz w:val="22"/>
+        </w:rPr>
+        <w:t>Или вы.</w:t>
+      </w:r>
+    </w:p>
+    <w:p>
+      <w:pPr>
+        <w:spacing w:before="0" w:after="110" w:line="300" w:lineRule="auto"/>
+      </w:pPr>
+      <w:r>
+        <w:rPr>
+          <w:rFonts w:ascii="Times New Roman" w:hAnsi="Times New Roman" w:eastAsia="Malgun Gothic"/>
+          <w:b/>
+          <w:i w:val="0"/>
+          <w:sz w:val="22"/>
+        </w:rPr>
+        <w:t xml:space="preserve">Лёша: </w:t>
+      </w:r>
+      <w:r>
+        <w:rPr>
+          <w:rFonts w:ascii="Times New Roman" w:hAnsi="Times New Roman" w:eastAsia="Malgun Gothic"/>
+          <w:b w:val="0"/>
+          <w:i w:val="0"/>
+          <w:sz w:val="22"/>
+        </w:rPr>
+        <w:t>Ирина, а как рука?</w:t>
+      </w:r>
+    </w:p>
+    <w:p>
+      <w:pPr>
+        <w:spacing w:before="0" w:after="110" w:line="300" w:lineRule="auto"/>
+      </w:pPr>
+      <w:r>
+        <w:rPr>
+          <w:rFonts w:ascii="Times New Roman" w:hAnsi="Times New Roman" w:eastAsia="Malgun Gothic"/>
+          <w:b/>
+          <w:i w:val="0"/>
+          <w:sz w:val="22"/>
+        </w:rPr>
+        <w:t xml:space="preserve">Ирина: </w:t>
+      </w:r>
+      <w:r>
+        <w:rPr>
+          <w:rFonts w:ascii="Times New Roman" w:hAnsi="Times New Roman" w:eastAsia="Malgun Gothic"/>
+          <w:b w:val="0"/>
+          <w:i w:val="0"/>
+          <w:sz w:val="22"/>
+        </w:rPr>
+        <w:t>Реабилитацию закончила. Папку поднимаю, не морщась.</w:t>
+      </w:r>
+    </w:p>
+    <w:p>
+      <w:pPr>
+        <w:spacing w:before="0" w:after="110" w:line="300" w:lineRule="auto"/>
+      </w:pPr>
+      <w:r>
+        <w:rPr>
+          <w:rFonts w:ascii="Times New Roman" w:hAnsi="Times New Roman" w:eastAsia="Malgun Gothic"/>
+          <w:b/>
+          <w:i w:val="0"/>
+          <w:sz w:val="22"/>
+        </w:rPr>
+        <w:t xml:space="preserve">Лёша: </w:t>
+      </w:r>
+      <w:r>
+        <w:rPr>
+          <w:rFonts w:ascii="Times New Roman" w:hAnsi="Times New Roman" w:eastAsia="Malgun Gothic"/>
+          <w:b w:val="0"/>
+          <w:i w:val="0"/>
+          <w:sz w:val="22"/>
+        </w:rPr>
+        <w:t>Тогда, может быть, вернёмся к разговору о титуле?</w:t>
+      </w:r>
+    </w:p>
+    <w:p>
+      <w:pPr>
+        <w:spacing w:before="0" w:after="110" w:line="300" w:lineRule="auto"/>
+      </w:pPr>
+      <w:r>
+        <w:rPr>
+          <w:rFonts w:ascii="Times New Roman" w:hAnsi="Times New Roman" w:eastAsia="Malgun Gothic"/>
+          <w:b/>
+          <w:i w:val="0"/>
+          <w:sz w:val="22"/>
+        </w:rPr>
+        <w:t xml:space="preserve">Ирина: </w:t>
+      </w:r>
+      <w:r>
+        <w:rPr>
+          <w:rFonts w:ascii="Times New Roman" w:hAnsi="Times New Roman" w:eastAsia="Malgun Gothic"/>
+          <w:b w:val="0"/>
+          <w:i w:val="0"/>
+          <w:sz w:val="22"/>
+        </w:rPr>
+        <w:t>Сначала пусть закон пройдёт парламент. Потом поговорим. Титулы подождут — у них это хорошо получается.</w:t>
+      </w:r>
+    </w:p>
+    <w:p>
+      <w:pPr>
         <w:keepNext/>
         <w:spacing w:before="320" w:after="140"/>
       </w:pPr>
@@ -1757,7 +2595,7 @@
           <w:i w:val="0"/>
           <w:sz w:val="22"/>
         </w:rPr>
-        <w:t xml:space="preserve">Катя: </w:t>
+        <w:t xml:space="preserve">Анна: </w:t>
       </w:r>
       <w:r>
         <w:rPr>
@@ -1766,7 +2604,7 @@
           <w:i w:val="0"/>
           <w:sz w:val="22"/>
         </w:rPr>
-        <w:t>Итак, следующий этап — проведение закона через парламент, а там уже и вторая половина срока. Что дальше в повестке?</w:t>
+        <w:t>И ещё, Лёша. Отец сказал бы: «Закон — это хорошо. А теперь иди поспи».</w:t>
       </w:r>
     </w:p>
     <w:p>
@@ -1781,52 +2619,6 @@
           <w:sz w:val="22"/>
         </w:rPr>
         <w:t xml:space="preserve">Лёша: </w:t>
-      </w:r>
-      <w:r>
-        <w:rPr>
-          <w:rFonts w:ascii="Times New Roman" w:hAnsi="Times New Roman" w:eastAsia="Malgun Gothic"/>
-          <w:b w:val="0"/>
-          <w:i w:val="0"/>
-          <w:sz w:val="22"/>
-        </w:rPr>
-        <w:t>Дальше — жить с этим равновесием. Каждый день заново, не полагаясь на то, что урок этой весны останется со мной навсегда без усилий.</w:t>
-      </w:r>
-    </w:p>
-    <w:p>
-      <w:pPr>
-        <w:spacing w:before="0" w:after="110" w:line="300" w:lineRule="auto"/>
-      </w:pPr>
-      <w:r>
-        <w:rPr>
-          <w:rFonts w:ascii="Times New Roman" w:hAnsi="Times New Roman" w:eastAsia="Malgun Gothic"/>
-          <w:b/>
-          <w:i w:val="0"/>
-          <w:sz w:val="22"/>
-        </w:rPr>
-        <w:t xml:space="preserve">Ирина: </w:t>
-      </w:r>
-      <w:r>
-        <w:rPr>
-          <w:rFonts w:ascii="Times New Roman" w:hAnsi="Times New Roman" w:eastAsia="Malgun Gothic"/>
-          <w:b w:val="0"/>
-          <w:i w:val="0"/>
-          <w:sz w:val="22"/>
-        </w:rPr>
-        <w:t>С этим я могу помочь, Алексей Николаевич. Как и всегда.</w:t>
-      </w:r>
-    </w:p>
-    <w:p>
-      <w:pPr>
-        <w:spacing w:before="0" w:after="110" w:line="300" w:lineRule="auto"/>
-      </w:pPr>
-      <w:r>
-        <w:rPr>
-          <w:rFonts w:ascii="Times New Roman" w:hAnsi="Times New Roman" w:eastAsia="Malgun Gothic"/>
-          <w:b/>
-          <w:i w:val="0"/>
-          <w:sz w:val="22"/>
-        </w:rPr>
-        <w:t xml:space="preserve">Вениамин: </w:t>
       </w:r>
       <w:r>
         <w:rPr>
@@ -1836,7 +2628,7 @@
           <w:color w:val="555555"/>
           <w:sz w:val="22"/>
         </w:rPr>
-        <w:t>(с лёгкой улыбкой)</w:t>
+        <w:t>(смеётся)</w:t>
       </w:r>
       <w:r>
         <w:rPr>
@@ -1845,7 +2637,7 @@
           <w:i w:val="0"/>
           <w:sz w:val="22"/>
         </w:rPr>
-        <w:t xml:space="preserve"> Похоже, у нас теперь официальная роль в истории страны, Кирилл Андреевич. Не только в её бюджете.</w:t>
+        <w:t xml:space="preserve"> Так бы и сказал.</w:t>
       </w:r>
     </w:p>
     <w:p>
@@ -1859,7 +2651,7 @@
           <w:i w:val="0"/>
           <w:sz w:val="22"/>
         </w:rPr>
-        <w:t xml:space="preserve">Кирилл: </w:t>
+        <w:t xml:space="preserve">Анна: </w:t>
       </w:r>
       <w:r>
         <w:rPr>
@@ -1868,7 +2660,7 @@
           <w:i w:val="0"/>
           <w:sz w:val="22"/>
         </w:rPr>
-        <w:t>Скромная роль, Вениамин Олегович. Но, кажется, важная.</w:t>
+        <w:t>Вот и я говорю. Приезжай в воскресенье. И Ирину позови, если захочет.</w:t>
       </w:r>
     </w:p>
     <w:p>
@@ -1882,7 +2674,7 @@
           <w:i w:val="0"/>
           <w:sz w:val="22"/>
         </w:rPr>
-        <w:t xml:space="preserve">Настя: </w:t>
+        <w:t xml:space="preserve">Лёша: </w:t>
       </w:r>
       <w:r>
         <w:rPr>
@@ -1891,7 +2683,7 @@
           <w:i w:val="0"/>
           <w:sz w:val="22"/>
         </w:rPr>
-        <w:t>Важнее, чем мы могли представить три года назад, начиная с протекающего потолка.</w:t>
+        <w:t>Позову, мам.</w:t>
       </w:r>
     </w:p>
     <w:p>
@@ -1905,7 +2697,7 @@
           <w:i w:val="0"/>
           <w:sz w:val="22"/>
         </w:rPr>
-        <w:t xml:space="preserve">Вениамин: </w:t>
+        <w:t xml:space="preserve">Катя: </w:t>
       </w:r>
       <w:r>
         <w:rPr>
@@ -1914,7 +2706,7 @@
           <w:i w:val="0"/>
           <w:sz w:val="22"/>
         </w:rPr>
-        <w:t>Изольда Тимофеевна была бы рада увидеть, во что это всё выросло.</w:t>
+        <w:t>Итак, следующий этап — проведение закона через парламент, а там уже и вторая половина срока. Что дальше в повестке?</w:t>
       </w:r>
     </w:p>
     <w:p>
@@ -1928,7 +2720,7 @@
           <w:i w:val="0"/>
           <w:sz w:val="22"/>
         </w:rPr>
-        <w:t xml:space="preserve">Настя: </w:t>
+        <w:t xml:space="preserve">Лёша: </w:t>
       </w:r>
       <w:r>
         <w:rPr>
@@ -1937,7 +2729,7 @@
           <w:i w:val="0"/>
           <w:sz w:val="22"/>
         </w:rPr>
-        <w:t>Рада и, наверное, немного горда, хотя ни за что бы в этом не призналась вслух.</w:t>
+        <w:t>Дальше — жить с этим равновесием. Каждый день заново, не полагаясь на то, что урок этой весны останется со мной навсегда без усилий.</w:t>
       </w:r>
     </w:p>
     <w:p>
@@ -1951,7 +2743,7 @@
           <w:i w:val="0"/>
           <w:sz w:val="22"/>
         </w:rPr>
-        <w:t xml:space="preserve">Кирилл: </w:t>
+        <w:t xml:space="preserve">Ирина: </w:t>
       </w:r>
       <w:r>
         <w:rPr>
@@ -1960,7 +2752,7 @@
           <w:i w:val="0"/>
           <w:sz w:val="22"/>
         </w:rPr>
-        <w:t>Именно поэтому мы признаёмся за неё, время от времени.</w:t>
+        <w:t>С этим я могу помочь, Алексей Николаевич. Как и всегда.</w:t>
       </w:r>
     </w:p>
     <w:p>
@@ -1974,7 +2766,7 @@
           <w:i w:val="0"/>
           <w:sz w:val="22"/>
         </w:rPr>
-        <w:t xml:space="preserve">Лёша: </w:t>
+        <w:t xml:space="preserve">Вениамин: </w:t>
       </w:r>
       <w:r>
         <w:rPr>
@@ -1984,6 +2776,233 @@
           <w:color w:val="555555"/>
           <w:sz w:val="22"/>
         </w:rPr>
+        <w:t>(с лёгкой улыбкой)</w:t>
+      </w:r>
+      <w:r>
+        <w:rPr>
+          <w:rFonts w:ascii="Times New Roman" w:hAnsi="Times New Roman" w:eastAsia="Malgun Gothic"/>
+          <w:b w:val="0"/>
+          <w:i w:val="0"/>
+          <w:sz w:val="22"/>
+        </w:rPr>
+        <w:t xml:space="preserve"> Похоже, у нас теперь официальная роль в истории страны, Кирилл Андреевич. Не только в её бюджете.</w:t>
+      </w:r>
+    </w:p>
+    <w:p>
+      <w:pPr>
+        <w:spacing w:before="0" w:after="110" w:line="300" w:lineRule="auto"/>
+      </w:pPr>
+      <w:r>
+        <w:rPr>
+          <w:rFonts w:ascii="Times New Roman" w:hAnsi="Times New Roman" w:eastAsia="Malgun Gothic"/>
+          <w:b/>
+          <w:i w:val="0"/>
+          <w:sz w:val="22"/>
+        </w:rPr>
+        <w:t xml:space="preserve">Кирилл: </w:t>
+      </w:r>
+      <w:r>
+        <w:rPr>
+          <w:rFonts w:ascii="Times New Roman" w:hAnsi="Times New Roman" w:eastAsia="Malgun Gothic"/>
+          <w:b w:val="0"/>
+          <w:i w:val="0"/>
+          <w:sz w:val="22"/>
+        </w:rPr>
+        <w:t>Скромная роль, Вениамин Олегович. Но, кажется, важная.</w:t>
+      </w:r>
+    </w:p>
+    <w:p>
+      <w:pPr>
+        <w:spacing w:before="0" w:after="110" w:line="300" w:lineRule="auto"/>
+      </w:pPr>
+      <w:r>
+        <w:rPr>
+          <w:rFonts w:ascii="Times New Roman" w:hAnsi="Times New Roman" w:eastAsia="Malgun Gothic"/>
+          <w:b/>
+          <w:i w:val="0"/>
+          <w:sz w:val="22"/>
+        </w:rPr>
+        <w:t xml:space="preserve">Настя: </w:t>
+      </w:r>
+      <w:r>
+        <w:rPr>
+          <w:rFonts w:ascii="Times New Roman" w:hAnsi="Times New Roman" w:eastAsia="Malgun Gothic"/>
+          <w:b w:val="0"/>
+          <w:i w:val="0"/>
+          <w:sz w:val="22"/>
+        </w:rPr>
+        <w:t>Важнее, чем мы могли представить тогда, в комнате с протекающим потолком.</w:t>
+      </w:r>
+    </w:p>
+    <w:p>
+      <w:pPr>
+        <w:spacing w:before="0" w:after="110" w:line="300" w:lineRule="auto"/>
+      </w:pPr>
+      <w:r>
+        <w:rPr>
+          <w:rFonts w:ascii="Times New Roman" w:hAnsi="Times New Roman" w:eastAsia="Malgun Gothic"/>
+          <w:b/>
+          <w:i w:val="0"/>
+          <w:sz w:val="22"/>
+        </w:rPr>
+        <w:t xml:space="preserve">Вениамин: </w:t>
+      </w:r>
+      <w:r>
+        <w:rPr>
+          <w:rFonts w:ascii="Times New Roman" w:hAnsi="Times New Roman" w:eastAsia="Malgun Gothic"/>
+          <w:b w:val="0"/>
+          <w:i w:val="0"/>
+          <w:sz w:val="22"/>
+        </w:rPr>
+        <w:t>Изольда Тимофеевна была бы рада увидеть, во что это всё выросло.</w:t>
+      </w:r>
+    </w:p>
+    <w:p>
+      <w:pPr>
+        <w:spacing w:before="0" w:after="110" w:line="300" w:lineRule="auto"/>
+      </w:pPr>
+      <w:r>
+        <w:rPr>
+          <w:rFonts w:ascii="Times New Roman" w:hAnsi="Times New Roman" w:eastAsia="Malgun Gothic"/>
+          <w:b/>
+          <w:i w:val="0"/>
+          <w:sz w:val="22"/>
+        </w:rPr>
+        <w:t xml:space="preserve">Настя: </w:t>
+      </w:r>
+      <w:r>
+        <w:rPr>
+          <w:rFonts w:ascii="Times New Roman" w:hAnsi="Times New Roman" w:eastAsia="Malgun Gothic"/>
+          <w:b w:val="0"/>
+          <w:i w:val="0"/>
+          <w:sz w:val="22"/>
+        </w:rPr>
+        <w:t>Рада и, наверное, немного горда, хотя ни за что бы в этом не призналась вслух.</w:t>
+      </w:r>
+    </w:p>
+    <w:p>
+      <w:pPr>
+        <w:spacing w:before="0" w:after="110" w:line="300" w:lineRule="auto"/>
+      </w:pPr>
+      <w:r>
+        <w:rPr>
+          <w:rFonts w:ascii="Times New Roman" w:hAnsi="Times New Roman" w:eastAsia="Malgun Gothic"/>
+          <w:b/>
+          <w:i w:val="0"/>
+          <w:sz w:val="22"/>
+        </w:rPr>
+        <w:t xml:space="preserve">Кирилл: </w:t>
+      </w:r>
+      <w:r>
+        <w:rPr>
+          <w:rFonts w:ascii="Times New Roman" w:hAnsi="Times New Roman" w:eastAsia="Malgun Gothic"/>
+          <w:b w:val="0"/>
+          <w:i w:val="0"/>
+          <w:sz w:val="22"/>
+        </w:rPr>
+        <w:t>Именно поэтому мы признаёмся за неё, время от времени.</w:t>
+      </w:r>
+    </w:p>
+    <w:p>
+      <w:pPr>
+        <w:spacing w:before="0" w:after="110" w:line="300" w:lineRule="auto"/>
+      </w:pPr>
+      <w:r>
+        <w:rPr>
+          <w:rFonts w:ascii="Times New Roman" w:hAnsi="Times New Roman" w:eastAsia="Malgun Gothic"/>
+          <w:b/>
+          <w:i w:val="0"/>
+          <w:sz w:val="22"/>
+        </w:rPr>
+        <w:t xml:space="preserve">Вениамин: </w:t>
+      </w:r>
+      <w:r>
+        <w:rPr>
+          <w:rFonts w:ascii="Times New Roman" w:hAnsi="Times New Roman" w:eastAsia="Malgun Gothic"/>
+          <w:b w:val="0"/>
+          <w:i w:val="0"/>
+          <w:sz w:val="22"/>
+        </w:rPr>
+        <w:t>«Тридцать лет в профессии, — сказала бы она, — и ни разу не видела, чтобы президент сам себе назначил ревизора».</w:t>
+      </w:r>
+    </w:p>
+    <w:p>
+      <w:pPr>
+        <w:spacing w:before="0" w:after="110" w:line="300" w:lineRule="auto"/>
+      </w:pPr>
+      <w:r>
+        <w:rPr>
+          <w:rFonts w:ascii="Times New Roman" w:hAnsi="Times New Roman" w:eastAsia="Malgun Gothic"/>
+          <w:b/>
+          <w:i w:val="0"/>
+          <w:sz w:val="22"/>
+        </w:rPr>
+        <w:t xml:space="preserve">Настя: </w:t>
+      </w:r>
+      <w:r>
+        <w:rPr>
+          <w:rFonts w:ascii="Times New Roman" w:hAnsi="Times New Roman" w:eastAsia="Malgun Gothic"/>
+          <w:b w:val="0"/>
+          <w:i w:val="0"/>
+          <w:sz w:val="22"/>
+        </w:rPr>
+        <w:t>А потом добавила бы: «Голубки, не зазнавайтесь».</w:t>
+      </w:r>
+    </w:p>
+    <w:p>
+      <w:pPr>
+        <w:spacing w:before="0" w:after="110" w:line="300" w:lineRule="auto"/>
+      </w:pPr>
+      <w:r>
+        <w:rPr>
+          <w:rFonts w:ascii="Times New Roman" w:hAnsi="Times New Roman" w:eastAsia="Malgun Gothic"/>
+          <w:b/>
+          <w:i w:val="0"/>
+          <w:sz w:val="22"/>
+        </w:rPr>
+        <w:t xml:space="preserve">Кирилл: </w:t>
+      </w:r>
+      <w:r>
+        <w:rPr>
+          <w:rFonts w:ascii="Times New Roman" w:hAnsi="Times New Roman" w:eastAsia="Malgun Gothic"/>
+          <w:b w:val="0"/>
+          <w:i/>
+          <w:color w:val="555555"/>
+          <w:sz w:val="22"/>
+        </w:rPr>
+        <w:t>(краснея)</w:t>
+      </w:r>
+      <w:r>
+        <w:rPr>
+          <w:rFonts w:ascii="Times New Roman" w:hAnsi="Times New Roman" w:eastAsia="Malgun Gothic"/>
+          <w:b w:val="0"/>
+          <w:i w:val="0"/>
+          <w:sz w:val="22"/>
+        </w:rPr>
+        <w:t xml:space="preserve"> Добавила бы.</w:t>
+      </w:r>
+    </w:p>
+    <w:p>
+      <w:pPr>
+        <w:spacing w:before="0" w:after="110" w:line="300" w:lineRule="auto"/>
+      </w:pPr>
+      <w:r>
+        <w:rPr>
+          <w:rFonts w:ascii="Times New Roman" w:hAnsi="Times New Roman" w:eastAsia="Malgun Gothic"/>
+          <w:b/>
+          <w:i w:val="0"/>
+          <w:sz w:val="22"/>
+        </w:rPr>
+        <w:t xml:space="preserve">Лёша: </w:t>
+      </w:r>
+      <w:r>
+        <w:rPr>
+          <w:rFonts w:ascii="Times New Roman" w:hAnsi="Times New Roman" w:eastAsia="Malgun Gothic"/>
+          <w:b w:val="0"/>
+          <w:i/>
+          <w:color w:val="555555"/>
+          <w:sz w:val="22"/>
+        </w:rPr>
         <w:t>(глядя на всех собравшихся)</w:t>
       </w:r>
       <w:r>
@@ -2171,29 +3190,6 @@
           <w:sz w:val="22"/>
         </w:rPr>
         <w:t xml:space="preserve"> — 3화의 심야 독백에서 비상대권 법안을 밀어냈던 구절을, 장면 5에서 료샤가 결론으로 되풀이한다. 이번에는 거부가 아니라 스스로 권한을 묶는 「위기결정위원회」 법으로 완결된다.</w:t>
-      </w:r>
-    </w:p>
-    <w:p>
-      <w:pPr>
-        <w:spacing w:before="0" w:after="120"/>
-      </w:pPr>
-      <w:r>
-        <w:rPr>
-          <w:rFonts w:ascii="Times New Roman" w:hAnsi="Times New Roman" w:eastAsia="Malgun Gothic"/>
-          <w:b/>
-          <w:i w:val="0"/>
-          <w:sz w:val="22"/>
-        </w:rPr>
-        <w:t>Достоевский, «Братья Карамазовы» (Великий инквизитор): «Нет заботы беспрерывнее и мучительнее для человека, как, оставшись свободным, сыскать поскорее того, пред кем преклониться»</w:t>
-      </w:r>
-      <w:r>
-        <w:rPr>
-          <w:rFonts w:ascii="Times New Roman" w:hAnsi="Times New Roman" w:eastAsia="Malgun Gothic"/>
-          <w:b w:val="0"/>
-          <w:i w:val="0"/>
-          <w:sz w:val="22"/>
-        </w:rPr>
-        <w:t xml:space="preserve"> — 9화에서 처음 떠올린 대심문관의 말을 장면 5에서 다시 인용하며, 료샤는 두려움이 아니라 진실 앞에 서기로 한 결심을 굳힌다.</w:t>
       </w:r>
     </w:p>
     <w:p>

--- a/러시아 인권변호사/7부/7부_12화_새로운_균형.docx
+++ b/러시아 인권변호사/7부/7부_12화_새로운_균형.docx
@@ -3204,7 +3204,7 @@
           <w:color w:val="555555"/>
           <w:sz w:val="22"/>
         </w:rPr>
-        <w:t>[12화 끝 — 다음 화 예고: 8부 1화 「임기 후반의 시작」, 위기결정위원회 법이 통과된 뒤 두 번째 임기의 반환점에 선 료샤가 대통령 권한을 스스로 줄이는 「권력의 한계」 패키지를 구상한다.]</w:t>
+        <w:t>[12화 끝 — 다음 화 예고: 8부 1화 「권력의 한계」, 위기결정위원회 법이 의회를 통과한 직후, 두 번째 임기 첫해의 료샤가 대통령 권한을 스스로 줄이는 「권력의 한계」 패키지를 구상한다.]</w:t>
       </w:r>
     </w:p>
     <w:sectPr>

--- a/러시아 인권변호사/7부/7부_12화_새로운_균형.docx
+++ b/러시아 인권변호사/7부/7부_12화_새로운_균형.docx
@@ -2706,7 +2706,7 @@
           <w:i w:val="0"/>
           <w:sz w:val="22"/>
         </w:rPr>
-        <w:t>Итак, следующий этап — проведение закона через парламент, а там уже и вторая половина срока. Что дальше в повестке?</w:t>
+        <w:t>Итак, следующий этап — проведение закона через парламент, а там и первый год срока подходит к концу. Что дальше в повестке?</w:t>
       </w:r>
     </w:p>
     <w:p>
@@ -3189,7 +3189,7 @@
           <w:i w:val="0"/>
           <w:sz w:val="22"/>
         </w:rPr>
-        <w:t xml:space="preserve"> — 3화의 심야 독백에서 비상대권 법안을 밀어냈던 구절을, 장면 5에서 료샤가 결론으로 되풀이한다. 이번에는 거부가 아니라 스스로 권한을 묶는 「위기결정위원회」 법으로 완결된다.</w:t>
+        <w:t xml:space="preserve"> — 한국어 해설: 3화의 심야 독백에서 비상대권 법안을 밀어냈던 구절을, 장면 5에서 료샤가 결론으로 되풀이한다. 이번에는 거부가 아니라 스스로 권한을 묶는 「위기결정위원회」 법으로 완결된다.</w:t>
       </w:r>
     </w:p>
     <w:p>

--- a/러시아 인권변호사/7부/7부_12화_새로운_균형.docx
+++ b/러시아 인권변호사/7부/7부_12화_새로운_균형.docx
@@ -36,7 +36,7 @@
           <w:i w:val="0"/>
           <w:sz w:val="22"/>
         </w:rPr>
-        <w:t>알렉세이 “료샤” 오를로프(대통령) / 이리나 올레고브나 마르첸코(대통령 최측근 참모) / 카탸 리시나(일정·전략 총괄) / 보리스 이고레비치 라디셰프(국방장관) / 아나톨리 빅토로비치 그레벤시코프(정치 전략가) / 키릴 안드레예비치(국가재정투명성청장) / 아나스타시야(나스탸) 드미트리예브나(국가재정투명성청 공동 책임자) / 베니아민 올레고비치(포렌식 회계사) / 안나 미하일로브나 오를로바(료샤의 어머니, 전화)</w:t>
+        <w:t>알렉세이 “료샤” 오를로프(대통령) / 이리나 올레고브나 마르첸코(대통령 최측근 참모) / 카탸 리시나(일정·전략 총괄) / 보리스 이고레비치 라디셰프(국방장관) / 아나톨리 빅토로비치 그레벤시코프(정치 전략가) / 키릴 안드레예비치(국가재정투명성청장) / 아나스타시야(나스탸) 드미트리예브나(국가재정투명성청 공동 책임자) / 베니아민 올레고비치(포렌식 회계사) / 안나 미하일로브나 오를로바(료샤의 어머니, 전화) / 알레브티나 바디모브나(국경 마을 학교 교장) / 류보피 마르코브나(학교 식당 조리사) / 니키포르 마트베예비치(마을 주민) / 미탸(학생)</w:t>
       </w:r>
     </w:p>
     <w:p>
@@ -78,22 +78,13 @@
           <w:color w:val="1F3864"/>
           <w:sz w:val="26"/>
         </w:rPr>
-        <w:t>장면 1 — 국경지역 순회 이후</w:t>
+        <w:t>장면 1 — 순회 마지막 날, 국경 마을 학교 식당</w:t>
       </w:r>
     </w:p>
     <w:p>
       <w:pPr>
         <w:spacing w:before="0" w:after="110" w:line="300" w:lineRule="auto"/>
       </w:pPr>
-      <w:r>
-        <w:rPr>
-          <w:rFonts w:ascii="Times New Roman" w:hAnsi="Times New Roman" w:eastAsia="Malgun Gothic"/>
-          <w:b/>
-          <w:i w:val="0"/>
-          <w:sz w:val="22"/>
-        </w:rPr>
-        <w:t xml:space="preserve">Лёша: </w:t>
-      </w:r>
       <w:r>
         <w:rPr>
           <w:rFonts w:ascii="Times New Roman" w:hAnsi="Times New Roman" w:eastAsia="Malgun Gothic"/>
@@ -102,16 +93,7 @@
           <w:color w:val="555555"/>
           <w:sz w:val="22"/>
         </w:rPr>
-        <w:t>(вернувшись из поездки)</w:t>
-      </w:r>
-      <w:r>
-        <w:rPr>
-          <w:rFonts w:ascii="Times New Roman" w:hAnsi="Times New Roman" w:eastAsia="Malgun Gothic"/>
-          <w:b w:val="0"/>
-          <w:i w:val="0"/>
-          <w:sz w:val="22"/>
-        </w:rPr>
-        <w:t xml:space="preserve"> Люди там боятся, Ирина. Реально боятся, каждый день.</w:t>
+        <w:t>(Последний день поездки. Приграничный посёлок, сельская школа, большая перемена. Директор ведёт Лёшу и Радищева по коридору; охрана держится у дверей.)</w:t>
       </w:r>
     </w:p>
     <w:p>
@@ -125,7 +107,7 @@
           <w:i w:val="0"/>
           <w:sz w:val="22"/>
         </w:rPr>
-        <w:t xml:space="preserve">Ирина: </w:t>
+        <w:t xml:space="preserve">Алевтина Вадимовна: </w:t>
       </w:r>
       <w:r>
         <w:rPr>
@@ -134,7 +116,7 @@
           <w:i w:val="0"/>
           <w:sz w:val="22"/>
         </w:rPr>
-        <w:t>Что они говорили?</w:t>
+        <w:t>Сюда, пожалуйста. Осторожно, тут ступенька — все спотыкаются.</w:t>
       </w:r>
     </w:p>
     <w:p>
@@ -157,7 +139,7 @@
           <w:i w:val="0"/>
           <w:sz w:val="22"/>
         </w:rPr>
-        <w:t>Одна женщина спросила меня прямо — «Вы уверены, что снова не решите всё в одиночку в следующий раз?» Не знал, что ответить сразу.</w:t>
+        <w:t>Спасибо. А ремонт у вас давно был?</w:t>
       </w:r>
     </w:p>
     <w:p>
@@ -171,7 +153,7 @@
           <w:i w:val="0"/>
           <w:sz w:val="22"/>
         </w:rPr>
-        <w:t xml:space="preserve">Ирина: </w:t>
+        <w:t xml:space="preserve">Алевтина Вадимовна: </w:t>
       </w:r>
       <w:r>
         <w:rPr>
@@ -180,44 +162,7 @@
           <w:i w:val="0"/>
           <w:sz w:val="22"/>
         </w:rPr>
-        <w:t>А что ответили в итоге?</w:t>
-      </w:r>
-    </w:p>
-    <w:p>
-      <w:pPr>
-        <w:spacing w:before="0" w:after="110" w:line="300" w:lineRule="auto"/>
-      </w:pPr>
-      <w:r>
-        <w:rPr>
-          <w:rFonts w:ascii="Times New Roman" w:hAnsi="Times New Roman" w:eastAsia="Malgun Gothic"/>
-          <w:b/>
-          <w:i w:val="0"/>
-          <w:sz w:val="22"/>
-        </w:rPr>
-        <w:t xml:space="preserve">Лёша: </w:t>
-      </w:r>
-      <w:r>
-        <w:rPr>
-          <w:rFonts w:ascii="Times New Roman" w:hAnsi="Times New Roman" w:eastAsia="Malgun Gothic"/>
-          <w:b w:val="0"/>
-          <w:i w:val="0"/>
-          <w:sz w:val="22"/>
-        </w:rPr>
-        <w:t>Сказал правду. Что не уверен на сто процентов в себе, но уверен в системе, которую мы теперь строим вокруг этой неуверенности.</w:t>
-      </w:r>
-    </w:p>
-    <w:p>
-      <w:pPr>
-        <w:spacing w:before="0" w:after="110" w:line="300" w:lineRule="auto"/>
-      </w:pPr>
-      <w:r>
-        <w:rPr>
-          <w:rFonts w:ascii="Times New Roman" w:hAnsi="Times New Roman" w:eastAsia="Malgun Gothic"/>
-          <w:b/>
-          <w:i w:val="0"/>
-          <w:sz w:val="22"/>
-        </w:rPr>
-        <w:t xml:space="preserve">Радищев: </w:t>
+        <w:t xml:space="preserve">Ремонт? </w:t>
       </w:r>
       <w:r>
         <w:rPr>
@@ -227,7 +172,7 @@
           <w:color w:val="555555"/>
           <w:sz w:val="22"/>
         </w:rPr>
-        <w:t>(присутствуя)</w:t>
+        <w:t>(смеётся)</w:t>
       </w:r>
       <w:r>
         <w:rPr>
@@ -236,7 +181,7 @@
           <w:i w:val="0"/>
           <w:sz w:val="22"/>
         </w:rPr>
-        <w:t xml:space="preserve"> Честный ответ, Алексей Николаевич. Более честный, чем многие политические обещания.</w:t>
+        <w:t xml:space="preserve"> Окна поменяли, крышу обещают. Который год уже обещают.</w:t>
       </w:r>
     </w:p>
     <w:p>
@@ -250,7 +195,7 @@
           <w:i w:val="0"/>
           <w:sz w:val="22"/>
         </w:rPr>
-        <w:t xml:space="preserve">Катя: </w:t>
+        <w:t xml:space="preserve">Радищев: </w:t>
       </w:r>
       <w:r>
         <w:rPr>
@@ -259,7 +204,7 @@
           <w:i w:val="0"/>
           <w:sz w:val="22"/>
         </w:rPr>
-        <w:t>Как прошла остальная часть поездки?</w:t>
+        <w:t>Знакомая песня.</w:t>
       </w:r>
     </w:p>
     <w:p>
@@ -273,7 +218,7 @@
           <w:i w:val="0"/>
           <w:sz w:val="22"/>
         </w:rPr>
-        <w:t xml:space="preserve">Лёша: </w:t>
+        <w:t xml:space="preserve">Алевтина Вадимовна: </w:t>
       </w:r>
       <w:r>
         <w:rPr>
@@ -282,7 +227,7 @@
           <w:i w:val="0"/>
           <w:sz w:val="22"/>
         </w:rPr>
-        <w:t>Тяжело, но правильно. Люди хотели, чтобы их услышали, не обязательно чтобы им что-то обещали.</w:t>
+        <w:t>Вот-вот. Ну, раз по времени обед — проходите в столовую. Не побрезгуете с детьми поесть?</w:t>
       </w:r>
     </w:p>
     <w:p>
@@ -296,7 +241,7 @@
           <w:i w:val="0"/>
           <w:sz w:val="22"/>
         </w:rPr>
-        <w:t xml:space="preserve">Радищев: </w:t>
+        <w:t xml:space="preserve">Лёша: </w:t>
       </w:r>
       <w:r>
         <w:rPr>
@@ -305,353 +250,13 @@
           <w:i w:val="0"/>
           <w:sz w:val="22"/>
         </w:rPr>
-        <w:t>Заметил то же самое. Впервые за долгое время видел, как местные жители разговаривают с военным не как с угрозой, а как с человеком, готовым слушать.</w:t>
+        <w:t>С удовольствием. Мы с утра на ногах.</w:t>
       </w:r>
     </w:p>
     <w:p>
       <w:pPr>
         <w:spacing w:before="0" w:after="110" w:line="300" w:lineRule="auto"/>
       </w:pPr>
-      <w:r>
-        <w:rPr>
-          <w:rFonts w:ascii="Times New Roman" w:hAnsi="Times New Roman" w:eastAsia="Malgun Gothic"/>
-          <w:b/>
-          <w:i w:val="0"/>
-          <w:sz w:val="22"/>
-        </w:rPr>
-        <w:t xml:space="preserve">Лёша: </w:t>
-      </w:r>
-      <w:r>
-        <w:rPr>
-          <w:rFonts w:ascii="Times New Roman" w:hAnsi="Times New Roman" w:eastAsia="Malgun Gothic"/>
-          <w:b w:val="0"/>
-          <w:i w:val="0"/>
-          <w:sz w:val="22"/>
-        </w:rPr>
-        <w:t>Возможно, это тоже часть того урока, что мы вынесли из этой весны.</w:t>
-      </w:r>
-    </w:p>
-    <w:p>
-      <w:pPr>
-        <w:spacing w:before="0" w:after="110" w:line="300" w:lineRule="auto"/>
-      </w:pPr>
-      <w:r>
-        <w:rPr>
-          <w:rFonts w:ascii="Times New Roman" w:hAnsi="Times New Roman" w:eastAsia="Malgun Gothic"/>
-          <w:b/>
-          <w:i w:val="0"/>
-          <w:sz w:val="22"/>
-        </w:rPr>
-        <w:t xml:space="preserve">Ирина: </w:t>
-      </w:r>
-      <w:r>
-        <w:rPr>
-          <w:rFonts w:ascii="Times New Roman" w:hAnsi="Times New Roman" w:eastAsia="Malgun Gothic"/>
-          <w:b w:val="0"/>
-          <w:i w:val="0"/>
-          <w:sz w:val="22"/>
-        </w:rPr>
-        <w:t>Встретили ли вы семью погибшего солдата?</w:t>
-      </w:r>
-    </w:p>
-    <w:p>
-      <w:pPr>
-        <w:spacing w:before="0" w:after="110" w:line="300" w:lineRule="auto"/>
-      </w:pPr>
-      <w:r>
-        <w:rPr>
-          <w:rFonts w:ascii="Times New Roman" w:hAnsi="Times New Roman" w:eastAsia="Malgun Gothic"/>
-          <w:b/>
-          <w:i w:val="0"/>
-          <w:sz w:val="22"/>
-        </w:rPr>
-        <w:t xml:space="preserve">Лёша: </w:t>
-      </w:r>
-      <w:r>
-        <w:rPr>
-          <w:rFonts w:ascii="Times New Roman" w:hAnsi="Times New Roman" w:eastAsia="Malgun Gothic"/>
-          <w:b w:val="0"/>
-          <w:i w:val="0"/>
-          <w:sz w:val="22"/>
-        </w:rPr>
-        <w:t>Встретил. Тяжелейший разговор за весь срок. Мать спросила, стоила ли его жизнь того выбора, что я сделал в ту ночь.</w:t>
-      </w:r>
-    </w:p>
-    <w:p>
-      <w:pPr>
-        <w:spacing w:before="0" w:after="110" w:line="300" w:lineRule="auto"/>
-      </w:pPr>
-      <w:r>
-        <w:rPr>
-          <w:rFonts w:ascii="Times New Roman" w:hAnsi="Times New Roman" w:eastAsia="Malgun Gothic"/>
-          <w:b/>
-          <w:i w:val="0"/>
-          <w:sz w:val="22"/>
-        </w:rPr>
-        <w:t xml:space="preserve">Ирина: </w:t>
-      </w:r>
-      <w:r>
-        <w:rPr>
-          <w:rFonts w:ascii="Times New Roman" w:hAnsi="Times New Roman" w:eastAsia="Malgun Gothic"/>
-          <w:b w:val="0"/>
-          <w:i w:val="0"/>
-          <w:sz w:val="22"/>
-        </w:rPr>
-        <w:t>Что вы ответили?</w:t>
-      </w:r>
-    </w:p>
-    <w:p>
-      <w:pPr>
-        <w:spacing w:before="0" w:after="110" w:line="300" w:lineRule="auto"/>
-      </w:pPr>
-      <w:r>
-        <w:rPr>
-          <w:rFonts w:ascii="Times New Roman" w:hAnsi="Times New Roman" w:eastAsia="Malgun Gothic"/>
-          <w:b/>
-          <w:i w:val="0"/>
-          <w:sz w:val="22"/>
-        </w:rPr>
-        <w:t xml:space="preserve">Лёша: </w:t>
-      </w:r>
-      <w:r>
-        <w:rPr>
-          <w:rFonts w:ascii="Times New Roman" w:hAnsi="Times New Roman" w:eastAsia="Malgun Gothic"/>
-          <w:b w:val="0"/>
-          <w:i w:val="0"/>
-          <w:sz w:val="22"/>
-        </w:rPr>
-        <w:t>Что не знаю ответа, который облегчил бы её боль. Знаю только, что сделаю всё, чтобы решения, принятые после той ночи, защищали следующих солдат лучше.</w:t>
-      </w:r>
-    </w:p>
-    <w:p>
-      <w:pPr>
-        <w:spacing w:before="0" w:after="110" w:line="300" w:lineRule="auto"/>
-      </w:pPr>
-      <w:r>
-        <w:rPr>
-          <w:rFonts w:ascii="Times New Roman" w:hAnsi="Times New Roman" w:eastAsia="Malgun Gothic"/>
-          <w:b/>
-          <w:i w:val="0"/>
-          <w:sz w:val="22"/>
-        </w:rPr>
-        <w:t xml:space="preserve">Радищев: </w:t>
-      </w:r>
-      <w:r>
-        <w:rPr>
-          <w:rFonts w:ascii="Times New Roman" w:hAnsi="Times New Roman" w:eastAsia="Malgun Gothic"/>
-          <w:b w:val="0"/>
-          <w:i w:val="0"/>
-          <w:sz w:val="22"/>
-        </w:rPr>
-        <w:t>А в соседнем посёлке мы застали возвращение сержанта. Обмен прошёл в субботу. Он первым делом спросил, правда ли, что из-за него не начали войну.</w:t>
-      </w:r>
-    </w:p>
-    <w:p>
-      <w:pPr>
-        <w:spacing w:before="0" w:after="110" w:line="300" w:lineRule="auto"/>
-      </w:pPr>
-      <w:r>
-        <w:rPr>
-          <w:rFonts w:ascii="Times New Roman" w:hAnsi="Times New Roman" w:eastAsia="Malgun Gothic"/>
-          <w:b/>
-          <w:i w:val="0"/>
-          <w:sz w:val="22"/>
-        </w:rPr>
-        <w:t xml:space="preserve">Лёша: </w:t>
-      </w:r>
-      <w:r>
-        <w:rPr>
-          <w:rFonts w:ascii="Times New Roman" w:hAnsi="Times New Roman" w:eastAsia="Malgun Gothic"/>
-          <w:b w:val="0"/>
-          <w:i w:val="0"/>
-          <w:sz w:val="22"/>
-        </w:rPr>
-        <w:t>И что вы ему сказали, Борис Игоревич?</w:t>
-      </w:r>
-    </w:p>
-    <w:p>
-      <w:pPr>
-        <w:spacing w:before="0" w:after="110" w:line="300" w:lineRule="auto"/>
-      </w:pPr>
-      <w:r>
-        <w:rPr>
-          <w:rFonts w:ascii="Times New Roman" w:hAnsi="Times New Roman" w:eastAsia="Malgun Gothic"/>
-          <w:b/>
-          <w:i w:val="0"/>
-          <w:sz w:val="22"/>
-        </w:rPr>
-        <w:t xml:space="preserve">Радищев: </w:t>
-      </w:r>
-      <w:r>
-        <w:rPr>
-          <w:rFonts w:ascii="Times New Roman" w:hAnsi="Times New Roman" w:eastAsia="Malgun Gothic"/>
-          <w:b w:val="0"/>
-          <w:i w:val="0"/>
-          <w:sz w:val="22"/>
-        </w:rPr>
-        <w:t>Что войну не начали не из-за него, а ради таких, как он. Кажется, впервые сам в это поверил.</w:t>
-      </w:r>
-    </w:p>
-    <w:p>
-      <w:pPr>
-        <w:spacing w:before="0" w:after="110" w:line="300" w:lineRule="auto"/>
-      </w:pPr>
-      <w:r>
-        <w:rPr>
-          <w:rFonts w:ascii="Times New Roman" w:hAnsi="Times New Roman" w:eastAsia="Malgun Gothic"/>
-          <w:b/>
-          <w:i w:val="0"/>
-          <w:sz w:val="22"/>
-        </w:rPr>
-        <w:t xml:space="preserve">Катя: </w:t>
-      </w:r>
-      <w:r>
-        <w:rPr>
-          <w:rFonts w:ascii="Times New Roman" w:hAnsi="Times New Roman" w:eastAsia="Malgun Gothic"/>
-          <w:b w:val="0"/>
-          <w:i w:val="0"/>
-          <w:sz w:val="22"/>
-        </w:rPr>
-        <w:t>А молодёжь? Валентина Игоревна говорила, что в приграничье молодые поддержали нас больше всех.</w:t>
-      </w:r>
-    </w:p>
-    <w:p>
-      <w:pPr>
-        <w:spacing w:before="0" w:after="110" w:line="300" w:lineRule="auto"/>
-      </w:pPr>
-      <w:r>
-        <w:rPr>
-          <w:rFonts w:ascii="Times New Roman" w:hAnsi="Times New Roman" w:eastAsia="Malgun Gothic"/>
-          <w:b/>
-          <w:i w:val="0"/>
-          <w:sz w:val="22"/>
-        </w:rPr>
-        <w:t xml:space="preserve">Лёша: </w:t>
-      </w:r>
-      <w:r>
-        <w:rPr>
-          <w:rFonts w:ascii="Times New Roman" w:hAnsi="Times New Roman" w:eastAsia="Malgun Gothic"/>
-          <w:b w:val="0"/>
-          <w:i w:val="0"/>
-          <w:sz w:val="22"/>
-        </w:rPr>
-        <w:t>Поддержали — и спрашивали жёстче всех. Один парень в техникуме спросил, почему о ночном заседании он узнал из соцсетей раньше, чем из официальных новостей.</w:t>
-      </w:r>
-    </w:p>
-    <w:p>
-      <w:pPr>
-        <w:spacing w:before="0" w:after="110" w:line="300" w:lineRule="auto"/>
-      </w:pPr>
-      <w:r>
-        <w:rPr>
-          <w:rFonts w:ascii="Times New Roman" w:hAnsi="Times New Roman" w:eastAsia="Malgun Gothic"/>
-          <w:b/>
-          <w:i w:val="0"/>
-          <w:sz w:val="22"/>
-        </w:rPr>
-        <w:t xml:space="preserve">Ирина: </w:t>
-      </w:r>
-      <w:r>
-        <w:rPr>
-          <w:rFonts w:ascii="Times New Roman" w:hAnsi="Times New Roman" w:eastAsia="Malgun Gothic"/>
-          <w:b w:val="0"/>
-          <w:i w:val="0"/>
-          <w:sz w:val="22"/>
-        </w:rPr>
-        <w:t>И что вы ответили?</w:t>
-      </w:r>
-    </w:p>
-    <w:p>
-      <w:pPr>
-        <w:spacing w:before="0" w:after="110" w:line="300" w:lineRule="auto"/>
-      </w:pPr>
-      <w:r>
-        <w:rPr>
-          <w:rFonts w:ascii="Times New Roman" w:hAnsi="Times New Roman" w:eastAsia="Malgun Gothic"/>
-          <w:b/>
-          <w:i w:val="0"/>
-          <w:sz w:val="22"/>
-        </w:rPr>
-        <w:t xml:space="preserve">Лёша: </w:t>
-      </w:r>
-      <w:r>
-        <w:rPr>
-          <w:rFonts w:ascii="Times New Roman" w:hAnsi="Times New Roman" w:eastAsia="Malgun Gothic"/>
-          <w:b w:val="0"/>
-          <w:i w:val="0"/>
-          <w:sz w:val="22"/>
-        </w:rPr>
-        <w:t>Что он прав и что пресс-служба у нас работает медленнее парламента. Зал смеялся. А он — нет.</w:t>
-      </w:r>
-    </w:p>
-    <w:p>
-      <w:pPr>
-        <w:spacing w:before="0" w:after="110" w:line="300" w:lineRule="auto"/>
-      </w:pPr>
-      <w:r>
-        <w:rPr>
-          <w:rFonts w:ascii="Times New Roman" w:hAnsi="Times New Roman" w:eastAsia="Malgun Gothic"/>
-          <w:b/>
-          <w:i w:val="0"/>
-          <w:sz w:val="22"/>
-        </w:rPr>
-        <w:t xml:space="preserve">Радищев: </w:t>
-      </w:r>
-      <w:r>
-        <w:rPr>
-          <w:rFonts w:ascii="Times New Roman" w:hAnsi="Times New Roman" w:eastAsia="Malgun Gothic"/>
-          <w:b w:val="0"/>
-          <w:i w:val="0"/>
-          <w:sz w:val="22"/>
-        </w:rPr>
-        <w:t>Потом он подошёл ко мне. Спросил, можно ли служить в армии и при этом спорить с министром.</w:t>
-      </w:r>
-    </w:p>
-    <w:p>
-      <w:pPr>
-        <w:spacing w:before="0" w:after="110" w:line="300" w:lineRule="auto"/>
-      </w:pPr>
-      <w:r>
-        <w:rPr>
-          <w:rFonts w:ascii="Times New Roman" w:hAnsi="Times New Roman" w:eastAsia="Malgun Gothic"/>
-          <w:b/>
-          <w:i w:val="0"/>
-          <w:sz w:val="22"/>
-        </w:rPr>
-        <w:t xml:space="preserve">Лёша: </w:t>
-      </w:r>
-      <w:r>
-        <w:rPr>
-          <w:rFonts w:ascii="Times New Roman" w:hAnsi="Times New Roman" w:eastAsia="Malgun Gothic"/>
-          <w:b w:val="0"/>
-          <w:i w:val="0"/>
-          <w:sz w:val="22"/>
-        </w:rPr>
-        <w:t>И?</w:t>
-      </w:r>
-    </w:p>
-    <w:p>
-      <w:pPr>
-        <w:spacing w:before="0" w:after="110" w:line="300" w:lineRule="auto"/>
-      </w:pPr>
-      <w:r>
-        <w:rPr>
-          <w:rFonts w:ascii="Times New Roman" w:hAnsi="Times New Roman" w:eastAsia="Malgun Gothic"/>
-          <w:b/>
-          <w:i w:val="0"/>
-          <w:sz w:val="22"/>
-        </w:rPr>
-        <w:t xml:space="preserve">Радищев: </w:t>
-      </w:r>
-      <w:r>
-        <w:rPr>
-          <w:rFonts w:ascii="Times New Roman" w:hAnsi="Times New Roman" w:eastAsia="Malgun Gothic"/>
-          <w:b w:val="0"/>
-          <w:i w:val="0"/>
-          <w:sz w:val="22"/>
-        </w:rPr>
-        <w:t xml:space="preserve">Сказал, что можно. Но только с цифрами в руках. </w:t>
-      </w:r>
       <w:r>
         <w:rPr>
           <w:rFonts w:ascii="Times New Roman" w:hAnsi="Times New Roman" w:eastAsia="Malgun Gothic"/>
@@ -660,32 +265,30 @@
           <w:color w:val="555555"/>
           <w:sz w:val="22"/>
         </w:rPr>
-        <w:t>(пауза)</w:t>
-      </w:r>
-      <w:r>
-        <w:rPr>
-          <w:rFonts w:ascii="Times New Roman" w:hAnsi="Times New Roman" w:eastAsia="Malgun Gothic"/>
-          <w:b w:val="0"/>
-          <w:i w:val="0"/>
-          <w:sz w:val="22"/>
-        </w:rPr>
-        <w:t xml:space="preserve"> Кажется, я цитировал Кирилла Андреевича.</w:t>
+        <w:t>(Столовая. Длинные столы, пахнет супом и компотом. На раздаче — повариха в белом колпаке.)</w:t>
       </w:r>
     </w:p>
     <w:p>
       <w:pPr>
-        <w:keepNext/>
-        <w:spacing w:before="320" w:after="140"/>
+        <w:spacing w:before="0" w:after="110" w:line="300" w:lineRule="auto"/>
       </w:pPr>
       <w:r>
         <w:rPr>
           <w:rFonts w:ascii="Times New Roman" w:hAnsi="Times New Roman" w:eastAsia="Malgun Gothic"/>
           <w:b/>
           <w:i w:val="0"/>
-          <w:color w:val="1F3864"/>
-          <w:sz w:val="26"/>
-        </w:rPr>
-        <w:t>장면 2 — 제도화 논의 시작</w:t>
+          <w:sz w:val="22"/>
+        </w:rPr>
+        <w:t xml:space="preserve">Любовь Марковна: </w:t>
+      </w:r>
+      <w:r>
+        <w:rPr>
+          <w:rFonts w:ascii="Times New Roman" w:hAnsi="Times New Roman" w:eastAsia="Malgun Gothic"/>
+          <w:b w:val="0"/>
+          <w:i w:val="0"/>
+          <w:sz w:val="22"/>
+        </w:rPr>
+        <w:t>Алевтина Вадимовна, это кого вы мне привели? Батюшки… Предупреждать же надо!</w:t>
       </w:r>
     </w:p>
     <w:p>
@@ -699,7 +302,7 @@
           <w:i w:val="0"/>
           <w:sz w:val="22"/>
         </w:rPr>
-        <w:t xml:space="preserve">Лёша: </w:t>
+        <w:t xml:space="preserve">Алевтина Вадимовна: </w:t>
       </w:r>
       <w:r>
         <w:rPr>
@@ -708,7 +311,7 @@
           <w:i w:val="0"/>
           <w:sz w:val="22"/>
         </w:rPr>
-        <w:t>Пора превратить урок этих месяцев в нечто постоянное. Не зависящее от того, устал я или нет, напуган или спокоен.</w:t>
+        <w:t>Предупреждали, Любовь Марковна. Вы сами сказали: «Пусть приезжают, накормим».</w:t>
       </w:r>
     </w:p>
     <w:p>
@@ -722,7 +325,7 @@
           <w:i w:val="0"/>
           <w:sz w:val="22"/>
         </w:rPr>
-        <w:t xml:space="preserve">Ирина: </w:t>
+        <w:t xml:space="preserve">Любовь Марковна: </w:t>
       </w:r>
       <w:r>
         <w:rPr>
@@ -731,7 +334,7 @@
           <w:i w:val="0"/>
           <w:sz w:val="22"/>
         </w:rPr>
-        <w:t>Что вы предлагаете?</w:t>
+        <w:t>Сказать-то сказала, а сама не поверила. Ну, садитесь. Суп гороховый, на второе гречка с котлетой. Разносолов нет, уж не обессудьте.</w:t>
       </w:r>
     </w:p>
     <w:p>
@@ -754,7 +357,7 @@
           <w:i w:val="0"/>
           <w:sz w:val="22"/>
         </w:rPr>
-        <w:t>Закон о порядке принятия решений в кризисных ситуациях. Не разовый механизм, а постоянная структура — обязательный совет из представителей всех ветвей власти, который созывается при любом решении подобного масштаба.</w:t>
+        <w:t>Да какие разносолы. Котлета с гречкой — лучше не придумаешь.</w:t>
       </w:r>
     </w:p>
     <w:p>
@@ -768,736 +371,7 @@
           <w:i w:val="0"/>
           <w:sz w:val="22"/>
         </w:rPr>
-        <w:t xml:space="preserve">Радищев: </w:t>
-      </w:r>
-      <w:r>
-        <w:rPr>
-          <w:rFonts w:ascii="Times New Roman" w:hAnsi="Times New Roman" w:eastAsia="Malgun Gothic"/>
-          <w:b w:val="0"/>
-          <w:i w:val="0"/>
-          <w:sz w:val="22"/>
-        </w:rPr>
-        <w:t>Совет, который может связать руки президенту в решающий момент?</w:t>
-      </w:r>
-    </w:p>
-    <w:p>
-      <w:pPr>
-        <w:spacing w:before="0" w:after="110" w:line="300" w:lineRule="auto"/>
-      </w:pPr>
-      <w:r>
-        <w:rPr>
-          <w:rFonts w:ascii="Times New Roman" w:hAnsi="Times New Roman" w:eastAsia="Malgun Gothic"/>
-          <w:b/>
-          <w:i w:val="0"/>
-          <w:sz w:val="22"/>
-        </w:rPr>
-        <w:t xml:space="preserve">Лёша: </w:t>
-      </w:r>
-      <w:r>
-        <w:rPr>
-          <w:rFonts w:ascii="Times New Roman" w:hAnsi="Times New Roman" w:eastAsia="Malgun Gothic"/>
-          <w:b w:val="0"/>
-          <w:i w:val="0"/>
-          <w:sz w:val="22"/>
-        </w:rPr>
-        <w:t>Совет, который может остановить президента от ошибки, которую он готов совершить в решающий момент. Меня в том числе.</w:t>
-      </w:r>
-    </w:p>
-    <w:p>
-      <w:pPr>
-        <w:spacing w:before="0" w:after="110" w:line="300" w:lineRule="auto"/>
-      </w:pPr>
-      <w:r>
-        <w:rPr>
-          <w:rFonts w:ascii="Times New Roman" w:hAnsi="Times New Roman" w:eastAsia="Malgun Gothic"/>
-          <w:b/>
-          <w:i w:val="0"/>
-          <w:sz w:val="22"/>
-        </w:rPr>
-        <w:t xml:space="preserve">Ирина: </w:t>
-      </w:r>
-      <w:r>
-        <w:rPr>
-          <w:rFonts w:ascii="Times New Roman" w:hAnsi="Times New Roman" w:eastAsia="Malgun Gothic"/>
-          <w:b w:val="0"/>
-          <w:i w:val="0"/>
-          <w:sz w:val="22"/>
-        </w:rPr>
-        <w:t>Кто войдёт в состав совета?</w:t>
-      </w:r>
-    </w:p>
-    <w:p>
-      <w:pPr>
-        <w:spacing w:before="0" w:after="110" w:line="300" w:lineRule="auto"/>
-      </w:pPr>
-      <w:r>
-        <w:rPr>
-          <w:rFonts w:ascii="Times New Roman" w:hAnsi="Times New Roman" w:eastAsia="Malgun Gothic"/>
-          <w:b/>
-          <w:i w:val="0"/>
-          <w:sz w:val="22"/>
-        </w:rPr>
-        <w:t xml:space="preserve">Лёша: </w:t>
-      </w:r>
-      <w:r>
-        <w:rPr>
-          <w:rFonts w:ascii="Times New Roman" w:hAnsi="Times New Roman" w:eastAsia="Malgun Gothic"/>
-          <w:b w:val="0"/>
-          <w:i w:val="0"/>
-          <w:sz w:val="22"/>
-        </w:rPr>
-        <w:t>Спикер парламента, представитель судебной власти, глава службы финансовой прозрачности как независимый эксперт и, разумеется, вы, Ирина — на постоянной основе, не по случаю.</w:t>
-      </w:r>
-    </w:p>
-    <w:p>
-      <w:pPr>
-        <w:spacing w:before="0" w:after="110" w:line="300" w:lineRule="auto"/>
-      </w:pPr>
-      <w:r>
-        <w:rPr>
-          <w:rFonts w:ascii="Times New Roman" w:hAnsi="Times New Roman" w:eastAsia="Malgun Gothic"/>
-          <w:b/>
-          <w:i w:val="0"/>
-          <w:sz w:val="22"/>
-        </w:rPr>
-        <w:t xml:space="preserve">Ирина: </w:t>
-      </w:r>
-      <w:r>
-        <w:rPr>
-          <w:rFonts w:ascii="Times New Roman" w:hAnsi="Times New Roman" w:eastAsia="Malgun Gothic"/>
-          <w:b w:val="0"/>
-          <w:i w:val="0"/>
-          <w:sz w:val="22"/>
-        </w:rPr>
-        <w:t>Постоянное место в подобном совете — серьёзная ответственность, Алексей Николаевич.</w:t>
-      </w:r>
-    </w:p>
-    <w:p>
-      <w:pPr>
-        <w:spacing w:before="0" w:after="110" w:line="300" w:lineRule="auto"/>
-      </w:pPr>
-      <w:r>
-        <w:rPr>
-          <w:rFonts w:ascii="Times New Roman" w:hAnsi="Times New Roman" w:eastAsia="Malgun Gothic"/>
-          <w:b/>
-          <w:i w:val="0"/>
-          <w:sz w:val="22"/>
-        </w:rPr>
-        <w:t xml:space="preserve">Лёша: </w:t>
-      </w:r>
-      <w:r>
-        <w:rPr>
-          <w:rFonts w:ascii="Times New Roman" w:hAnsi="Times New Roman" w:eastAsia="Malgun Gothic"/>
-          <w:b w:val="0"/>
-          <w:i w:val="0"/>
-          <w:sz w:val="22"/>
-        </w:rPr>
-        <w:t>Ответственность, которую вы уже несёте неформально каждый день последние два года. Пора признать это формально.</w:t>
-      </w:r>
-    </w:p>
-    <w:p>
-      <w:pPr>
-        <w:spacing w:before="0" w:after="110" w:line="300" w:lineRule="auto"/>
-      </w:pPr>
-      <w:r>
-        <w:rPr>
-          <w:rFonts w:ascii="Times New Roman" w:hAnsi="Times New Roman" w:eastAsia="Malgun Gothic"/>
-          <w:b/>
-          <w:i w:val="0"/>
-          <w:sz w:val="22"/>
-        </w:rPr>
-        <w:t xml:space="preserve">Катя: </w:t>
-      </w:r>
-      <w:r>
-        <w:rPr>
-          <w:rFonts w:ascii="Times New Roman" w:hAnsi="Times New Roman" w:eastAsia="Malgun Gothic"/>
-          <w:b w:val="0"/>
-          <w:i w:val="0"/>
-          <w:sz w:val="22"/>
-        </w:rPr>
-        <w:t>А кворум для созыва совета? Что если один из членов недоступен в критический момент?</w:t>
-      </w:r>
-    </w:p>
-    <w:p>
-      <w:pPr>
-        <w:spacing w:before="0" w:after="110" w:line="300" w:lineRule="auto"/>
-      </w:pPr>
-      <w:r>
-        <w:rPr>
-          <w:rFonts w:ascii="Times New Roman" w:hAnsi="Times New Roman" w:eastAsia="Malgun Gothic"/>
-          <w:b/>
-          <w:i w:val="0"/>
-          <w:sz w:val="22"/>
-        </w:rPr>
-        <w:t xml:space="preserve">Лёша: </w:t>
-      </w:r>
-      <w:r>
-        <w:rPr>
-          <w:rFonts w:ascii="Times New Roman" w:hAnsi="Times New Roman" w:eastAsia="Malgun Gothic"/>
-          <w:b w:val="0"/>
-          <w:i w:val="0"/>
-          <w:sz w:val="22"/>
-        </w:rPr>
-        <w:t>Хороший вопрос. Предлагаю заместителей для каждой позиции, назначенных заранее, чтобы отсутствие одного человека никогда не парализовало систему.</w:t>
-      </w:r>
-    </w:p>
-    <w:p>
-      <w:pPr>
-        <w:spacing w:before="0" w:after="110" w:line="300" w:lineRule="auto"/>
-      </w:pPr>
-      <w:r>
-        <w:rPr>
-          <w:rFonts w:ascii="Times New Roman" w:hAnsi="Times New Roman" w:eastAsia="Malgun Gothic"/>
-          <w:b/>
-          <w:i w:val="0"/>
-          <w:sz w:val="22"/>
-        </w:rPr>
-        <w:t xml:space="preserve">Гребенщиков: </w:t>
-      </w:r>
-      <w:r>
-        <w:rPr>
-          <w:rFonts w:ascii="Times New Roman" w:hAnsi="Times New Roman" w:eastAsia="Malgun Gothic"/>
-          <w:b w:val="0"/>
-          <w:i w:val="0"/>
-          <w:sz w:val="22"/>
-        </w:rPr>
-        <w:t>Разумная предосторожность, Алексей Николаевич. Учли урок с молчащим каналом связи на границе.</w:t>
-      </w:r>
-    </w:p>
-    <w:p>
-      <w:pPr>
-        <w:spacing w:before="0" w:after="110" w:line="300" w:lineRule="auto"/>
-      </w:pPr>
-      <w:r>
-        <w:rPr>
-          <w:rFonts w:ascii="Times New Roman" w:hAnsi="Times New Roman" w:eastAsia="Malgun Gothic"/>
-          <w:b/>
-          <w:i w:val="0"/>
-          <w:sz w:val="22"/>
-        </w:rPr>
-        <w:t xml:space="preserve">Гребенщиков: </w:t>
-      </w:r>
-      <w:r>
-        <w:rPr>
-          <w:rFonts w:ascii="Times New Roman" w:hAnsi="Times New Roman" w:eastAsia="Malgun Gothic"/>
-          <w:b w:val="0"/>
-          <w:i w:val="0"/>
-          <w:sz w:val="22"/>
-        </w:rPr>
-        <w:t>Но предупреждаю: в Думе скажут, что вы создаёте ещё один орган, чтобы размыть ответственность.</w:t>
-      </w:r>
-    </w:p>
-    <w:p>
-      <w:pPr>
-        <w:spacing w:before="0" w:after="110" w:line="300" w:lineRule="auto"/>
-      </w:pPr>
-      <w:r>
-        <w:rPr>
-          <w:rFonts w:ascii="Times New Roman" w:hAnsi="Times New Roman" w:eastAsia="Malgun Gothic"/>
-          <w:b/>
-          <w:i w:val="0"/>
-          <w:sz w:val="22"/>
-        </w:rPr>
-        <w:t xml:space="preserve">Лёша: </w:t>
-      </w:r>
-      <w:r>
-        <w:rPr>
-          <w:rFonts w:ascii="Times New Roman" w:hAnsi="Times New Roman" w:eastAsia="Malgun Gothic"/>
-          <w:b w:val="0"/>
-          <w:i w:val="0"/>
-          <w:sz w:val="22"/>
-        </w:rPr>
-        <w:t>Пусть скажут. Ответственность остаётся на мне. Совет просто не даёт нести её в одиночку — и в темноте.</w:t>
-      </w:r>
-    </w:p>
-    <w:p>
-      <w:pPr>
-        <w:spacing w:before="0" w:after="110" w:line="300" w:lineRule="auto"/>
-      </w:pPr>
-      <w:r>
-        <w:rPr>
-          <w:rFonts w:ascii="Times New Roman" w:hAnsi="Times New Roman" w:eastAsia="Malgun Gothic"/>
-          <w:b/>
-          <w:i w:val="0"/>
-          <w:sz w:val="22"/>
-        </w:rPr>
-        <w:t xml:space="preserve">Ирина: </w:t>
-      </w:r>
-      <w:r>
-        <w:rPr>
-          <w:rFonts w:ascii="Times New Roman" w:hAnsi="Times New Roman" w:eastAsia="Malgun Gothic"/>
-          <w:b w:val="0"/>
-          <w:i w:val="0"/>
-          <w:sz w:val="22"/>
-        </w:rPr>
-        <w:t>К тому же все решения будут публичными. Размыть ответственность, когда каждое голосование записано, трудно.</w:t>
-      </w:r>
-    </w:p>
-    <w:p>
-      <w:pPr>
-        <w:spacing w:before="0" w:after="110" w:line="300" w:lineRule="auto"/>
-      </w:pPr>
-      <w:r>
-        <w:rPr>
-          <w:rFonts w:ascii="Times New Roman" w:hAnsi="Times New Roman" w:eastAsia="Malgun Gothic"/>
-          <w:b/>
-          <w:i w:val="0"/>
-          <w:sz w:val="22"/>
-        </w:rPr>
-        <w:t xml:space="preserve">Катя: </w:t>
-      </w:r>
-      <w:r>
-        <w:rPr>
-          <w:rFonts w:ascii="Times New Roman" w:hAnsi="Times New Roman" w:eastAsia="Malgun Gothic"/>
-          <w:b w:val="0"/>
-          <w:i w:val="0"/>
-          <w:sz w:val="22"/>
-        </w:rPr>
-        <w:t>А сколько времени у совета на решение? Если на границе снова начнут стрелять?</w:t>
-      </w:r>
-    </w:p>
-    <w:p>
-      <w:pPr>
-        <w:spacing w:before="0" w:after="110" w:line="300" w:lineRule="auto"/>
-      </w:pPr>
-      <w:r>
-        <w:rPr>
-          <w:rFonts w:ascii="Times New Roman" w:hAnsi="Times New Roman" w:eastAsia="Malgun Gothic"/>
-          <w:b/>
-          <w:i w:val="0"/>
-          <w:sz w:val="22"/>
-        </w:rPr>
-        <w:t xml:space="preserve">Лёша: </w:t>
-      </w:r>
-      <w:r>
-        <w:rPr>
-          <w:rFonts w:ascii="Times New Roman" w:hAnsi="Times New Roman" w:eastAsia="Malgun Gothic"/>
-          <w:b w:val="0"/>
-          <w:i w:val="0"/>
-          <w:sz w:val="22"/>
-        </w:rPr>
-        <w:t>Созыв — по видеосвязи, из любой точки, в течение часа. Заместители — на связи круглосуточно.</w:t>
-      </w:r>
-    </w:p>
-    <w:p>
-      <w:pPr>
-        <w:spacing w:before="0" w:after="110" w:line="300" w:lineRule="auto"/>
-      </w:pPr>
-      <w:r>
-        <w:rPr>
-          <w:rFonts w:ascii="Times New Roman" w:hAnsi="Times New Roman" w:eastAsia="Malgun Gothic"/>
-          <w:b/>
-          <w:i w:val="0"/>
-          <w:sz w:val="22"/>
-        </w:rPr>
-        <w:t xml:space="preserve">Радищев: </w:t>
-      </w:r>
-      <w:r>
-        <w:rPr>
-          <w:rFonts w:ascii="Times New Roman" w:hAnsi="Times New Roman" w:eastAsia="Malgun Gothic"/>
-          <w:b w:val="0"/>
-          <w:i w:val="0"/>
-          <w:sz w:val="22"/>
-        </w:rPr>
-        <w:t>Час я выдержу, Алексей Николаевич. Это не пять дней.</w:t>
-      </w:r>
-    </w:p>
-    <w:p>
-      <w:pPr>
-        <w:spacing w:before="0" w:after="110" w:line="300" w:lineRule="auto"/>
-      </w:pPr>
-      <w:r>
-        <w:rPr>
-          <w:rFonts w:ascii="Times New Roman" w:hAnsi="Times New Roman" w:eastAsia="Malgun Gothic"/>
-          <w:b/>
-          <w:i w:val="0"/>
-          <w:sz w:val="22"/>
-        </w:rPr>
-        <w:t xml:space="preserve">Лёша: </w:t>
-      </w:r>
-      <w:r>
-        <w:rPr>
-          <w:rFonts w:ascii="Times New Roman" w:hAnsi="Times New Roman" w:eastAsia="Malgun Gothic"/>
-          <w:b w:val="0"/>
-          <w:i w:val="0"/>
-          <w:sz w:val="22"/>
-        </w:rPr>
-        <w:t>Поэтому я и хочу, чтобы вы участвовали в разработке.</w:t>
-      </w:r>
-    </w:p>
-    <w:p>
-      <w:pPr>
-        <w:keepNext/>
-        <w:spacing w:before="320" w:after="140"/>
-      </w:pPr>
-      <w:r>
-        <w:rPr>
-          <w:rFonts w:ascii="Times New Roman" w:hAnsi="Times New Roman" w:eastAsia="Malgun Gothic"/>
-          <w:b/>
-          <w:i w:val="0"/>
-          <w:color w:val="1F3864"/>
-          <w:sz w:val="26"/>
-        </w:rPr>
-        <w:t>장면 3 — 라디셰프의 변화</w:t>
-      </w:r>
-    </w:p>
-    <w:p>
-      <w:pPr>
-        <w:spacing w:before="0" w:after="110" w:line="300" w:lineRule="auto"/>
-      </w:pPr>
-      <w:r>
-        <w:rPr>
-          <w:rFonts w:ascii="Times New Roman" w:hAnsi="Times New Roman" w:eastAsia="Malgun Gothic"/>
-          <w:b/>
-          <w:i w:val="0"/>
-          <w:sz w:val="22"/>
-        </w:rPr>
-        <w:t xml:space="preserve">Радищев: </w:t>
-      </w:r>
-      <w:r>
-        <w:rPr>
-          <w:rFonts w:ascii="Times New Roman" w:hAnsi="Times New Roman" w:eastAsia="Malgun Gothic"/>
-          <w:b w:val="0"/>
-          <w:i w:val="0"/>
-          <w:sz w:val="22"/>
-        </w:rPr>
-        <w:t>Алексей Николаевич, признаюсь — месяц назад я бы категорически выступил против подобного закона.</w:t>
-      </w:r>
-    </w:p>
-    <w:p>
-      <w:pPr>
-        <w:spacing w:before="0" w:after="110" w:line="300" w:lineRule="auto"/>
-      </w:pPr>
-      <w:r>
-        <w:rPr>
-          <w:rFonts w:ascii="Times New Roman" w:hAnsi="Times New Roman" w:eastAsia="Malgun Gothic"/>
-          <w:b/>
-          <w:i w:val="0"/>
-          <w:sz w:val="22"/>
-        </w:rPr>
-        <w:t xml:space="preserve">Лёша: </w:t>
-      </w:r>
-      <w:r>
-        <w:rPr>
-          <w:rFonts w:ascii="Times New Roman" w:hAnsi="Times New Roman" w:eastAsia="Malgun Gothic"/>
-          <w:b w:val="0"/>
-          <w:i w:val="0"/>
-          <w:sz w:val="22"/>
-        </w:rPr>
-        <w:t>А сейчас?</w:t>
-      </w:r>
-    </w:p>
-    <w:p>
-      <w:pPr>
-        <w:spacing w:before="0" w:after="110" w:line="300" w:lineRule="auto"/>
-      </w:pPr>
-      <w:r>
-        <w:rPr>
-          <w:rFonts w:ascii="Times New Roman" w:hAnsi="Times New Roman" w:eastAsia="Malgun Gothic"/>
-          <w:b/>
-          <w:i w:val="0"/>
-          <w:sz w:val="22"/>
-        </w:rPr>
-        <w:t xml:space="preserve">Радищев: </w:t>
-      </w:r>
-      <w:r>
-        <w:rPr>
-          <w:rFonts w:ascii="Times New Roman" w:hAnsi="Times New Roman" w:eastAsia="Malgun Gothic"/>
-          <w:b w:val="0"/>
-          <w:i w:val="0"/>
-          <w:sz w:val="22"/>
-        </w:rPr>
-        <w:t>А сейчас думаю, что такой совет удержал бы и меня от некоторых предложений, которые задним числом выглядят опрометчивыми.</w:t>
-      </w:r>
-    </w:p>
-    <w:p>
-      <w:pPr>
-        <w:spacing w:before="0" w:after="110" w:line="300" w:lineRule="auto"/>
-      </w:pPr>
-      <w:r>
-        <w:rPr>
-          <w:rFonts w:ascii="Times New Roman" w:hAnsi="Times New Roman" w:eastAsia="Malgun Gothic"/>
-          <w:b/>
-          <w:i w:val="0"/>
-          <w:sz w:val="22"/>
-        </w:rPr>
-        <w:t xml:space="preserve">Ирина: </w:t>
-      </w:r>
-      <w:r>
-        <w:rPr>
-          <w:rFonts w:ascii="Times New Roman" w:hAnsi="Times New Roman" w:eastAsia="Malgun Gothic"/>
-          <w:b w:val="0"/>
-          <w:i w:val="0"/>
-          <w:sz w:val="22"/>
-        </w:rPr>
-        <w:t>Неожиданное признание, Борис Игоревич.</w:t>
-      </w:r>
-    </w:p>
-    <w:p>
-      <w:pPr>
-        <w:spacing w:before="0" w:after="110" w:line="300" w:lineRule="auto"/>
-      </w:pPr>
-      <w:r>
-        <w:rPr>
-          <w:rFonts w:ascii="Times New Roman" w:hAnsi="Times New Roman" w:eastAsia="Malgun Gothic"/>
-          <w:b/>
-          <w:i w:val="0"/>
-          <w:sz w:val="22"/>
-        </w:rPr>
-        <w:t xml:space="preserve">Радищев: </w:t>
-      </w:r>
-      <w:r>
-        <w:rPr>
-          <w:rFonts w:ascii="Times New Roman" w:hAnsi="Times New Roman" w:eastAsia="Malgun Gothic"/>
-          <w:b w:val="0"/>
-          <w:i w:val="0"/>
-          <w:sz w:val="22"/>
-        </w:rPr>
-        <w:t>Неожиданное даже для меня самого, Ирина Олеговна. Поездка в приграничные регионы что-то изменила. Видеть страх в глазах людей, которых я хотел «защитить» поспешными решениями, — отрезвляет.</w:t>
-      </w:r>
-    </w:p>
-    <w:p>
-      <w:pPr>
-        <w:spacing w:before="0" w:after="110" w:line="300" w:lineRule="auto"/>
-      </w:pPr>
-      <w:r>
-        <w:rPr>
-          <w:rFonts w:ascii="Times New Roman" w:hAnsi="Times New Roman" w:eastAsia="Malgun Gothic"/>
-          <w:b/>
-          <w:i w:val="0"/>
-          <w:sz w:val="22"/>
-        </w:rPr>
-        <w:t xml:space="preserve">Радищев: </w:t>
-      </w:r>
-      <w:r>
-        <w:rPr>
-          <w:rFonts w:ascii="Times New Roman" w:hAnsi="Times New Roman" w:eastAsia="Malgun Gothic"/>
-          <w:b w:val="0"/>
-          <w:i w:val="0"/>
-          <w:sz w:val="22"/>
-        </w:rPr>
-        <w:t>И ещё одно, раз уж мы о честности. Вчера моему бывшему заместителю предъявили обвинение по закупкам. Полтора года я подписывал его сметы, не глядя, потому что «граница не ждёт». Если бы не служба Кирилла Андреевича, подписывал бы до сих пор.</w:t>
-      </w:r>
-    </w:p>
-    <w:p>
-      <w:pPr>
-        <w:spacing w:before="0" w:after="110" w:line="300" w:lineRule="auto"/>
-      </w:pPr>
-      <w:r>
-        <w:rPr>
-          <w:rFonts w:ascii="Times New Roman" w:hAnsi="Times New Roman" w:eastAsia="Malgun Gothic"/>
-          <w:b/>
-          <w:i w:val="0"/>
-          <w:sz w:val="22"/>
-        </w:rPr>
-        <w:t xml:space="preserve">Лёша: </w:t>
-      </w:r>
-      <w:r>
-        <w:rPr>
-          <w:rFonts w:ascii="Times New Roman" w:hAnsi="Times New Roman" w:eastAsia="Malgun Gothic"/>
-          <w:b w:val="0"/>
-          <w:i w:val="0"/>
-          <w:sz w:val="22"/>
-        </w:rPr>
-        <w:t>Вы сами передали материалы в прокуратуру, Борис Игоревич. Это тоже запомнят.</w:t>
-      </w:r>
-    </w:p>
-    <w:p>
-      <w:pPr>
-        <w:spacing w:before="0" w:after="110" w:line="300" w:lineRule="auto"/>
-      </w:pPr>
-      <w:r>
-        <w:rPr>
-          <w:rFonts w:ascii="Times New Roman" w:hAnsi="Times New Roman" w:eastAsia="Malgun Gothic"/>
-          <w:b/>
-          <w:i w:val="0"/>
-          <w:sz w:val="22"/>
-        </w:rPr>
-        <w:t xml:space="preserve">Радищев: </w:t>
-      </w:r>
-      <w:r>
-        <w:rPr>
-          <w:rFonts w:ascii="Times New Roman" w:hAnsi="Times New Roman" w:eastAsia="Malgun Gothic"/>
-          <w:b w:val="0"/>
-          <w:i w:val="0"/>
-          <w:sz w:val="22"/>
-        </w:rPr>
-        <w:t>Запомнят и то, что я их не заметил. Поэтому хочу, чтобы в совете и за мной кто-то смотрел.</w:t>
-      </w:r>
-    </w:p>
-    <w:p>
-      <w:pPr>
-        <w:spacing w:before="0" w:after="110" w:line="300" w:lineRule="auto"/>
-      </w:pPr>
-      <w:r>
-        <w:rPr>
-          <w:rFonts w:ascii="Times New Roman" w:hAnsi="Times New Roman" w:eastAsia="Malgun Gothic"/>
-          <w:b/>
-          <w:i w:val="0"/>
-          <w:sz w:val="22"/>
-        </w:rPr>
-        <w:t xml:space="preserve">Лёша: </w:t>
-      </w:r>
-      <w:r>
-        <w:rPr>
-          <w:rFonts w:ascii="Times New Roman" w:hAnsi="Times New Roman" w:eastAsia="Malgun Gothic"/>
-          <w:b w:val="0"/>
-          <w:i w:val="0"/>
-          <w:sz w:val="22"/>
-        </w:rPr>
-        <w:t>Тогда готовы войти в совет как представитель военного ведомства?</w:t>
-      </w:r>
-    </w:p>
-    <w:p>
-      <w:pPr>
-        <w:spacing w:before="0" w:after="110" w:line="300" w:lineRule="auto"/>
-      </w:pPr>
-      <w:r>
-        <w:rPr>
-          <w:rFonts w:ascii="Times New Roman" w:hAnsi="Times New Roman" w:eastAsia="Malgun Gothic"/>
-          <w:b/>
-          <w:i w:val="0"/>
-          <w:sz w:val="22"/>
-        </w:rPr>
-        <w:t xml:space="preserve">Радищев: </w:t>
-      </w:r>
-      <w:r>
-        <w:rPr>
-          <w:rFonts w:ascii="Times New Roman" w:hAnsi="Times New Roman" w:eastAsia="Malgun Gothic"/>
-          <w:b w:val="0"/>
-          <w:i w:val="0"/>
-          <w:sz w:val="22"/>
-        </w:rPr>
-        <w:t>Готов, Алексей Николаевич. Хотя, признаю, непривычно добровольно соглашаться на ограничение собственного влияния.</w:t>
-      </w:r>
-    </w:p>
-    <w:p>
-      <w:pPr>
-        <w:spacing w:before="0" w:after="110" w:line="300" w:lineRule="auto"/>
-      </w:pPr>
-      <w:r>
-        <w:rPr>
-          <w:rFonts w:ascii="Times New Roman" w:hAnsi="Times New Roman" w:eastAsia="Malgun Gothic"/>
-          <w:b/>
-          <w:i w:val="0"/>
-          <w:sz w:val="22"/>
-        </w:rPr>
-        <w:t xml:space="preserve">Ирина: </w:t>
-      </w:r>
-      <w:r>
-        <w:rPr>
-          <w:rFonts w:ascii="Times New Roman" w:hAnsi="Times New Roman" w:eastAsia="Malgun Gothic"/>
-          <w:b w:val="0"/>
-          <w:i w:val="0"/>
-          <w:sz w:val="22"/>
-        </w:rPr>
-        <w:t>Привыкнете, Борис Игоревич. Со временем это начинает ощущаться не как ограничение, а как облегчение — делить груз решения с другими.</w:t>
-      </w:r>
-    </w:p>
-    <w:p>
-      <w:pPr>
-        <w:spacing w:before="0" w:after="110" w:line="300" w:lineRule="auto"/>
-      </w:pPr>
-      <w:r>
-        <w:rPr>
-          <w:rFonts w:ascii="Times New Roman" w:hAnsi="Times New Roman" w:eastAsia="Malgun Gothic"/>
-          <w:b/>
-          <w:i w:val="0"/>
-          <w:sz w:val="22"/>
-        </w:rPr>
-        <w:t xml:space="preserve">Радищев: </w:t>
-      </w:r>
-      <w:r>
-        <w:rPr>
-          <w:rFonts w:ascii="Times New Roman" w:hAnsi="Times New Roman" w:eastAsia="Malgun Gothic"/>
-          <w:b w:val="0"/>
-          <w:i w:val="0"/>
-          <w:sz w:val="22"/>
-        </w:rPr>
-        <w:t>Посмотрим, правы ли вы, Ирина Олеговна. Пока звучит утешительно, хотя и непривычно.</w:t>
-      </w:r>
-    </w:p>
-    <w:p>
-      <w:pPr>
-        <w:spacing w:before="0" w:after="110" w:line="300" w:lineRule="auto"/>
-      </w:pPr>
-      <w:r>
-        <w:rPr>
-          <w:rFonts w:ascii="Times New Roman" w:hAnsi="Times New Roman" w:eastAsia="Malgun Gothic"/>
-          <w:b/>
-          <w:i w:val="0"/>
-          <w:sz w:val="22"/>
-        </w:rPr>
-        <w:t xml:space="preserve">Лёша: </w:t>
-      </w:r>
-      <w:r>
-        <w:rPr>
-          <w:rFonts w:ascii="Times New Roman" w:hAnsi="Times New Roman" w:eastAsia="Malgun Gothic"/>
-          <w:b w:val="0"/>
-          <w:i w:val="0"/>
-          <w:sz w:val="22"/>
-        </w:rPr>
-        <w:t>Борис Игоревич, и ещё. Список заместителей в совете — возьмёте на себя? Вы лучше всех знаете, кто из военных поднимет трубку в три часа ночи.</w:t>
-      </w:r>
-    </w:p>
-    <w:p>
-      <w:pPr>
-        <w:spacing w:before="0" w:after="110" w:line="300" w:lineRule="auto"/>
-      </w:pPr>
-      <w:r>
-        <w:rPr>
-          <w:rFonts w:ascii="Times New Roman" w:hAnsi="Times New Roman" w:eastAsia="Malgun Gothic"/>
-          <w:b/>
-          <w:i w:val="0"/>
-          <w:sz w:val="22"/>
-        </w:rPr>
-        <w:t xml:space="preserve">Радищев: </w:t>
-      </w:r>
-      <w:r>
-        <w:rPr>
-          <w:rFonts w:ascii="Times New Roman" w:hAnsi="Times New Roman" w:eastAsia="Malgun Gothic"/>
-          <w:b w:val="0"/>
-          <w:i w:val="0"/>
-          <w:sz w:val="22"/>
-        </w:rPr>
-        <w:t>Возьму. И обещаю — ни одного человека, который скажет «да» только потому, что попросил я.</w:t>
-      </w:r>
-    </w:p>
-    <w:p>
-      <w:pPr>
-        <w:spacing w:before="0" w:after="110" w:line="300" w:lineRule="auto"/>
-      </w:pPr>
-      <w:r>
-        <w:rPr>
-          <w:rFonts w:ascii="Times New Roman" w:hAnsi="Times New Roman" w:eastAsia="Malgun Gothic"/>
-          <w:b/>
-          <w:i w:val="0"/>
-          <w:sz w:val="22"/>
-        </w:rPr>
-        <w:t xml:space="preserve">Ирина: </w:t>
-      </w:r>
-      <w:r>
-        <w:rPr>
-          <w:rFonts w:ascii="Times New Roman" w:hAnsi="Times New Roman" w:eastAsia="Malgun Gothic"/>
-          <w:b w:val="0"/>
-          <w:i w:val="0"/>
-          <w:sz w:val="22"/>
-        </w:rPr>
-        <w:t>Тогда включите хотя бы одного, кто с вами обычно спорит.</w:t>
-      </w:r>
-    </w:p>
-    <w:p>
-      <w:pPr>
-        <w:spacing w:before="0" w:after="110" w:line="300" w:lineRule="auto"/>
-      </w:pPr>
-      <w:r>
-        <w:rPr>
-          <w:rFonts w:ascii="Times New Roman" w:hAnsi="Times New Roman" w:eastAsia="Malgun Gothic"/>
-          <w:b/>
-          <w:i w:val="0"/>
-          <w:sz w:val="22"/>
-        </w:rPr>
-        <w:t xml:space="preserve">Радищев: </w:t>
+        <w:t xml:space="preserve">Любовь Марковна: </w:t>
       </w:r>
       <w:r>
         <w:rPr>
@@ -1507,7 +381,7 @@
           <w:color w:val="555555"/>
           <w:sz w:val="22"/>
         </w:rPr>
-        <w:t>(усмехаясь)</w:t>
+        <w:t>(наливает суп)</w:t>
       </w:r>
       <w:r>
         <w:rPr>
@@ -1516,23 +390,30 @@
           <w:i w:val="0"/>
           <w:sz w:val="22"/>
         </w:rPr>
-        <w:t xml:space="preserve"> Таких в министерстве больше, чем вы думаете, Ирина Олеговна. Выберу самого упрямого.</w:t>
+        <w:t xml:space="preserve"> Хлеба вам чёрного или белого?</w:t>
       </w:r>
     </w:p>
     <w:p>
       <w:pPr>
-        <w:keepNext/>
-        <w:spacing w:before="320" w:after="140"/>
+        <w:spacing w:before="0" w:after="110" w:line="300" w:lineRule="auto"/>
       </w:pPr>
       <w:r>
         <w:rPr>
           <w:rFonts w:ascii="Times New Roman" w:hAnsi="Times New Roman" w:eastAsia="Malgun Gothic"/>
           <w:b/>
           <w:i w:val="0"/>
-          <w:color w:val="1F3864"/>
-          <w:sz w:val="26"/>
-        </w:rPr>
-        <w:t>장면 4 — 컨설턴트 팀의 지속적 역할</w:t>
+          <w:sz w:val="22"/>
+        </w:rPr>
+        <w:t xml:space="preserve">Лёша: </w:t>
+      </w:r>
+      <w:r>
+        <w:rPr>
+          <w:rFonts w:ascii="Times New Roman" w:hAnsi="Times New Roman" w:eastAsia="Malgun Gothic"/>
+          <w:b w:val="0"/>
+          <w:i w:val="0"/>
+          <w:sz w:val="22"/>
+        </w:rPr>
+        <w:t>Чёрного, если можно.</w:t>
       </w:r>
     </w:p>
     <w:p>
@@ -1546,7 +427,7 @@
           <w:i w:val="0"/>
           <w:sz w:val="22"/>
         </w:rPr>
-        <w:t xml:space="preserve">Кирилл: </w:t>
+        <w:t xml:space="preserve">Радищев: </w:t>
       </w:r>
       <w:r>
         <w:rPr>
@@ -1555,7 +436,7 @@
           <w:i w:val="0"/>
           <w:sz w:val="22"/>
         </w:rPr>
-        <w:t>Алексей Николаевич, если совет будет создан — служба финансовой прозрачности готова обеспечивать его независимыми данными на постоянной основе.</w:t>
+        <w:t>А мне и того, и другого. Я человек военный, от хлеба не отказываюсь.</w:t>
       </w:r>
     </w:p>
     <w:p>
@@ -1569,7 +450,7 @@
           <w:i w:val="0"/>
           <w:sz w:val="22"/>
         </w:rPr>
-        <w:t xml:space="preserve">Настя: </w:t>
+        <w:t xml:space="preserve">Любовь Марковна: </w:t>
       </w:r>
       <w:r>
         <w:rPr>
@@ -1578,237 +459,7 @@
           <w:i w:val="0"/>
           <w:sz w:val="22"/>
         </w:rPr>
-        <w:t>Мы уже видели, как работает связка между независимым анализом и взвешенным решением. Хотим закрепить это, а не полагаться на случай.</w:t>
-      </w:r>
-    </w:p>
-    <w:p>
-      <w:pPr>
-        <w:spacing w:before="0" w:after="110" w:line="300" w:lineRule="auto"/>
-      </w:pPr>
-      <w:r>
-        <w:rPr>
-          <w:rFonts w:ascii="Times New Roman" w:hAnsi="Times New Roman" w:eastAsia="Malgun Gothic"/>
-          <w:b/>
-          <w:i w:val="0"/>
-          <w:sz w:val="22"/>
-        </w:rPr>
-        <w:t xml:space="preserve">Вениамин: </w:t>
-      </w:r>
-      <w:r>
-        <w:rPr>
-          <w:rFonts w:ascii="Times New Roman" w:hAnsi="Times New Roman" w:eastAsia="Malgun Gothic"/>
-          <w:b w:val="0"/>
-          <w:i w:val="0"/>
-          <w:sz w:val="22"/>
-        </w:rPr>
-        <w:t>Предлагаю также создать публичный архив всех решений совета — с обоснованием, голосованием, последствиями. Прозрачность как норма, а не исключение.</w:t>
-      </w:r>
-    </w:p>
-    <w:p>
-      <w:pPr>
-        <w:spacing w:before="0" w:after="110" w:line="300" w:lineRule="auto"/>
-      </w:pPr>
-      <w:r>
-        <w:rPr>
-          <w:rFonts w:ascii="Times New Roman" w:hAnsi="Times New Roman" w:eastAsia="Malgun Gothic"/>
-          <w:b/>
-          <w:i w:val="0"/>
-          <w:sz w:val="22"/>
-        </w:rPr>
-        <w:t xml:space="preserve">Лёша: </w:t>
-      </w:r>
-      <w:r>
-        <w:rPr>
-          <w:rFonts w:ascii="Times New Roman" w:hAnsi="Times New Roman" w:eastAsia="Malgun Gothic"/>
-          <w:b w:val="0"/>
-          <w:i w:val="0"/>
-          <w:sz w:val="22"/>
-        </w:rPr>
-        <w:t>Отличное предложение. Именно то, чего не хватало все эти месяцы.</w:t>
-      </w:r>
-    </w:p>
-    <w:p>
-      <w:pPr>
-        <w:spacing w:before="0" w:after="110" w:line="300" w:lineRule="auto"/>
-      </w:pPr>
-      <w:r>
-        <w:rPr>
-          <w:rFonts w:ascii="Times New Roman" w:hAnsi="Times New Roman" w:eastAsia="Malgun Gothic"/>
-          <w:b/>
-          <w:i w:val="0"/>
-          <w:sz w:val="22"/>
-        </w:rPr>
-        <w:t xml:space="preserve">Кирилл: </w:t>
-      </w:r>
-      <w:r>
-        <w:rPr>
-          <w:rFonts w:ascii="Times New Roman" w:hAnsi="Times New Roman" w:eastAsia="Malgun Gothic"/>
-          <w:b w:val="0"/>
-          <w:i w:val="0"/>
-          <w:sz w:val="22"/>
-        </w:rPr>
-        <w:t>Архив также защитит будущих президентов от соблазна забыть уроки этого срока, Алексей Николаевич. Записанную историю труднее переписать, чем память одного человека.</w:t>
-      </w:r>
-    </w:p>
-    <w:p>
-      <w:pPr>
-        <w:spacing w:before="0" w:after="110" w:line="300" w:lineRule="auto"/>
-      </w:pPr>
-      <w:r>
-        <w:rPr>
-          <w:rFonts w:ascii="Times New Roman" w:hAnsi="Times New Roman" w:eastAsia="Malgun Gothic"/>
-          <w:b/>
-          <w:i w:val="0"/>
-          <w:sz w:val="22"/>
-        </w:rPr>
-        <w:t xml:space="preserve">Настя: </w:t>
-      </w:r>
-      <w:r>
-        <w:rPr>
-          <w:rFonts w:ascii="Times New Roman" w:hAnsi="Times New Roman" w:eastAsia="Malgun Gothic"/>
-          <w:b w:val="0"/>
-          <w:i w:val="0"/>
-          <w:sz w:val="22"/>
-        </w:rPr>
-        <w:t>Институциональная память переживает смену власти, если построена правильно.</w:t>
-      </w:r>
-    </w:p>
-    <w:p>
-      <w:pPr>
-        <w:spacing w:before="0" w:after="110" w:line="300" w:lineRule="auto"/>
-      </w:pPr>
-      <w:r>
-        <w:rPr>
-          <w:rFonts w:ascii="Times New Roman" w:hAnsi="Times New Roman" w:eastAsia="Malgun Gothic"/>
-          <w:b/>
-          <w:i w:val="0"/>
-          <w:sz w:val="22"/>
-        </w:rPr>
-        <w:t xml:space="preserve">Лёша: </w:t>
-      </w:r>
-      <w:r>
-        <w:rPr>
-          <w:rFonts w:ascii="Times New Roman" w:hAnsi="Times New Roman" w:eastAsia="Malgun Gothic"/>
-          <w:b w:val="0"/>
-          <w:i w:val="0"/>
-          <w:sz w:val="22"/>
-        </w:rPr>
-        <w:t>Вы говорите как настоящие архитекторы государства, а не просто аудиторы.</w:t>
-      </w:r>
-    </w:p>
-    <w:p>
-      <w:pPr>
-        <w:spacing w:before="0" w:after="110" w:line="300" w:lineRule="auto"/>
-      </w:pPr>
-      <w:r>
-        <w:rPr>
-          <w:rFonts w:ascii="Times New Roman" w:hAnsi="Times New Roman" w:eastAsia="Malgun Gothic"/>
-          <w:b/>
-          <w:i w:val="0"/>
-          <w:sz w:val="22"/>
-        </w:rPr>
-        <w:t xml:space="preserve">Кирилл: </w:t>
-      </w:r>
-      <w:r>
-        <w:rPr>
-          <w:rFonts w:ascii="Times New Roman" w:hAnsi="Times New Roman" w:eastAsia="Malgun Gothic"/>
-          <w:b w:val="0"/>
-          <w:i w:val="0"/>
-          <w:sz w:val="22"/>
-        </w:rPr>
-        <w:t>Может быть, разница между этими двумя ролями меньше, чем кажется, Алексей Николаевич.</w:t>
-      </w:r>
-    </w:p>
-    <w:p>
-      <w:pPr>
-        <w:spacing w:before="0" w:after="110" w:line="300" w:lineRule="auto"/>
-      </w:pPr>
-      <w:r>
-        <w:rPr>
-          <w:rFonts w:ascii="Times New Roman" w:hAnsi="Times New Roman" w:eastAsia="Malgun Gothic"/>
-          <w:b/>
-          <w:i w:val="0"/>
-          <w:sz w:val="22"/>
-        </w:rPr>
-        <w:t xml:space="preserve">Вениамин: </w:t>
-      </w:r>
-      <w:r>
-        <w:rPr>
-          <w:rFonts w:ascii="Times New Roman" w:hAnsi="Times New Roman" w:eastAsia="Malgun Gothic"/>
-          <w:b w:val="0"/>
-          <w:i w:val="0"/>
-          <w:sz w:val="22"/>
-        </w:rPr>
-        <w:t>Одна практическая деталь, Алексей Николаевич. Архив должна вести служба, а не администрация. Иначе через десять лет кто-нибудь решит, что часть решений «не представляет общественного интереса».</w:t>
-      </w:r>
-    </w:p>
-    <w:p>
-      <w:pPr>
-        <w:spacing w:before="0" w:after="110" w:line="300" w:lineRule="auto"/>
-      </w:pPr>
-      <w:r>
-        <w:rPr>
-          <w:rFonts w:ascii="Times New Roman" w:hAnsi="Times New Roman" w:eastAsia="Malgun Gothic"/>
-          <w:b/>
-          <w:i w:val="0"/>
-          <w:sz w:val="22"/>
-        </w:rPr>
-        <w:t xml:space="preserve">Лёша: </w:t>
-      </w:r>
-      <w:r>
-        <w:rPr>
-          <w:rFonts w:ascii="Times New Roman" w:hAnsi="Times New Roman" w:eastAsia="Malgun Gothic"/>
-          <w:b w:val="0"/>
-          <w:i w:val="0"/>
-          <w:sz w:val="22"/>
-        </w:rPr>
-        <w:t>Согласен. Пропишем в законе.</w:t>
-      </w:r>
-    </w:p>
-    <w:p>
-      <w:pPr>
-        <w:spacing w:before="0" w:after="110" w:line="300" w:lineRule="auto"/>
-      </w:pPr>
-      <w:r>
-        <w:rPr>
-          <w:rFonts w:ascii="Times New Roman" w:hAnsi="Times New Roman" w:eastAsia="Malgun Gothic"/>
-          <w:b/>
-          <w:i w:val="0"/>
-          <w:sz w:val="22"/>
-        </w:rPr>
-        <w:t xml:space="preserve">Настя: </w:t>
-      </w:r>
-      <w:r>
-        <w:rPr>
-          <w:rFonts w:ascii="Times New Roman" w:hAnsi="Times New Roman" w:eastAsia="Malgun Gothic"/>
-          <w:b w:val="0"/>
-          <w:i w:val="0"/>
-          <w:sz w:val="22"/>
-        </w:rPr>
-        <w:t>И срок публикации — не позже месяца после решения. Секретные детали можно закрыть, но сам факт решения должен быть открыт.</w:t>
-      </w:r>
-    </w:p>
-    <w:p>
-      <w:pPr>
-        <w:spacing w:before="0" w:after="110" w:line="300" w:lineRule="auto"/>
-      </w:pPr>
-      <w:r>
-        <w:rPr>
-          <w:rFonts w:ascii="Times New Roman" w:hAnsi="Times New Roman" w:eastAsia="Malgun Gothic"/>
-          <w:b/>
-          <w:i w:val="0"/>
-          <w:sz w:val="22"/>
-        </w:rPr>
-        <w:t xml:space="preserve">Лёша: </w:t>
-      </w:r>
-      <w:r>
-        <w:rPr>
-          <w:rFonts w:ascii="Times New Roman" w:hAnsi="Times New Roman" w:eastAsia="Malgun Gothic"/>
-          <w:b w:val="0"/>
-          <w:i w:val="0"/>
-          <w:sz w:val="22"/>
-        </w:rPr>
-        <w:t>Месяц… Борис Игоревич будет против.</w:t>
+        <w:t>Вот это по-нашему. Компот сами наливайте, вон в кастрюле. Из сухофруктов.</w:t>
       </w:r>
     </w:p>
     <w:p>
@@ -1832,7 +483,7 @@
           <w:color w:val="555555"/>
           <w:sz w:val="22"/>
         </w:rPr>
-        <w:t>(от двери)</w:t>
+        <w:t>(пробует)</w:t>
       </w:r>
       <w:r>
         <w:rPr>
@@ -1841,7 +492,7 @@
           <w:i w:val="0"/>
           <w:sz w:val="22"/>
         </w:rPr>
-        <w:t xml:space="preserve"> Борис Игоревич не против, Алексей Николаевич. Он только попросит, чтобы секретные детали определял не он сам.</w:t>
+        <w:t xml:space="preserve"> Как в армии. Только вкуснее.</w:t>
       </w:r>
     </w:p>
     <w:p>
@@ -1855,8 +506,22 @@
           <w:i w:val="0"/>
           <w:sz w:val="22"/>
         </w:rPr>
-        <w:t xml:space="preserve">Кирилл: </w:t>
-      </w:r>
+        <w:t xml:space="preserve">Любовь Марковна: </w:t>
+      </w:r>
+      <w:r>
+        <w:rPr>
+          <w:rFonts w:ascii="Times New Roman" w:hAnsi="Times New Roman" w:eastAsia="Malgun Gothic"/>
+          <w:b w:val="0"/>
+          <w:i w:val="0"/>
+          <w:sz w:val="22"/>
+        </w:rPr>
+        <w:t>Ещё бы! В армии небось на воде варили, а я — на совесть.</w:t>
+      </w:r>
+    </w:p>
+    <w:p>
+      <w:pPr>
+        <w:spacing w:before="0" w:after="110" w:line="300" w:lineRule="auto"/>
+      </w:pPr>
       <w:r>
         <w:rPr>
           <w:rFonts w:ascii="Times New Roman" w:hAnsi="Times New Roman" w:eastAsia="Malgun Gothic"/>
@@ -1865,46 +530,21 @@
           <w:color w:val="555555"/>
           <w:sz w:val="22"/>
         </w:rPr>
-        <w:t>(улыбаясь)</w:t>
-      </w:r>
-      <w:r>
-        <w:rPr>
-          <w:rFonts w:ascii="Times New Roman" w:hAnsi="Times New Roman" w:eastAsia="Malgun Gothic"/>
-          <w:b w:val="0"/>
-          <w:i w:val="0"/>
-          <w:sz w:val="22"/>
-        </w:rPr>
-        <w:t xml:space="preserve"> Кажется, мы вас испортили, Борис Игоревич.</w:t>
+        <w:t>(За соседним столом шушукаются школьники.)</w:t>
       </w:r>
     </w:p>
     <w:p>
       <w:pPr>
-        <w:keepNext/>
-        <w:spacing w:before="320" w:after="140"/>
+        <w:spacing w:before="0" w:after="110" w:line="300" w:lineRule="auto"/>
       </w:pPr>
       <w:r>
         <w:rPr>
           <w:rFonts w:ascii="Times New Roman" w:hAnsi="Times New Roman" w:eastAsia="Malgun Gothic"/>
           <w:b/>
           <w:i w:val="0"/>
-          <w:color w:val="1F3864"/>
-          <w:sz w:val="26"/>
-        </w:rPr>
-        <w:t>장면 5 — 료샤의 성찰</w:t>
-      </w:r>
-    </w:p>
-    <w:p>
-      <w:pPr>
-        <w:spacing w:before="0" w:after="110" w:line="300" w:lineRule="auto"/>
-      </w:pPr>
-      <w:r>
-        <w:rPr>
-          <w:rFonts w:ascii="Times New Roman" w:hAnsi="Times New Roman" w:eastAsia="Malgun Gothic"/>
-          <w:b/>
-          <w:i w:val="0"/>
-          <w:sz w:val="22"/>
-        </w:rPr>
-        <w:t xml:space="preserve">Лёша: </w:t>
+          <w:sz w:val="22"/>
+        </w:rPr>
+        <w:t xml:space="preserve">Митя: </w:t>
       </w:r>
       <w:r>
         <w:rPr>
@@ -1914,7 +554,7 @@
           <w:color w:val="555555"/>
           <w:sz w:val="22"/>
         </w:rPr>
-        <w:t>(один, вечером)</w:t>
+        <w:t>(шёпотом соседу)</w:t>
       </w:r>
       <w:r>
         <w:rPr>
@@ -1923,7 +563,7 @@
           <w:i w:val="0"/>
           <w:sz w:val="22"/>
         </w:rPr>
-        <w:t xml:space="preserve"> «Не дорого ценю я громкие права, от коих не одна кружится голова». Я тоже не хочу власти, которая кружит голову настолько, что забываешь, зачем она была нужна.</w:t>
+        <w:t xml:space="preserve"> Это правда он?</w:t>
       </w:r>
     </w:p>
     <w:p>
@@ -1947,7 +587,7 @@
           <w:color w:val="555555"/>
           <w:sz w:val="22"/>
         </w:rPr>
-        <w:t>(себе)</w:t>
+        <w:t>(оборачиваясь)</w:t>
       </w:r>
       <w:r>
         <w:rPr>
@@ -1956,7 +596,7 @@
           <w:i w:val="0"/>
           <w:sz w:val="22"/>
         </w:rPr>
-        <w:t xml:space="preserve"> Этот совет — не ограничение моей власти. Это защита от худшей версии меня самого, той, что проявилась на несколько недель этой весной.</w:t>
+        <w:t xml:space="preserve"> Правда я. Что, не похож?</w:t>
       </w:r>
     </w:p>
     <w:p>
@@ -1970,7 +610,7 @@
           <w:i w:val="0"/>
           <w:sz w:val="22"/>
         </w:rPr>
-        <w:t xml:space="preserve">Лёша: </w:t>
+        <w:t xml:space="preserve">Митя: </w:t>
       </w:r>
       <w:r>
         <w:rPr>
@@ -1980,7 +620,7 @@
           <w:color w:val="555555"/>
           <w:sz w:val="22"/>
         </w:rPr>
-        <w:t>(себе)</w:t>
+        <w:t>(краснея)</w:t>
       </w:r>
       <w:r>
         <w:rPr>
@@ -1989,30 +629,7 @@
           <w:i w:val="0"/>
           <w:sz w:val="22"/>
         </w:rPr>
-        <w:t xml:space="preserve"> Я чуть не начал склоняться перед собственным страхом, называя его необходимостью.</w:t>
-      </w:r>
-    </w:p>
-    <w:p>
-      <w:pPr>
-        <w:spacing w:before="0" w:after="110" w:line="300" w:lineRule="auto"/>
-      </w:pPr>
-      <w:r>
-        <w:rPr>
-          <w:rFonts w:ascii="Times New Roman" w:hAnsi="Times New Roman" w:eastAsia="Malgun Gothic"/>
-          <w:b/>
-          <w:i w:val="0"/>
-          <w:sz w:val="22"/>
-        </w:rPr>
-        <w:t xml:space="preserve">Лёша: </w:t>
-      </w:r>
-      <w:r>
-        <w:rPr>
-          <w:rFonts w:ascii="Times New Roman" w:hAnsi="Times New Roman" w:eastAsia="Malgun Gothic"/>
-          <w:b w:val="0"/>
-          <w:i w:val="0"/>
-          <w:sz w:val="22"/>
-        </w:rPr>
-        <w:t>Теперь знаю точнее, перед чем склоняться. Не перед должностью. Не перед удобством. Перед правдой, даже когда она требует медленных, трудных решений.</w:t>
+        <w:t xml:space="preserve"> По телевизору вы выше.</w:t>
       </w:r>
     </w:p>
     <w:p>
@@ -2036,7 +653,7 @@
           <w:color w:val="555555"/>
           <w:sz w:val="22"/>
         </w:rPr>
-        <w:t>(достаёт письмо Быкова, перечитывает в последний раз)</w:t>
+        <w:t>(смеётся)</w:t>
       </w:r>
       <w:r>
         <w:rPr>
@@ -2045,7 +662,7 @@
           <w:i w:val="0"/>
           <w:sz w:val="22"/>
         </w:rPr>
-        <w:t xml:space="preserve"> Виктор Петрович, кажется, я наконец понял то, что вы пытались сказать все эти годы.</w:t>
+        <w:t xml:space="preserve"> Все так говорят. Телевизор прибавляет сантиметров десять.</w:t>
       </w:r>
     </w:p>
     <w:p>
@@ -2059,7 +676,7 @@
           <w:i w:val="0"/>
           <w:sz w:val="22"/>
         </w:rPr>
-        <w:t xml:space="preserve">Лёша: </w:t>
+        <w:t xml:space="preserve">Алевтина Вадимовна: </w:t>
       </w:r>
       <w:r>
         <w:rPr>
@@ -2068,7 +685,7 @@
           <w:i w:val="0"/>
           <w:sz w:val="22"/>
         </w:rPr>
-        <w:t>Власть — это не то, что тебе принадлежит. Это то, что тебе доверено на время, и единственный правильный ответ на это доверие — построить нечто, что переживёт твою собственную слабость.</w:t>
+        <w:t>Митя, доедай — и марш на урок. Звонок через пять минут.</w:t>
       </w:r>
     </w:p>
     <w:p>
@@ -2082,8 +699,45 @@
           <w:i w:val="0"/>
           <w:sz w:val="22"/>
         </w:rPr>
-        <w:t xml:space="preserve">Лёша: </w:t>
-      </w:r>
+        <w:t xml:space="preserve">Митя: </w:t>
+      </w:r>
+      <w:r>
+        <w:rPr>
+          <w:rFonts w:ascii="Times New Roman" w:hAnsi="Times New Roman" w:eastAsia="Malgun Gothic"/>
+          <w:b w:val="0"/>
+          <w:i w:val="0"/>
+          <w:sz w:val="22"/>
+        </w:rPr>
+        <w:t>Алевтина Вадимовна, ну ещё пять минуточек!</w:t>
+      </w:r>
+    </w:p>
+    <w:p>
+      <w:pPr>
+        <w:spacing w:before="0" w:after="110" w:line="300" w:lineRule="auto"/>
+      </w:pPr>
+      <w:r>
+        <w:rPr>
+          <w:rFonts w:ascii="Times New Roman" w:hAnsi="Times New Roman" w:eastAsia="Malgun Gothic"/>
+          <w:b/>
+          <w:i w:val="0"/>
+          <w:sz w:val="22"/>
+        </w:rPr>
+        <w:t xml:space="preserve">Алевтина Вадимовна: </w:t>
+      </w:r>
+      <w:r>
+        <w:rPr>
+          <w:rFonts w:ascii="Times New Roman" w:hAnsi="Times New Roman" w:eastAsia="Malgun Gothic"/>
+          <w:b w:val="0"/>
+          <w:i w:val="0"/>
+          <w:sz w:val="22"/>
+        </w:rPr>
+        <w:t>Никаких «минуточек». Бегом.</w:t>
+      </w:r>
+    </w:p>
+    <w:p>
+      <w:pPr>
+        <w:spacing w:before="0" w:after="110" w:line="300" w:lineRule="auto"/>
+      </w:pPr>
       <w:r>
         <w:rPr>
           <w:rFonts w:ascii="Times New Roman" w:hAnsi="Times New Roman" w:eastAsia="Malgun Gothic"/>
@@ -2092,16 +746,7 @@
           <w:color w:val="555555"/>
           <w:sz w:val="22"/>
         </w:rPr>
-        <w:t>(складывает письмо обратно)</w:t>
-      </w:r>
-      <w:r>
-        <w:rPr>
-          <w:rFonts w:ascii="Times New Roman" w:hAnsi="Times New Roman" w:eastAsia="Malgun Gothic"/>
-          <w:b w:val="0"/>
-          <w:i w:val="0"/>
-          <w:sz w:val="22"/>
-        </w:rPr>
-        <w:t xml:space="preserve"> Спасибо, Виктор Петрович. За письмо. За всё, чему научили, даже после смерти.</w:t>
+        <w:t>(Митя убегает. В дверях появляется пожилой мужчина в рабочей куртке.)</w:t>
       </w:r>
     </w:p>
     <w:p>
@@ -2115,7 +760,62 @@
           <w:i w:val="0"/>
           <w:sz w:val="22"/>
         </w:rPr>
-        <w:t xml:space="preserve">Ирина: </w:t>
+        <w:t xml:space="preserve">Никифор Матвеевич: </w:t>
+      </w:r>
+      <w:r>
+        <w:rPr>
+          <w:rFonts w:ascii="Times New Roman" w:hAnsi="Times New Roman" w:eastAsia="Malgun Gothic"/>
+          <w:b w:val="0"/>
+          <w:i w:val="0"/>
+          <w:sz w:val="22"/>
+        </w:rPr>
+        <w:t>Алевтина Вадимовна, я насчёт трубы… Ой. Извиняюсь.</w:t>
+      </w:r>
+    </w:p>
+    <w:p>
+      <w:pPr>
+        <w:spacing w:before="0" w:after="110" w:line="300" w:lineRule="auto"/>
+      </w:pPr>
+      <w:r>
+        <w:rPr>
+          <w:rFonts w:ascii="Times New Roman" w:hAnsi="Times New Roman" w:eastAsia="Malgun Gothic"/>
+          <w:b/>
+          <w:i w:val="0"/>
+          <w:sz w:val="22"/>
+        </w:rPr>
+        <w:t xml:space="preserve">Алевтина Вадимовна: </w:t>
+      </w:r>
+      <w:r>
+        <w:rPr>
+          <w:rFonts w:ascii="Times New Roman" w:hAnsi="Times New Roman" w:eastAsia="Malgun Gothic"/>
+          <w:b w:val="0"/>
+          <w:i w:val="0"/>
+          <w:sz w:val="22"/>
+        </w:rPr>
+        <w:t>Заходите, Никифор Матвеевич, раз уж зашли. Это наш сосед — он у нас и за трубы, и за забор отвечает.</w:t>
+      </w:r>
+    </w:p>
+    <w:p>
+      <w:pPr>
+        <w:spacing w:before="0" w:after="110" w:line="300" w:lineRule="auto"/>
+      </w:pPr>
+      <w:r>
+        <w:rPr>
+          <w:rFonts w:ascii="Times New Roman" w:hAnsi="Times New Roman" w:eastAsia="Malgun Gothic"/>
+          <w:b/>
+          <w:i w:val="0"/>
+          <w:sz w:val="22"/>
+        </w:rPr>
+        <w:t xml:space="preserve">Никифор Матвеевич: </w:t>
+      </w:r>
+      <w:r>
+        <w:rPr>
+          <w:rFonts w:ascii="Times New Roman" w:hAnsi="Times New Roman" w:eastAsia="Malgun Gothic"/>
+          <w:b w:val="0"/>
+          <w:i w:val="0"/>
+          <w:sz w:val="22"/>
+        </w:rPr>
+        <w:t xml:space="preserve">Да я так, по-соседски. </w:t>
       </w:r>
       <w:r>
         <w:rPr>
@@ -2125,7 +825,7 @@
           <w:color w:val="555555"/>
           <w:sz w:val="22"/>
         </w:rPr>
-        <w:t>(входя тихо)</w:t>
+        <w:t>(Радищеву)</w:t>
       </w:r>
       <w:r>
         <w:rPr>
@@ -2134,7 +834,7 @@
           <w:i w:val="0"/>
           <w:sz w:val="22"/>
         </w:rPr>
-        <w:t xml:space="preserve"> Опять письмо?</w:t>
+        <w:t xml:space="preserve"> Здравия желаю, товарищ министр. Узнал вас.</w:t>
       </w:r>
     </w:p>
     <w:p>
@@ -2148,7 +848,7 @@
           <w:i w:val="0"/>
           <w:sz w:val="22"/>
         </w:rPr>
-        <w:t xml:space="preserve">Лёша: </w:t>
+        <w:t xml:space="preserve">Радищев: </w:t>
       </w:r>
       <w:r>
         <w:rPr>
@@ -2157,7 +857,7 @@
           <w:i w:val="0"/>
           <w:sz w:val="22"/>
         </w:rPr>
-        <w:t>В последний раз. Носить его в кармане больше не нужно. Теперь оно — в законе.</w:t>
+        <w:t>Служили?</w:t>
       </w:r>
     </w:p>
     <w:p>
@@ -2171,7 +871,7 @@
           <w:i w:val="0"/>
           <w:sz w:val="22"/>
         </w:rPr>
-        <w:t xml:space="preserve">Ирина: </w:t>
+        <w:t xml:space="preserve">Никифор Матвеевич: </w:t>
       </w:r>
       <w:r>
         <w:rPr>
@@ -2180,7 +880,7 @@
           <w:i w:val="0"/>
           <w:sz w:val="22"/>
         </w:rPr>
-        <w:t>Моя копия всё равно останется висеть в кабинете. На случай, если закон кто-нибудь забудет.</w:t>
+        <w:t>Два года, связистом. Ещё при царе Горохе.</w:t>
       </w:r>
     </w:p>
     <w:p>
@@ -2194,7 +894,7 @@
           <w:i w:val="0"/>
           <w:sz w:val="22"/>
         </w:rPr>
-        <w:t xml:space="preserve">Лёша: </w:t>
+        <w:t xml:space="preserve">Радищев: </w:t>
       </w:r>
       <w:r>
         <w:rPr>
@@ -2204,7 +904,7 @@
           <w:color w:val="555555"/>
           <w:sz w:val="22"/>
         </w:rPr>
-        <w:t>(улыбается)</w:t>
+        <w:t>(улыбаясь)</w:t>
       </w:r>
       <w:r>
         <w:rPr>
@@ -2213,7 +913,7 @@
           <w:i w:val="0"/>
           <w:sz w:val="22"/>
         </w:rPr>
-        <w:t xml:space="preserve"> Или я.</w:t>
+        <w:t xml:space="preserve"> Связисты — главные люди. Без них никуда.</w:t>
       </w:r>
     </w:p>
     <w:p>
@@ -2227,7 +927,7 @@
           <w:i w:val="0"/>
           <w:sz w:val="22"/>
         </w:rPr>
-        <w:t xml:space="preserve">Ирина: </w:t>
+        <w:t xml:space="preserve">Лёша: </w:t>
       </w:r>
       <w:r>
         <w:rPr>
@@ -2236,7 +936,7 @@
           <w:i w:val="0"/>
           <w:sz w:val="22"/>
         </w:rPr>
-        <w:t>Или вы.</w:t>
+        <w:t>Садитесь с нами, Никифор Матвеевич. Любовь Марковна, найдётся ещё тарелка?</w:t>
       </w:r>
     </w:p>
     <w:p>
@@ -2250,7 +950,7 @@
           <w:i w:val="0"/>
           <w:sz w:val="22"/>
         </w:rPr>
-        <w:t xml:space="preserve">Лёша: </w:t>
+        <w:t xml:space="preserve">Любовь Марковна: </w:t>
       </w:r>
       <w:r>
         <w:rPr>
@@ -2259,7 +959,7 @@
           <w:i w:val="0"/>
           <w:sz w:val="22"/>
         </w:rPr>
-        <w:t>Ирина, а как рука?</w:t>
+        <w:t>Для Матвеича всегда найдётся. Он мне плиту чинил.</w:t>
       </w:r>
     </w:p>
     <w:p>
@@ -2273,92 +973,7 @@
           <w:i w:val="0"/>
           <w:sz w:val="22"/>
         </w:rPr>
-        <w:t xml:space="preserve">Ирина: </w:t>
-      </w:r>
-      <w:r>
-        <w:rPr>
-          <w:rFonts w:ascii="Times New Roman" w:hAnsi="Times New Roman" w:eastAsia="Malgun Gothic"/>
-          <w:b w:val="0"/>
-          <w:i w:val="0"/>
-          <w:sz w:val="22"/>
-        </w:rPr>
-        <w:t>Реабилитацию закончила. Папку поднимаю, не морщась.</w:t>
-      </w:r>
-    </w:p>
-    <w:p>
-      <w:pPr>
-        <w:spacing w:before="0" w:after="110" w:line="300" w:lineRule="auto"/>
-      </w:pPr>
-      <w:r>
-        <w:rPr>
-          <w:rFonts w:ascii="Times New Roman" w:hAnsi="Times New Roman" w:eastAsia="Malgun Gothic"/>
-          <w:b/>
-          <w:i w:val="0"/>
-          <w:sz w:val="22"/>
-        </w:rPr>
-        <w:t xml:space="preserve">Лёша: </w:t>
-      </w:r>
-      <w:r>
-        <w:rPr>
-          <w:rFonts w:ascii="Times New Roman" w:hAnsi="Times New Roman" w:eastAsia="Malgun Gothic"/>
-          <w:b w:val="0"/>
-          <w:i w:val="0"/>
-          <w:sz w:val="22"/>
-        </w:rPr>
-        <w:t>Тогда, может быть, вернёмся к разговору о титуле?</w:t>
-      </w:r>
-    </w:p>
-    <w:p>
-      <w:pPr>
-        <w:spacing w:before="0" w:after="110" w:line="300" w:lineRule="auto"/>
-      </w:pPr>
-      <w:r>
-        <w:rPr>
-          <w:rFonts w:ascii="Times New Roman" w:hAnsi="Times New Roman" w:eastAsia="Malgun Gothic"/>
-          <w:b/>
-          <w:i w:val="0"/>
-          <w:sz w:val="22"/>
-        </w:rPr>
-        <w:t xml:space="preserve">Ирина: </w:t>
-      </w:r>
-      <w:r>
-        <w:rPr>
-          <w:rFonts w:ascii="Times New Roman" w:hAnsi="Times New Roman" w:eastAsia="Malgun Gothic"/>
-          <w:b w:val="0"/>
-          <w:i w:val="0"/>
-          <w:sz w:val="22"/>
-        </w:rPr>
-        <w:t>Сначала пусть закон пройдёт парламент. Потом поговорим. Титулы подождут — у них это хорошо получается.</w:t>
-      </w:r>
-    </w:p>
-    <w:p>
-      <w:pPr>
-        <w:keepNext/>
-        <w:spacing w:before="320" w:after="140"/>
-      </w:pPr>
-      <w:r>
-        <w:rPr>
-          <w:rFonts w:ascii="Times New Roman" w:hAnsi="Times New Roman" w:eastAsia="Malgun Gothic"/>
-          <w:b/>
-          <w:i w:val="0"/>
-          <w:color w:val="1F3864"/>
-          <w:sz w:val="26"/>
-        </w:rPr>
-        <w:t>장면 6 — 법안 발표</w:t>
-      </w:r>
-    </w:p>
-    <w:p>
-      <w:pPr>
-        <w:spacing w:before="0" w:after="110" w:line="300" w:lineRule="auto"/>
-      </w:pPr>
-      <w:r>
-        <w:rPr>
-          <w:rFonts w:ascii="Times New Roman" w:hAnsi="Times New Roman" w:eastAsia="Malgun Gothic"/>
-          <w:b/>
-          <w:i w:val="0"/>
-          <w:sz w:val="22"/>
-        </w:rPr>
-        <w:t xml:space="preserve">Лёша: </w:t>
+        <w:t xml:space="preserve">Никифор Матвеевич: </w:t>
       </w:r>
       <w:r>
         <w:rPr>
@@ -2368,7 +983,7 @@
           <w:color w:val="555555"/>
           <w:sz w:val="22"/>
         </w:rPr>
-        <w:t>(созывая всех)</w:t>
+        <w:t>(садится)</w:t>
       </w:r>
       <w:r>
         <w:rPr>
@@ -2377,7 +992,7 @@
           <w:i w:val="0"/>
           <w:sz w:val="22"/>
         </w:rPr>
-        <w:t xml:space="preserve"> Закон о Совете кризисных решений готов к внесению в парламент. Постоянный, обязательный, с публичной подотчётностью каждого решения.</w:t>
+        <w:t xml:space="preserve"> Ну, раз зовут — отказываться грех.</w:t>
       </w:r>
     </w:p>
     <w:p>
@@ -2391,76 +1006,7 @@
           <w:i w:val="0"/>
           <w:sz w:val="22"/>
         </w:rPr>
-        <w:t xml:space="preserve">Гребенщиков: </w:t>
-      </w:r>
-      <w:r>
-        <w:rPr>
-          <w:rFonts w:ascii="Times New Roman" w:hAnsi="Times New Roman" w:eastAsia="Malgun Gothic"/>
-          <w:b w:val="0"/>
-          <w:i w:val="0"/>
-          <w:sz w:val="22"/>
-        </w:rPr>
-        <w:t>Политически смелый шаг, Алексей Николаевич — добровольно ограничивать собственные будущие полномочия.</w:t>
-      </w:r>
-    </w:p>
-    <w:p>
-      <w:pPr>
-        <w:spacing w:before="0" w:after="110" w:line="300" w:lineRule="auto"/>
-      </w:pPr>
-      <w:r>
-        <w:rPr>
-          <w:rFonts w:ascii="Times New Roman" w:hAnsi="Times New Roman" w:eastAsia="Malgun Gothic"/>
-          <w:b/>
-          <w:i w:val="0"/>
-          <w:sz w:val="22"/>
-        </w:rPr>
-        <w:t xml:space="preserve">Лёша: </w:t>
-      </w:r>
-      <w:r>
-        <w:rPr>
-          <w:rFonts w:ascii="Times New Roman" w:hAnsi="Times New Roman" w:eastAsia="Malgun Gothic"/>
-          <w:b w:val="0"/>
-          <w:i w:val="0"/>
-          <w:sz w:val="22"/>
-        </w:rPr>
-        <w:t>Не ограничение, Анатолий Викторович. Страховка. Для меня, для тех, кто придёт после меня, для страны в целом.</w:t>
-      </w:r>
-    </w:p>
-    <w:p>
-      <w:pPr>
-        <w:spacing w:before="0" w:after="110" w:line="300" w:lineRule="auto"/>
-      </w:pPr>
-      <w:r>
-        <w:rPr>
-          <w:rFonts w:ascii="Times New Roman" w:hAnsi="Times New Roman" w:eastAsia="Malgun Gothic"/>
-          <w:b/>
-          <w:i w:val="0"/>
-          <w:sz w:val="22"/>
-        </w:rPr>
-        <w:t xml:space="preserve">Гребенщиков: </w:t>
-      </w:r>
-      <w:r>
-        <w:rPr>
-          <w:rFonts w:ascii="Times New Roman" w:hAnsi="Times New Roman" w:eastAsia="Malgun Gothic"/>
-          <w:b w:val="0"/>
-          <w:i w:val="0"/>
-          <w:sz w:val="22"/>
-        </w:rPr>
-        <w:t>Редко видел президента, который так явно ограничивает себя добровольно. Войдёт в историю, вне зависимости от того, как сложится остальной срок.</w:t>
-      </w:r>
-    </w:p>
-    <w:p>
-      <w:pPr>
-        <w:spacing w:before="0" w:after="110" w:line="300" w:lineRule="auto"/>
-      </w:pPr>
-      <w:r>
-        <w:rPr>
-          <w:rFonts w:ascii="Times New Roman" w:hAnsi="Times New Roman" w:eastAsia="Malgun Gothic"/>
-          <w:b/>
-          <w:i w:val="0"/>
-          <w:sz w:val="22"/>
-        </w:rPr>
-        <w:t xml:space="preserve">Ирина: </w:t>
+        <w:t xml:space="preserve">Любовь Марковна: </w:t>
       </w:r>
       <w:r>
         <w:rPr>
@@ -2470,7 +1016,7 @@
           <w:color w:val="555555"/>
           <w:sz w:val="22"/>
         </w:rPr>
-        <w:t>(тихо)</w:t>
+        <w:t>(подходит к Лёше)</w:t>
       </w:r>
       <w:r>
         <w:rPr>
@@ -2479,7 +1025,7 @@
           <w:i w:val="0"/>
           <w:sz w:val="22"/>
         </w:rPr>
-        <w:t xml:space="preserve"> Быков гордился бы этим законом больше всего, что вы сделали за этот срок.</w:t>
+        <w:t xml:space="preserve"> Ну как, наелись? Может, ещё котлетку?</w:t>
       </w:r>
     </w:p>
     <w:p>
@@ -2502,7 +1048,7 @@
           <w:i w:val="0"/>
           <w:sz w:val="22"/>
         </w:rPr>
-        <w:t>Надеюсь, что так, Ирина. Этот закон — в каком-то смысле его закон, не только мой.</w:t>
+        <w:t>Нет, спасибо, Любовь Марковна. Наелся до отвала. Давно так вкусно не обедал.</w:t>
       </w:r>
     </w:p>
     <w:p>
@@ -2516,7 +1062,39 @@
           <w:i w:val="0"/>
           <w:sz w:val="22"/>
         </w:rPr>
-        <w:t xml:space="preserve">Анна: </w:t>
+        <w:t xml:space="preserve">Радищев: </w:t>
+      </w:r>
+      <w:r>
+        <w:rPr>
+          <w:rFonts w:ascii="Times New Roman" w:hAnsi="Times New Roman" w:eastAsia="Malgun Gothic"/>
+          <w:b w:val="0"/>
+          <w:i w:val="0"/>
+          <w:sz w:val="22"/>
+        </w:rPr>
+        <w:t>А рецепт котлет — военная тайна?</w:t>
+      </w:r>
+    </w:p>
+    <w:p>
+      <w:pPr>
+        <w:spacing w:before="0" w:after="110" w:line="300" w:lineRule="auto"/>
+      </w:pPr>
+      <w:r>
+        <w:rPr>
+          <w:rFonts w:ascii="Times New Roman" w:hAnsi="Times New Roman" w:eastAsia="Malgun Gothic"/>
+          <w:b/>
+          <w:i w:val="0"/>
+          <w:sz w:val="22"/>
+        </w:rPr>
+        <w:t xml:space="preserve">Любовь Марковна: </w:t>
+      </w:r>
+      <w:r>
+        <w:rPr>
+          <w:rFonts w:ascii="Times New Roman" w:hAnsi="Times New Roman" w:eastAsia="Malgun Gothic"/>
+          <w:b w:val="0"/>
+          <w:i w:val="0"/>
+          <w:sz w:val="22"/>
+        </w:rPr>
+        <w:t xml:space="preserve">А как же! Секрет фирмы. </w:t>
       </w:r>
       <w:r>
         <w:rPr>
@@ -2526,7 +1104,7 @@
           <w:color w:val="555555"/>
           <w:sz w:val="22"/>
         </w:rPr>
-        <w:t>(по телефону, узнав новости)</w:t>
+        <w:t>(подмигивает)</w:t>
       </w:r>
       <w:r>
         <w:rPr>
@@ -2535,7 +1113,7 @@
           <w:i w:val="0"/>
           <w:sz w:val="22"/>
         </w:rPr>
-        <w:t xml:space="preserve"> Лёша, слышала о новом законе. Горжусь тобой.</w:t>
+        <w:t xml:space="preserve"> Лук не жалеть — вот и весь секрет.</w:t>
       </w:r>
     </w:p>
     <w:p>
@@ -2549,7 +1127,7 @@
           <w:i w:val="0"/>
           <w:sz w:val="22"/>
         </w:rPr>
-        <w:t xml:space="preserve">Лёша: </w:t>
+        <w:t xml:space="preserve">Алевтина Вадимовна: </w:t>
       </w:r>
       <w:r>
         <w:rPr>
@@ -2558,7 +1136,7 @@
           <w:i w:val="0"/>
           <w:sz w:val="22"/>
         </w:rPr>
-        <w:t>Спасибо, мам. Это было нелегко — признать, что нужны ограничения даже для меня самого.</w:t>
+        <w:t>Алексей Николаевич, дети в актовом зале ждут. Они вопросы готовили.</w:t>
       </w:r>
     </w:p>
     <w:p>
@@ -2572,7 +1150,7 @@
           <w:i w:val="0"/>
           <w:sz w:val="22"/>
         </w:rPr>
-        <w:t xml:space="preserve">Анна: </w:t>
+        <w:t xml:space="preserve">Лёша: </w:t>
       </w:r>
       <w:r>
         <w:rPr>
@@ -2581,44 +1159,7 @@
           <w:i w:val="0"/>
           <w:sz w:val="22"/>
         </w:rPr>
-        <w:t>Именно поэтому и горжусь, сынок. Признавать это — труднее, чем кажется большинству людей у власти.</w:t>
-      </w:r>
-    </w:p>
-    <w:p>
-      <w:pPr>
-        <w:spacing w:before="0" w:after="110" w:line="300" w:lineRule="auto"/>
-      </w:pPr>
-      <w:r>
-        <w:rPr>
-          <w:rFonts w:ascii="Times New Roman" w:hAnsi="Times New Roman" w:eastAsia="Malgun Gothic"/>
-          <w:b/>
-          <w:i w:val="0"/>
-          <w:sz w:val="22"/>
-        </w:rPr>
-        <w:t xml:space="preserve">Анна: </w:t>
-      </w:r>
-      <w:r>
-        <w:rPr>
-          <w:rFonts w:ascii="Times New Roman" w:hAnsi="Times New Roman" w:eastAsia="Malgun Gothic"/>
-          <w:b w:val="0"/>
-          <w:i w:val="0"/>
-          <w:sz w:val="22"/>
-        </w:rPr>
-        <w:t>И ещё, Лёша. Отец сказал бы: «Закон — это хорошо. А теперь иди поспи».</w:t>
-      </w:r>
-    </w:p>
-    <w:p>
-      <w:pPr>
-        <w:spacing w:before="0" w:after="110" w:line="300" w:lineRule="auto"/>
-      </w:pPr>
-      <w:r>
-        <w:rPr>
-          <w:rFonts w:ascii="Times New Roman" w:hAnsi="Times New Roman" w:eastAsia="Malgun Gothic"/>
-          <w:b/>
-          <w:i w:val="0"/>
-          <w:sz w:val="22"/>
-        </w:rPr>
-        <w:t xml:space="preserve">Лёша: </w:t>
+        <w:t xml:space="preserve">Идём. </w:t>
       </w:r>
       <w:r>
         <w:rPr>
@@ -2628,7 +1169,7 @@
           <w:color w:val="555555"/>
           <w:sz w:val="22"/>
         </w:rPr>
-        <w:t>(смеётся)</w:t>
+        <w:t>(встаёт)</w:t>
       </w:r>
       <w:r>
         <w:rPr>
@@ -2637,7 +1178,7 @@
           <w:i w:val="0"/>
           <w:sz w:val="22"/>
         </w:rPr>
-        <w:t xml:space="preserve"> Так бы и сказал.</w:t>
+        <w:t xml:space="preserve"> Любовь Марковна, спасибо. Честное слово, как дома.</w:t>
       </w:r>
     </w:p>
     <w:p>
@@ -2651,7 +1192,7 @@
           <w:i w:val="0"/>
           <w:sz w:val="22"/>
         </w:rPr>
-        <w:t xml:space="preserve">Анна: </w:t>
+        <w:t xml:space="preserve">Любовь Марковна: </w:t>
       </w:r>
       <w:r>
         <w:rPr>
@@ -2660,30 +1201,23 @@
           <w:i w:val="0"/>
           <w:sz w:val="22"/>
         </w:rPr>
-        <w:t>Вот и я говорю. Приезжай в воскресенье. И Ирину позови, если захочет.</w:t>
+        <w:t>На здоровье. Заезжайте ещё — только предупреждайте заранее, я пирогов напеку.</w:t>
       </w:r>
     </w:p>
     <w:p>
       <w:pPr>
-        <w:spacing w:before="0" w:after="110" w:line="300" w:lineRule="auto"/>
+        <w:keepNext/>
+        <w:spacing w:before="320" w:after="140"/>
       </w:pPr>
       <w:r>
         <w:rPr>
           <w:rFonts w:ascii="Times New Roman" w:hAnsi="Times New Roman" w:eastAsia="Malgun Gothic"/>
           <w:b/>
           <w:i w:val="0"/>
-          <w:sz w:val="22"/>
-        </w:rPr>
-        <w:t xml:space="preserve">Лёша: </w:t>
-      </w:r>
-      <w:r>
-        <w:rPr>
-          <w:rFonts w:ascii="Times New Roman" w:hAnsi="Times New Roman" w:eastAsia="Malgun Gothic"/>
-          <w:b w:val="0"/>
-          <w:i w:val="0"/>
-          <w:sz w:val="22"/>
-        </w:rPr>
-        <w:t>Позову, мам.</w:t>
+          <w:color w:val="1F3864"/>
+          <w:sz w:val="26"/>
+        </w:rPr>
+        <w:t>장면 2 — 국경지역 순회 이후</w:t>
       </w:r>
     </w:p>
     <w:p>
@@ -2697,76 +1231,7 @@
           <w:i w:val="0"/>
           <w:sz w:val="22"/>
         </w:rPr>
-        <w:t xml:space="preserve">Катя: </w:t>
-      </w:r>
-      <w:r>
-        <w:rPr>
-          <w:rFonts w:ascii="Times New Roman" w:hAnsi="Times New Roman" w:eastAsia="Malgun Gothic"/>
-          <w:b w:val="0"/>
-          <w:i w:val="0"/>
-          <w:sz w:val="22"/>
-        </w:rPr>
-        <w:t>Итак, следующий этап — проведение закона через парламент, а там и первый год срока подходит к концу. Что дальше в повестке?</w:t>
-      </w:r>
-    </w:p>
-    <w:p>
-      <w:pPr>
-        <w:spacing w:before="0" w:after="110" w:line="300" w:lineRule="auto"/>
-      </w:pPr>
-      <w:r>
-        <w:rPr>
-          <w:rFonts w:ascii="Times New Roman" w:hAnsi="Times New Roman" w:eastAsia="Malgun Gothic"/>
-          <w:b/>
-          <w:i w:val="0"/>
-          <w:sz w:val="22"/>
-        </w:rPr>
         <w:t xml:space="preserve">Лёша: </w:t>
-      </w:r>
-      <w:r>
-        <w:rPr>
-          <w:rFonts w:ascii="Times New Roman" w:hAnsi="Times New Roman" w:eastAsia="Malgun Gothic"/>
-          <w:b w:val="0"/>
-          <w:i w:val="0"/>
-          <w:sz w:val="22"/>
-        </w:rPr>
-        <w:t>Дальше — жить с этим равновесием. Каждый день заново, не полагаясь на то, что урок этой весны останется со мной навсегда без усилий.</w:t>
-      </w:r>
-    </w:p>
-    <w:p>
-      <w:pPr>
-        <w:spacing w:before="0" w:after="110" w:line="300" w:lineRule="auto"/>
-      </w:pPr>
-      <w:r>
-        <w:rPr>
-          <w:rFonts w:ascii="Times New Roman" w:hAnsi="Times New Roman" w:eastAsia="Malgun Gothic"/>
-          <w:b/>
-          <w:i w:val="0"/>
-          <w:sz w:val="22"/>
-        </w:rPr>
-        <w:t xml:space="preserve">Ирина: </w:t>
-      </w:r>
-      <w:r>
-        <w:rPr>
-          <w:rFonts w:ascii="Times New Roman" w:hAnsi="Times New Roman" w:eastAsia="Malgun Gothic"/>
-          <w:b w:val="0"/>
-          <w:i w:val="0"/>
-          <w:sz w:val="22"/>
-        </w:rPr>
-        <w:t>С этим я могу помочь, Алексей Николаевич. Как и всегда.</w:t>
-      </w:r>
-    </w:p>
-    <w:p>
-      <w:pPr>
-        <w:spacing w:before="0" w:after="110" w:line="300" w:lineRule="auto"/>
-      </w:pPr>
-      <w:r>
-        <w:rPr>
-          <w:rFonts w:ascii="Times New Roman" w:hAnsi="Times New Roman" w:eastAsia="Malgun Gothic"/>
-          <w:b/>
-          <w:i w:val="0"/>
-          <w:sz w:val="22"/>
-        </w:rPr>
-        <w:t xml:space="preserve">Вениамин: </w:t>
       </w:r>
       <w:r>
         <w:rPr>
@@ -2776,7 +1241,7 @@
           <w:color w:val="555555"/>
           <w:sz w:val="22"/>
         </w:rPr>
-        <w:t>(с лёгкой улыбкой)</w:t>
+        <w:t>(вернувшись из поездки)</w:t>
       </w:r>
       <w:r>
         <w:rPr>
@@ -2785,7 +1250,7 @@
           <w:i w:val="0"/>
           <w:sz w:val="22"/>
         </w:rPr>
-        <w:t xml:space="preserve"> Похоже, у нас теперь официальная роль в истории страны, Кирилл Андреевич. Не только в её бюджете.</w:t>
+        <w:t xml:space="preserve"> Люди там боятся, Ирина. Реально боятся, каждый день.</w:t>
       </w:r>
     </w:p>
     <w:p>
@@ -2799,7 +1264,7 @@
           <w:i w:val="0"/>
           <w:sz w:val="22"/>
         </w:rPr>
-        <w:t xml:space="preserve">Кирилл: </w:t>
+        <w:t xml:space="preserve">Ирина: </w:t>
       </w:r>
       <w:r>
         <w:rPr>
@@ -2808,7 +1273,7 @@
           <w:i w:val="0"/>
           <w:sz w:val="22"/>
         </w:rPr>
-        <w:t>Скромная роль, Вениамин Олегович. Но, кажется, важная.</w:t>
+        <w:t>Что они говорили?</w:t>
       </w:r>
     </w:p>
     <w:p>
@@ -2822,7 +1287,7 @@
           <w:i w:val="0"/>
           <w:sz w:val="22"/>
         </w:rPr>
-        <w:t xml:space="preserve">Настя: </w:t>
+        <w:t xml:space="preserve">Лёша: </w:t>
       </w:r>
       <w:r>
         <w:rPr>
@@ -2831,7 +1296,7 @@
           <w:i w:val="0"/>
           <w:sz w:val="22"/>
         </w:rPr>
-        <w:t>Важнее, чем мы могли представить тогда, в комнате с протекающим потолком.</w:t>
+        <w:t>Одна женщина спросила меня прямо — «Вы уверены, что снова не решите всё в одиночку в следующий раз?» Не знал, что ответить сразу.</w:t>
       </w:r>
     </w:p>
     <w:p>
@@ -2845,7 +1310,7 @@
           <w:i w:val="0"/>
           <w:sz w:val="22"/>
         </w:rPr>
-        <w:t xml:space="preserve">Вениамин: </w:t>
+        <w:t xml:space="preserve">Ирина: </w:t>
       </w:r>
       <w:r>
         <w:rPr>
@@ -2854,7 +1319,7 @@
           <w:i w:val="0"/>
           <w:sz w:val="22"/>
         </w:rPr>
-        <w:t>Изольда Тимофеевна была бы рада увидеть, во что это всё выросло.</w:t>
+        <w:t>А что ответили в итоге?</w:t>
       </w:r>
     </w:p>
     <w:p>
@@ -2868,7 +1333,7 @@
           <w:i w:val="0"/>
           <w:sz w:val="22"/>
         </w:rPr>
-        <w:t xml:space="preserve">Настя: </w:t>
+        <w:t xml:space="preserve">Лёша: </w:t>
       </w:r>
       <w:r>
         <w:rPr>
@@ -2877,7 +1342,7 @@
           <w:i w:val="0"/>
           <w:sz w:val="22"/>
         </w:rPr>
-        <w:t>Рада и, наверное, немного горда, хотя ни за что бы в этом не призналась вслух.</w:t>
+        <w:t>Сказал правду. Что не уверен на сто процентов в себе, но уверен в системе, которую мы теперь строим вокруг этой неуверенности.</w:t>
       </w:r>
     </w:p>
     <w:p>
@@ -2891,76 +1356,7 @@
           <w:i w:val="0"/>
           <w:sz w:val="22"/>
         </w:rPr>
-        <w:t xml:space="preserve">Кирилл: </w:t>
-      </w:r>
-      <w:r>
-        <w:rPr>
-          <w:rFonts w:ascii="Times New Roman" w:hAnsi="Times New Roman" w:eastAsia="Malgun Gothic"/>
-          <w:b w:val="0"/>
-          <w:i w:val="0"/>
-          <w:sz w:val="22"/>
-        </w:rPr>
-        <w:t>Именно поэтому мы признаёмся за неё, время от времени.</w:t>
-      </w:r>
-    </w:p>
-    <w:p>
-      <w:pPr>
-        <w:spacing w:before="0" w:after="110" w:line="300" w:lineRule="auto"/>
-      </w:pPr>
-      <w:r>
-        <w:rPr>
-          <w:rFonts w:ascii="Times New Roman" w:hAnsi="Times New Roman" w:eastAsia="Malgun Gothic"/>
-          <w:b/>
-          <w:i w:val="0"/>
-          <w:sz w:val="22"/>
-        </w:rPr>
-        <w:t xml:space="preserve">Вениамин: </w:t>
-      </w:r>
-      <w:r>
-        <w:rPr>
-          <w:rFonts w:ascii="Times New Roman" w:hAnsi="Times New Roman" w:eastAsia="Malgun Gothic"/>
-          <w:b w:val="0"/>
-          <w:i w:val="0"/>
-          <w:sz w:val="22"/>
-        </w:rPr>
-        <w:t>«Тридцать лет в профессии, — сказала бы она, — и ни разу не видела, чтобы президент сам себе назначил ревизора».</w:t>
-      </w:r>
-    </w:p>
-    <w:p>
-      <w:pPr>
-        <w:spacing w:before="0" w:after="110" w:line="300" w:lineRule="auto"/>
-      </w:pPr>
-      <w:r>
-        <w:rPr>
-          <w:rFonts w:ascii="Times New Roman" w:hAnsi="Times New Roman" w:eastAsia="Malgun Gothic"/>
-          <w:b/>
-          <w:i w:val="0"/>
-          <w:sz w:val="22"/>
-        </w:rPr>
-        <w:t xml:space="preserve">Настя: </w:t>
-      </w:r>
-      <w:r>
-        <w:rPr>
-          <w:rFonts w:ascii="Times New Roman" w:hAnsi="Times New Roman" w:eastAsia="Malgun Gothic"/>
-          <w:b w:val="0"/>
-          <w:i w:val="0"/>
-          <w:sz w:val="22"/>
-        </w:rPr>
-        <w:t>А потом добавила бы: «Голубки, не зазнавайтесь».</w:t>
-      </w:r>
-    </w:p>
-    <w:p>
-      <w:pPr>
-        <w:spacing w:before="0" w:after="110" w:line="300" w:lineRule="auto"/>
-      </w:pPr>
-      <w:r>
-        <w:rPr>
-          <w:rFonts w:ascii="Times New Roman" w:hAnsi="Times New Roman" w:eastAsia="Malgun Gothic"/>
-          <w:b/>
-          <w:i w:val="0"/>
-          <w:sz w:val="22"/>
-        </w:rPr>
-        <w:t xml:space="preserve">Кирилл: </w:t>
+        <w:t xml:space="preserve">Радищев: </w:t>
       </w:r>
       <w:r>
         <w:rPr>
@@ -2970,7 +1366,7 @@
           <w:color w:val="555555"/>
           <w:sz w:val="22"/>
         </w:rPr>
-        <w:t>(краснея)</w:t>
+        <w:t>(присутствуя)</w:t>
       </w:r>
       <w:r>
         <w:rPr>
@@ -2979,7 +1375,7 @@
           <w:i w:val="0"/>
           <w:sz w:val="22"/>
         </w:rPr>
-        <w:t xml:space="preserve"> Добавила бы.</w:t>
+        <w:t xml:space="preserve"> Честный ответ, Алексей Николаевич. Более честный, чем многие политические обещания.</w:t>
       </w:r>
     </w:p>
     <w:p>
@@ -2993,7 +1389,407 @@
           <w:i w:val="0"/>
           <w:sz w:val="22"/>
         </w:rPr>
+        <w:t xml:space="preserve">Катя: </w:t>
+      </w:r>
+      <w:r>
+        <w:rPr>
+          <w:rFonts w:ascii="Times New Roman" w:hAnsi="Times New Roman" w:eastAsia="Malgun Gothic"/>
+          <w:b w:val="0"/>
+          <w:i w:val="0"/>
+          <w:sz w:val="22"/>
+        </w:rPr>
+        <w:t>Как прошла остальная часть поездки?</w:t>
+      </w:r>
+    </w:p>
+    <w:p>
+      <w:pPr>
+        <w:spacing w:before="0" w:after="110" w:line="300" w:lineRule="auto"/>
+      </w:pPr>
+      <w:r>
+        <w:rPr>
+          <w:rFonts w:ascii="Times New Roman" w:hAnsi="Times New Roman" w:eastAsia="Malgun Gothic"/>
+          <w:b/>
+          <w:i w:val="0"/>
+          <w:sz w:val="22"/>
+        </w:rPr>
         <w:t xml:space="preserve">Лёша: </w:t>
+      </w:r>
+      <w:r>
+        <w:rPr>
+          <w:rFonts w:ascii="Times New Roman" w:hAnsi="Times New Roman" w:eastAsia="Malgun Gothic"/>
+          <w:b w:val="0"/>
+          <w:i w:val="0"/>
+          <w:sz w:val="22"/>
+        </w:rPr>
+        <w:t>Тяжело, но правильно. Люди хотели, чтобы их услышали, не обязательно чтобы им что-то обещали.</w:t>
+      </w:r>
+    </w:p>
+    <w:p>
+      <w:pPr>
+        <w:spacing w:before="0" w:after="110" w:line="300" w:lineRule="auto"/>
+      </w:pPr>
+      <w:r>
+        <w:rPr>
+          <w:rFonts w:ascii="Times New Roman" w:hAnsi="Times New Roman" w:eastAsia="Malgun Gothic"/>
+          <w:b/>
+          <w:i w:val="0"/>
+          <w:sz w:val="22"/>
+        </w:rPr>
+        <w:t xml:space="preserve">Радищев: </w:t>
+      </w:r>
+      <w:r>
+        <w:rPr>
+          <w:rFonts w:ascii="Times New Roman" w:hAnsi="Times New Roman" w:eastAsia="Malgun Gothic"/>
+          <w:b w:val="0"/>
+          <w:i w:val="0"/>
+          <w:sz w:val="22"/>
+        </w:rPr>
+        <w:t>Заметил то же самое. Впервые за долгое время видел, как местные жители разговаривают с военным не как с угрозой, а как с человеком, готовым слушать.</w:t>
+      </w:r>
+    </w:p>
+    <w:p>
+      <w:pPr>
+        <w:spacing w:before="0" w:after="110" w:line="300" w:lineRule="auto"/>
+      </w:pPr>
+      <w:r>
+        <w:rPr>
+          <w:rFonts w:ascii="Times New Roman" w:hAnsi="Times New Roman" w:eastAsia="Malgun Gothic"/>
+          <w:b/>
+          <w:i w:val="0"/>
+          <w:sz w:val="22"/>
+        </w:rPr>
+        <w:t xml:space="preserve">Лёша: </w:t>
+      </w:r>
+      <w:r>
+        <w:rPr>
+          <w:rFonts w:ascii="Times New Roman" w:hAnsi="Times New Roman" w:eastAsia="Malgun Gothic"/>
+          <w:b w:val="0"/>
+          <w:i w:val="0"/>
+          <w:sz w:val="22"/>
+        </w:rPr>
+        <w:t>Возможно, это тоже часть того урока, что мы вынесли из этой весны.</w:t>
+      </w:r>
+    </w:p>
+    <w:p>
+      <w:pPr>
+        <w:spacing w:before="0" w:after="110" w:line="300" w:lineRule="auto"/>
+      </w:pPr>
+      <w:r>
+        <w:rPr>
+          <w:rFonts w:ascii="Times New Roman" w:hAnsi="Times New Roman" w:eastAsia="Malgun Gothic"/>
+          <w:b/>
+          <w:i w:val="0"/>
+          <w:sz w:val="22"/>
+        </w:rPr>
+        <w:t xml:space="preserve">Ирина: </w:t>
+      </w:r>
+      <w:r>
+        <w:rPr>
+          <w:rFonts w:ascii="Times New Roman" w:hAnsi="Times New Roman" w:eastAsia="Malgun Gothic"/>
+          <w:b w:val="0"/>
+          <w:i w:val="0"/>
+          <w:sz w:val="22"/>
+        </w:rPr>
+        <w:t>Встретили ли вы семью погибшего солдата?</w:t>
+      </w:r>
+    </w:p>
+    <w:p>
+      <w:pPr>
+        <w:spacing w:before="0" w:after="110" w:line="300" w:lineRule="auto"/>
+      </w:pPr>
+      <w:r>
+        <w:rPr>
+          <w:rFonts w:ascii="Times New Roman" w:hAnsi="Times New Roman" w:eastAsia="Malgun Gothic"/>
+          <w:b/>
+          <w:i w:val="0"/>
+          <w:sz w:val="22"/>
+        </w:rPr>
+        <w:t xml:space="preserve">Лёша: </w:t>
+      </w:r>
+      <w:r>
+        <w:rPr>
+          <w:rFonts w:ascii="Times New Roman" w:hAnsi="Times New Roman" w:eastAsia="Malgun Gothic"/>
+          <w:b w:val="0"/>
+          <w:i w:val="0"/>
+          <w:sz w:val="22"/>
+        </w:rPr>
+        <w:t>Встретил. Тяжелейший разговор за весь срок. Мать спросила, стоила ли его жизнь того выбора, что я сделал в ту ночь.</w:t>
+      </w:r>
+    </w:p>
+    <w:p>
+      <w:pPr>
+        <w:spacing w:before="0" w:after="110" w:line="300" w:lineRule="auto"/>
+      </w:pPr>
+      <w:r>
+        <w:rPr>
+          <w:rFonts w:ascii="Times New Roman" w:hAnsi="Times New Roman" w:eastAsia="Malgun Gothic"/>
+          <w:b/>
+          <w:i w:val="0"/>
+          <w:sz w:val="22"/>
+        </w:rPr>
+        <w:t xml:space="preserve">Ирина: </w:t>
+      </w:r>
+      <w:r>
+        <w:rPr>
+          <w:rFonts w:ascii="Times New Roman" w:hAnsi="Times New Roman" w:eastAsia="Malgun Gothic"/>
+          <w:b w:val="0"/>
+          <w:i w:val="0"/>
+          <w:sz w:val="22"/>
+        </w:rPr>
+        <w:t>Что вы ответили?</w:t>
+      </w:r>
+    </w:p>
+    <w:p>
+      <w:pPr>
+        <w:spacing w:before="0" w:after="110" w:line="300" w:lineRule="auto"/>
+      </w:pPr>
+      <w:r>
+        <w:rPr>
+          <w:rFonts w:ascii="Times New Roman" w:hAnsi="Times New Roman" w:eastAsia="Malgun Gothic"/>
+          <w:b/>
+          <w:i w:val="0"/>
+          <w:sz w:val="22"/>
+        </w:rPr>
+        <w:t xml:space="preserve">Лёша: </w:t>
+      </w:r>
+      <w:r>
+        <w:rPr>
+          <w:rFonts w:ascii="Times New Roman" w:hAnsi="Times New Roman" w:eastAsia="Malgun Gothic"/>
+          <w:b w:val="0"/>
+          <w:i w:val="0"/>
+          <w:sz w:val="22"/>
+        </w:rPr>
+        <w:t>Что не знаю ответа, который облегчил бы её боль. Знаю только, что сделаю всё, чтобы решения, принятые после той ночи, защищали следующих солдат лучше.</w:t>
+      </w:r>
+    </w:p>
+    <w:p>
+      <w:pPr>
+        <w:spacing w:before="0" w:after="110" w:line="300" w:lineRule="auto"/>
+      </w:pPr>
+      <w:r>
+        <w:rPr>
+          <w:rFonts w:ascii="Times New Roman" w:hAnsi="Times New Roman" w:eastAsia="Malgun Gothic"/>
+          <w:b/>
+          <w:i w:val="0"/>
+          <w:sz w:val="22"/>
+        </w:rPr>
+        <w:t xml:space="preserve">Радищев: </w:t>
+      </w:r>
+      <w:r>
+        <w:rPr>
+          <w:rFonts w:ascii="Times New Roman" w:hAnsi="Times New Roman" w:eastAsia="Malgun Gothic"/>
+          <w:b w:val="0"/>
+          <w:i w:val="0"/>
+          <w:sz w:val="22"/>
+        </w:rPr>
+        <w:t>А в соседнем посёлке мы застали возвращение сержанта. Обмен прошёл в субботу. Он первым делом спросил, правда ли, что из-за него не начали войну.</w:t>
+      </w:r>
+    </w:p>
+    <w:p>
+      <w:pPr>
+        <w:spacing w:before="0" w:after="110" w:line="300" w:lineRule="auto"/>
+      </w:pPr>
+      <w:r>
+        <w:rPr>
+          <w:rFonts w:ascii="Times New Roman" w:hAnsi="Times New Roman" w:eastAsia="Malgun Gothic"/>
+          <w:b/>
+          <w:i w:val="0"/>
+          <w:sz w:val="22"/>
+        </w:rPr>
+        <w:t xml:space="preserve">Лёша: </w:t>
+      </w:r>
+      <w:r>
+        <w:rPr>
+          <w:rFonts w:ascii="Times New Roman" w:hAnsi="Times New Roman" w:eastAsia="Malgun Gothic"/>
+          <w:b w:val="0"/>
+          <w:i w:val="0"/>
+          <w:sz w:val="22"/>
+        </w:rPr>
+        <w:t>И что вы ему сказали, Борис Игоревич?</w:t>
+      </w:r>
+    </w:p>
+    <w:p>
+      <w:pPr>
+        <w:spacing w:before="0" w:after="110" w:line="300" w:lineRule="auto"/>
+      </w:pPr>
+      <w:r>
+        <w:rPr>
+          <w:rFonts w:ascii="Times New Roman" w:hAnsi="Times New Roman" w:eastAsia="Malgun Gothic"/>
+          <w:b/>
+          <w:i w:val="0"/>
+          <w:sz w:val="22"/>
+        </w:rPr>
+        <w:t xml:space="preserve">Радищев: </w:t>
+      </w:r>
+      <w:r>
+        <w:rPr>
+          <w:rFonts w:ascii="Times New Roman" w:hAnsi="Times New Roman" w:eastAsia="Malgun Gothic"/>
+          <w:b w:val="0"/>
+          <w:i w:val="0"/>
+          <w:sz w:val="22"/>
+        </w:rPr>
+        <w:t>Что войну не начали не из-за него, а ради таких, как он. Кажется, впервые сам в это поверил.</w:t>
+      </w:r>
+    </w:p>
+    <w:p>
+      <w:pPr>
+        <w:spacing w:before="0" w:after="110" w:line="300" w:lineRule="auto"/>
+      </w:pPr>
+      <w:r>
+        <w:rPr>
+          <w:rFonts w:ascii="Times New Roman" w:hAnsi="Times New Roman" w:eastAsia="Malgun Gothic"/>
+          <w:b/>
+          <w:i w:val="0"/>
+          <w:sz w:val="22"/>
+        </w:rPr>
+        <w:t xml:space="preserve">Катя: </w:t>
+      </w:r>
+      <w:r>
+        <w:rPr>
+          <w:rFonts w:ascii="Times New Roman" w:hAnsi="Times New Roman" w:eastAsia="Malgun Gothic"/>
+          <w:b w:val="0"/>
+          <w:i w:val="0"/>
+          <w:sz w:val="22"/>
+        </w:rPr>
+        <w:t>А молодёжь? Валентина Игоревна говорила, что в приграничье молодые поддержали нас больше всех.</w:t>
+      </w:r>
+    </w:p>
+    <w:p>
+      <w:pPr>
+        <w:spacing w:before="0" w:after="110" w:line="300" w:lineRule="auto"/>
+      </w:pPr>
+      <w:r>
+        <w:rPr>
+          <w:rFonts w:ascii="Times New Roman" w:hAnsi="Times New Roman" w:eastAsia="Malgun Gothic"/>
+          <w:b/>
+          <w:i w:val="0"/>
+          <w:sz w:val="22"/>
+        </w:rPr>
+        <w:t xml:space="preserve">Лёша: </w:t>
+      </w:r>
+      <w:r>
+        <w:rPr>
+          <w:rFonts w:ascii="Times New Roman" w:hAnsi="Times New Roman" w:eastAsia="Malgun Gothic"/>
+          <w:b w:val="0"/>
+          <w:i w:val="0"/>
+          <w:sz w:val="22"/>
+        </w:rPr>
+        <w:t>Поддержали — и спрашивали жёстче всех. Один парень в техникуме спросил, почему о ночном заседании он узнал из соцсетей раньше, чем из официальных новостей.</w:t>
+      </w:r>
+    </w:p>
+    <w:p>
+      <w:pPr>
+        <w:spacing w:before="0" w:after="110" w:line="300" w:lineRule="auto"/>
+      </w:pPr>
+      <w:r>
+        <w:rPr>
+          <w:rFonts w:ascii="Times New Roman" w:hAnsi="Times New Roman" w:eastAsia="Malgun Gothic"/>
+          <w:b/>
+          <w:i w:val="0"/>
+          <w:sz w:val="22"/>
+        </w:rPr>
+        <w:t xml:space="preserve">Ирина: </w:t>
+      </w:r>
+      <w:r>
+        <w:rPr>
+          <w:rFonts w:ascii="Times New Roman" w:hAnsi="Times New Roman" w:eastAsia="Malgun Gothic"/>
+          <w:b w:val="0"/>
+          <w:i w:val="0"/>
+          <w:sz w:val="22"/>
+        </w:rPr>
+        <w:t>И что вы ответили?</w:t>
+      </w:r>
+    </w:p>
+    <w:p>
+      <w:pPr>
+        <w:spacing w:before="0" w:after="110" w:line="300" w:lineRule="auto"/>
+      </w:pPr>
+      <w:r>
+        <w:rPr>
+          <w:rFonts w:ascii="Times New Roman" w:hAnsi="Times New Roman" w:eastAsia="Malgun Gothic"/>
+          <w:b/>
+          <w:i w:val="0"/>
+          <w:sz w:val="22"/>
+        </w:rPr>
+        <w:t xml:space="preserve">Лёша: </w:t>
+      </w:r>
+      <w:r>
+        <w:rPr>
+          <w:rFonts w:ascii="Times New Roman" w:hAnsi="Times New Roman" w:eastAsia="Malgun Gothic"/>
+          <w:b w:val="0"/>
+          <w:i w:val="0"/>
+          <w:sz w:val="22"/>
+        </w:rPr>
+        <w:t>Что он прав и что пресс-служба у нас работает медленнее парламента. Зал смеялся. А он — нет.</w:t>
+      </w:r>
+    </w:p>
+    <w:p>
+      <w:pPr>
+        <w:spacing w:before="0" w:after="110" w:line="300" w:lineRule="auto"/>
+      </w:pPr>
+      <w:r>
+        <w:rPr>
+          <w:rFonts w:ascii="Times New Roman" w:hAnsi="Times New Roman" w:eastAsia="Malgun Gothic"/>
+          <w:b/>
+          <w:i w:val="0"/>
+          <w:sz w:val="22"/>
+        </w:rPr>
+        <w:t xml:space="preserve">Радищев: </w:t>
+      </w:r>
+      <w:r>
+        <w:rPr>
+          <w:rFonts w:ascii="Times New Roman" w:hAnsi="Times New Roman" w:eastAsia="Malgun Gothic"/>
+          <w:b w:val="0"/>
+          <w:i w:val="0"/>
+          <w:sz w:val="22"/>
+        </w:rPr>
+        <w:t>Потом он подошёл ко мне. Спросил, можно ли служить в армии и при этом спорить с министром.</w:t>
+      </w:r>
+    </w:p>
+    <w:p>
+      <w:pPr>
+        <w:spacing w:before="0" w:after="110" w:line="300" w:lineRule="auto"/>
+      </w:pPr>
+      <w:r>
+        <w:rPr>
+          <w:rFonts w:ascii="Times New Roman" w:hAnsi="Times New Roman" w:eastAsia="Malgun Gothic"/>
+          <w:b/>
+          <w:i w:val="0"/>
+          <w:sz w:val="22"/>
+        </w:rPr>
+        <w:t xml:space="preserve">Лёша: </w:t>
+      </w:r>
+      <w:r>
+        <w:rPr>
+          <w:rFonts w:ascii="Times New Roman" w:hAnsi="Times New Roman" w:eastAsia="Malgun Gothic"/>
+          <w:b w:val="0"/>
+          <w:i w:val="0"/>
+          <w:sz w:val="22"/>
+        </w:rPr>
+        <w:t>И?</w:t>
+      </w:r>
+    </w:p>
+    <w:p>
+      <w:pPr>
+        <w:spacing w:before="0" w:after="110" w:line="300" w:lineRule="auto"/>
+      </w:pPr>
+      <w:r>
+        <w:rPr>
+          <w:rFonts w:ascii="Times New Roman" w:hAnsi="Times New Roman" w:eastAsia="Malgun Gothic"/>
+          <w:b/>
+          <w:i w:val="0"/>
+          <w:sz w:val="22"/>
+        </w:rPr>
+        <w:t xml:space="preserve">Радищев: </w:t>
+      </w:r>
+      <w:r>
+        <w:rPr>
+          <w:rFonts w:ascii="Times New Roman" w:hAnsi="Times New Roman" w:eastAsia="Malgun Gothic"/>
+          <w:b w:val="0"/>
+          <w:i w:val="0"/>
+          <w:sz w:val="22"/>
+        </w:rPr>
+        <w:t xml:space="preserve">Сказал, что можно. Но только с цифрами в руках. </w:t>
       </w:r>
       <w:r>
         <w:rPr>
@@ -3003,7 +1799,7 @@
           <w:color w:val="555555"/>
           <w:sz w:val="22"/>
         </w:rPr>
-        <w:t>(глядя на всех собравшихся)</w:t>
+        <w:t>(пауза)</w:t>
       </w:r>
       <w:r>
         <w:rPr>
@@ -3012,30 +1808,23 @@
           <w:i w:val="0"/>
           <w:sz w:val="22"/>
         </w:rPr>
-        <w:t xml:space="preserve"> Спасибо вам всем. Каждому. За то, что не позволили мне забыть, кем я обещал быть.</w:t>
+        <w:t xml:space="preserve"> Кажется, я цитировал Кирилла Андреевича.</w:t>
       </w:r>
     </w:p>
     <w:p>
       <w:pPr>
-        <w:spacing w:before="0" w:after="110" w:line="300" w:lineRule="auto"/>
+        <w:keepNext/>
+        <w:spacing w:before="320" w:after="140"/>
       </w:pPr>
       <w:r>
         <w:rPr>
           <w:rFonts w:ascii="Times New Roman" w:hAnsi="Times New Roman" w:eastAsia="Malgun Gothic"/>
           <w:b/>
           <w:i w:val="0"/>
-          <w:sz w:val="22"/>
-        </w:rPr>
-        <w:t xml:space="preserve">Ирина: </w:t>
-      </w:r>
-      <w:r>
-        <w:rPr>
-          <w:rFonts w:ascii="Times New Roman" w:hAnsi="Times New Roman" w:eastAsia="Malgun Gothic"/>
-          <w:b w:val="0"/>
-          <w:i w:val="0"/>
-          <w:sz w:val="22"/>
-        </w:rPr>
-        <w:t>Это была командная работа, Алексей Николаевич. Как и всё остальное на этом пути.</w:t>
+          <w:color w:val="1F3864"/>
+          <w:sz w:val="26"/>
+        </w:rPr>
+        <w:t>장면 3 — 제도화 논의 시작</w:t>
       </w:r>
     </w:p>
     <w:p>
@@ -3049,7 +1838,7 @@
           <w:i w:val="0"/>
           <w:sz w:val="22"/>
         </w:rPr>
-        <w:t xml:space="preserve">Радищев: </w:t>
+        <w:t xml:space="preserve">Лёша: </w:t>
       </w:r>
       <w:r>
         <w:rPr>
@@ -3058,7 +1847,7 @@
           <w:i w:val="0"/>
           <w:sz w:val="22"/>
         </w:rPr>
-        <w:t>Даже с моей стороны, как бы неохотно я это ни признавал большую часть весны.</w:t>
+        <w:t>Пора превратить урок этих месяцев в нечто постоянное. Не зависящее от того, устал я или нет, напуган или спокоен.</w:t>
       </w:r>
     </w:p>
     <w:p>
@@ -3072,7 +1861,7 @@
           <w:i w:val="0"/>
           <w:sz w:val="22"/>
         </w:rPr>
-        <w:t xml:space="preserve">Лёша: </w:t>
+        <w:t xml:space="preserve">Ирина: </w:t>
       </w:r>
       <w:r>
         <w:rPr>
@@ -3081,7 +1870,7 @@
           <w:i w:val="0"/>
           <w:sz w:val="22"/>
         </w:rPr>
-        <w:t>Особенно с вашей стороны, Борис Игоревич. Несогласие, высказанное честно, оказалось не менее ценным, чем согласие.</w:t>
+        <w:t>Что вы предлагаете?</w:t>
       </w:r>
     </w:p>
     <w:p>
@@ -3095,7 +1884,7 @@
           <w:i w:val="0"/>
           <w:sz w:val="22"/>
         </w:rPr>
-        <w:t xml:space="preserve">Гребенщиков: </w:t>
+        <w:t xml:space="preserve">Лёша: </w:t>
       </w:r>
       <w:r>
         <w:rPr>
@@ -3104,7 +1893,7 @@
           <w:i w:val="0"/>
           <w:sz w:val="22"/>
         </w:rPr>
-        <w:t>Хорошее завершение трудного периода, Алексей Николаевич.</w:t>
+        <w:t>Закон о порядке принятия решений в кризисных ситуациях. Не разовый механизм, а постоянная структура — обязательный совет из представителей всех ветвей власти, который созывается при любом решении подобного масштаба.</w:t>
       </w:r>
     </w:p>
     <w:p>
@@ -3118,7 +1907,7 @@
           <w:i w:val="0"/>
           <w:sz w:val="22"/>
         </w:rPr>
-        <w:t xml:space="preserve">Лёша: </w:t>
+        <w:t xml:space="preserve">Радищев: </w:t>
       </w:r>
       <w:r>
         <w:rPr>
@@ -3127,7 +1916,7 @@
           <w:i w:val="0"/>
           <w:sz w:val="22"/>
         </w:rPr>
-        <w:t>Завершение одного периода. Начало следующего. Полагаю, так теперь будет всегда — один урок сменяется следующим.</w:t>
+        <w:t>Совет, который может связать руки президенту в решающий момент?</w:t>
       </w:r>
     </w:p>
     <w:p>
@@ -3141,7 +1930,7 @@
           <w:i w:val="0"/>
           <w:sz w:val="22"/>
         </w:rPr>
-        <w:t xml:space="preserve">Ирина: </w:t>
+        <w:t xml:space="preserve">Лёша: </w:t>
       </w:r>
       <w:r>
         <w:rPr>
@@ -3150,11 +1939,333 @@
           <w:i w:val="0"/>
           <w:sz w:val="22"/>
         </w:rPr>
-        <w:t>Тогда встретим следующий урок так же, как встретили этот. Вместе.</w:t>
+        <w:t>Совет, который может остановить президента от ошибки, которую он готов совершить в решающий момент. Меня в том числе.</w:t>
       </w:r>
     </w:p>
     <w:p>
       <w:pPr>
+        <w:spacing w:before="0" w:after="110" w:line="300" w:lineRule="auto"/>
+      </w:pPr>
+      <w:r>
+        <w:rPr>
+          <w:rFonts w:ascii="Times New Roman" w:hAnsi="Times New Roman" w:eastAsia="Malgun Gothic"/>
+          <w:b/>
+          <w:i w:val="0"/>
+          <w:sz w:val="22"/>
+        </w:rPr>
+        <w:t xml:space="preserve">Ирина: </w:t>
+      </w:r>
+      <w:r>
+        <w:rPr>
+          <w:rFonts w:ascii="Times New Roman" w:hAnsi="Times New Roman" w:eastAsia="Malgun Gothic"/>
+          <w:b w:val="0"/>
+          <w:i w:val="0"/>
+          <w:sz w:val="22"/>
+        </w:rPr>
+        <w:t>Кто войдёт в состав совета?</w:t>
+      </w:r>
+    </w:p>
+    <w:p>
+      <w:pPr>
+        <w:spacing w:before="0" w:after="110" w:line="300" w:lineRule="auto"/>
+      </w:pPr>
+      <w:r>
+        <w:rPr>
+          <w:rFonts w:ascii="Times New Roman" w:hAnsi="Times New Roman" w:eastAsia="Malgun Gothic"/>
+          <w:b/>
+          <w:i w:val="0"/>
+          <w:sz w:val="22"/>
+        </w:rPr>
+        <w:t xml:space="preserve">Лёша: </w:t>
+      </w:r>
+      <w:r>
+        <w:rPr>
+          <w:rFonts w:ascii="Times New Roman" w:hAnsi="Times New Roman" w:eastAsia="Malgun Gothic"/>
+          <w:b w:val="0"/>
+          <w:i w:val="0"/>
+          <w:sz w:val="22"/>
+        </w:rPr>
+        <w:t>Спикер парламента, представитель судебной власти, глава службы финансовой прозрачности как независимый эксперт и, разумеется, вы, Ирина — на постоянной основе, не по случаю.</w:t>
+      </w:r>
+    </w:p>
+    <w:p>
+      <w:pPr>
+        <w:spacing w:before="0" w:after="110" w:line="300" w:lineRule="auto"/>
+      </w:pPr>
+      <w:r>
+        <w:rPr>
+          <w:rFonts w:ascii="Times New Roman" w:hAnsi="Times New Roman" w:eastAsia="Malgun Gothic"/>
+          <w:b/>
+          <w:i w:val="0"/>
+          <w:sz w:val="22"/>
+        </w:rPr>
+        <w:t xml:space="preserve">Ирина: </w:t>
+      </w:r>
+      <w:r>
+        <w:rPr>
+          <w:rFonts w:ascii="Times New Roman" w:hAnsi="Times New Roman" w:eastAsia="Malgun Gothic"/>
+          <w:b w:val="0"/>
+          <w:i w:val="0"/>
+          <w:sz w:val="22"/>
+        </w:rPr>
+        <w:t>Постоянное место в подобном совете — серьёзная ответственность, Алексей Николаевич.</w:t>
+      </w:r>
+    </w:p>
+    <w:p>
+      <w:pPr>
+        <w:spacing w:before="0" w:after="110" w:line="300" w:lineRule="auto"/>
+      </w:pPr>
+      <w:r>
+        <w:rPr>
+          <w:rFonts w:ascii="Times New Roman" w:hAnsi="Times New Roman" w:eastAsia="Malgun Gothic"/>
+          <w:b/>
+          <w:i w:val="0"/>
+          <w:sz w:val="22"/>
+        </w:rPr>
+        <w:t xml:space="preserve">Лёша: </w:t>
+      </w:r>
+      <w:r>
+        <w:rPr>
+          <w:rFonts w:ascii="Times New Roman" w:hAnsi="Times New Roman" w:eastAsia="Malgun Gothic"/>
+          <w:b w:val="0"/>
+          <w:i w:val="0"/>
+          <w:sz w:val="22"/>
+        </w:rPr>
+        <w:t>Ответственность, которую вы уже несёте неформально каждый день последние два года. Пора признать это формально.</w:t>
+      </w:r>
+    </w:p>
+    <w:p>
+      <w:pPr>
+        <w:spacing w:before="0" w:after="110" w:line="300" w:lineRule="auto"/>
+      </w:pPr>
+      <w:r>
+        <w:rPr>
+          <w:rFonts w:ascii="Times New Roman" w:hAnsi="Times New Roman" w:eastAsia="Malgun Gothic"/>
+          <w:b/>
+          <w:i w:val="0"/>
+          <w:sz w:val="22"/>
+        </w:rPr>
+        <w:t xml:space="preserve">Катя: </w:t>
+      </w:r>
+      <w:r>
+        <w:rPr>
+          <w:rFonts w:ascii="Times New Roman" w:hAnsi="Times New Roman" w:eastAsia="Malgun Gothic"/>
+          <w:b w:val="0"/>
+          <w:i w:val="0"/>
+          <w:sz w:val="22"/>
+        </w:rPr>
+        <w:t>А кворум для созыва совета? Что если один из членов недоступен в критический момент?</w:t>
+      </w:r>
+    </w:p>
+    <w:p>
+      <w:pPr>
+        <w:spacing w:before="0" w:after="110" w:line="300" w:lineRule="auto"/>
+      </w:pPr>
+      <w:r>
+        <w:rPr>
+          <w:rFonts w:ascii="Times New Roman" w:hAnsi="Times New Roman" w:eastAsia="Malgun Gothic"/>
+          <w:b/>
+          <w:i w:val="0"/>
+          <w:sz w:val="22"/>
+        </w:rPr>
+        <w:t xml:space="preserve">Лёша: </w:t>
+      </w:r>
+      <w:r>
+        <w:rPr>
+          <w:rFonts w:ascii="Times New Roman" w:hAnsi="Times New Roman" w:eastAsia="Malgun Gothic"/>
+          <w:b w:val="0"/>
+          <w:i w:val="0"/>
+          <w:sz w:val="22"/>
+        </w:rPr>
+        <w:t>Хороший вопрос. Предлагаю заместителей для каждой позиции, назначенных заранее, чтобы отсутствие одного человека никогда не парализовало систему.</w:t>
+      </w:r>
+    </w:p>
+    <w:p>
+      <w:pPr>
+        <w:spacing w:before="0" w:after="110" w:line="300" w:lineRule="auto"/>
+      </w:pPr>
+      <w:r>
+        <w:rPr>
+          <w:rFonts w:ascii="Times New Roman" w:hAnsi="Times New Roman" w:eastAsia="Malgun Gothic"/>
+          <w:b/>
+          <w:i w:val="0"/>
+          <w:sz w:val="22"/>
+        </w:rPr>
+        <w:t xml:space="preserve">Гребенщиков: </w:t>
+      </w:r>
+      <w:r>
+        <w:rPr>
+          <w:rFonts w:ascii="Times New Roman" w:hAnsi="Times New Roman" w:eastAsia="Malgun Gothic"/>
+          <w:b w:val="0"/>
+          <w:i w:val="0"/>
+          <w:sz w:val="22"/>
+        </w:rPr>
+        <w:t>Разумная предосторожность, Алексей Николаевич. Учли урок с молчащим каналом связи на границе.</w:t>
+      </w:r>
+    </w:p>
+    <w:p>
+      <w:pPr>
+        <w:spacing w:before="0" w:after="110" w:line="300" w:lineRule="auto"/>
+      </w:pPr>
+      <w:r>
+        <w:rPr>
+          <w:rFonts w:ascii="Times New Roman" w:hAnsi="Times New Roman" w:eastAsia="Malgun Gothic"/>
+          <w:b/>
+          <w:i w:val="0"/>
+          <w:sz w:val="22"/>
+        </w:rPr>
+        <w:t xml:space="preserve">Гребенщиков: </w:t>
+      </w:r>
+      <w:r>
+        <w:rPr>
+          <w:rFonts w:ascii="Times New Roman" w:hAnsi="Times New Roman" w:eastAsia="Malgun Gothic"/>
+          <w:b w:val="0"/>
+          <w:i w:val="0"/>
+          <w:sz w:val="22"/>
+        </w:rPr>
+        <w:t>Но предупреждаю: в Думе скажут, что вы создаёте ещё один орган, чтобы размыть ответственность.</w:t>
+      </w:r>
+    </w:p>
+    <w:p>
+      <w:pPr>
+        <w:spacing w:before="0" w:after="110" w:line="300" w:lineRule="auto"/>
+      </w:pPr>
+      <w:r>
+        <w:rPr>
+          <w:rFonts w:ascii="Times New Roman" w:hAnsi="Times New Roman" w:eastAsia="Malgun Gothic"/>
+          <w:b/>
+          <w:i w:val="0"/>
+          <w:sz w:val="22"/>
+        </w:rPr>
+        <w:t xml:space="preserve">Лёша: </w:t>
+      </w:r>
+      <w:r>
+        <w:rPr>
+          <w:rFonts w:ascii="Times New Roman" w:hAnsi="Times New Roman" w:eastAsia="Malgun Gothic"/>
+          <w:b w:val="0"/>
+          <w:i w:val="0"/>
+          <w:sz w:val="22"/>
+        </w:rPr>
+        <w:t>Пусть скажут. Ответственность остаётся на мне. Совет просто не даёт нести её в одиночку — и в темноте.</w:t>
+      </w:r>
+    </w:p>
+    <w:p>
+      <w:pPr>
+        <w:spacing w:before="0" w:after="110" w:line="300" w:lineRule="auto"/>
+      </w:pPr>
+      <w:r>
+        <w:rPr>
+          <w:rFonts w:ascii="Times New Roman" w:hAnsi="Times New Roman" w:eastAsia="Malgun Gothic"/>
+          <w:b/>
+          <w:i w:val="0"/>
+          <w:sz w:val="22"/>
+        </w:rPr>
+        <w:t xml:space="preserve">Ирина: </w:t>
+      </w:r>
+      <w:r>
+        <w:rPr>
+          <w:rFonts w:ascii="Times New Roman" w:hAnsi="Times New Roman" w:eastAsia="Malgun Gothic"/>
+          <w:b w:val="0"/>
+          <w:i w:val="0"/>
+          <w:sz w:val="22"/>
+        </w:rPr>
+        <w:t>К тому же все решения будут публичными. Размыть ответственность, когда каждое голосование записано, трудно.</w:t>
+      </w:r>
+    </w:p>
+    <w:p>
+      <w:pPr>
+        <w:spacing w:before="0" w:after="110" w:line="300" w:lineRule="auto"/>
+      </w:pPr>
+      <w:r>
+        <w:rPr>
+          <w:rFonts w:ascii="Times New Roman" w:hAnsi="Times New Roman" w:eastAsia="Malgun Gothic"/>
+          <w:b/>
+          <w:i w:val="0"/>
+          <w:sz w:val="22"/>
+        </w:rPr>
+        <w:t xml:space="preserve">Катя: </w:t>
+      </w:r>
+      <w:r>
+        <w:rPr>
+          <w:rFonts w:ascii="Times New Roman" w:hAnsi="Times New Roman" w:eastAsia="Malgun Gothic"/>
+          <w:b w:val="0"/>
+          <w:i w:val="0"/>
+          <w:sz w:val="22"/>
+        </w:rPr>
+        <w:t>А сколько времени у совета на решение? Если на границе снова начнут стрелять?</w:t>
+      </w:r>
+    </w:p>
+    <w:p>
+      <w:pPr>
+        <w:spacing w:before="0" w:after="110" w:line="300" w:lineRule="auto"/>
+      </w:pPr>
+      <w:r>
+        <w:rPr>
+          <w:rFonts w:ascii="Times New Roman" w:hAnsi="Times New Roman" w:eastAsia="Malgun Gothic"/>
+          <w:b/>
+          <w:i w:val="0"/>
+          <w:sz w:val="22"/>
+        </w:rPr>
+        <w:t xml:space="preserve">Лёша: </w:t>
+      </w:r>
+      <w:r>
+        <w:rPr>
+          <w:rFonts w:ascii="Times New Roman" w:hAnsi="Times New Roman" w:eastAsia="Malgun Gothic"/>
+          <w:b w:val="0"/>
+          <w:i w:val="0"/>
+          <w:sz w:val="22"/>
+        </w:rPr>
+        <w:t>Созыв — по видеосвязи, из любой точки, в течение часа. Заместители — на связи круглосуточно.</w:t>
+      </w:r>
+    </w:p>
+    <w:p>
+      <w:pPr>
+        <w:spacing w:before="0" w:after="110" w:line="300" w:lineRule="auto"/>
+      </w:pPr>
+      <w:r>
+        <w:rPr>
+          <w:rFonts w:ascii="Times New Roman" w:hAnsi="Times New Roman" w:eastAsia="Malgun Gothic"/>
+          <w:b/>
+          <w:i w:val="0"/>
+          <w:sz w:val="22"/>
+        </w:rPr>
+        <w:t xml:space="preserve">Радищев: </w:t>
+      </w:r>
+      <w:r>
+        <w:rPr>
+          <w:rFonts w:ascii="Times New Roman" w:hAnsi="Times New Roman" w:eastAsia="Malgun Gothic"/>
+          <w:b w:val="0"/>
+          <w:i w:val="0"/>
+          <w:sz w:val="22"/>
+        </w:rPr>
+        <w:t>Час я выдержу, Алексей Николаевич. Это не пять дней.</w:t>
+      </w:r>
+    </w:p>
+    <w:p>
+      <w:pPr>
+        <w:spacing w:before="0" w:after="110" w:line="300" w:lineRule="auto"/>
+      </w:pPr>
+      <w:r>
+        <w:rPr>
+          <w:rFonts w:ascii="Times New Roman" w:hAnsi="Times New Roman" w:eastAsia="Malgun Gothic"/>
+          <w:b/>
+          <w:i w:val="0"/>
+          <w:sz w:val="22"/>
+        </w:rPr>
+        <w:t xml:space="preserve">Лёша: </w:t>
+      </w:r>
+      <w:r>
+        <w:rPr>
+          <w:rFonts w:ascii="Times New Roman" w:hAnsi="Times New Roman" w:eastAsia="Malgun Gothic"/>
+          <w:b w:val="0"/>
+          <w:i w:val="0"/>
+          <w:sz w:val="22"/>
+        </w:rPr>
+        <w:t>Поэтому я и хочу, чтобы вы участвовали в разработке.</w:t>
+      </w:r>
+    </w:p>
+    <w:p>
+      <w:pPr>
         <w:keepNext/>
         <w:spacing w:before="320" w:after="140"/>
       </w:pPr>
@@ -3166,11 +2277,2039 @@
           <w:color w:val="1F3864"/>
           <w:sz w:val="26"/>
         </w:rPr>
-        <w:t>핵심 문학 인용</w:t>
+        <w:t>장면 4 — 라디셰프의 변화</w:t>
       </w:r>
     </w:p>
     <w:p>
       <w:pPr>
+        <w:spacing w:before="0" w:after="110" w:line="300" w:lineRule="auto"/>
+      </w:pPr>
+      <w:r>
+        <w:rPr>
+          <w:rFonts w:ascii="Times New Roman" w:hAnsi="Times New Roman" w:eastAsia="Malgun Gothic"/>
+          <w:b/>
+          <w:i w:val="0"/>
+          <w:sz w:val="22"/>
+        </w:rPr>
+        <w:t xml:space="preserve">Радищев: </w:t>
+      </w:r>
+      <w:r>
+        <w:rPr>
+          <w:rFonts w:ascii="Times New Roman" w:hAnsi="Times New Roman" w:eastAsia="Malgun Gothic"/>
+          <w:b w:val="0"/>
+          <w:i w:val="0"/>
+          <w:sz w:val="22"/>
+        </w:rPr>
+        <w:t>Алексей Николаевич, признаюсь — месяц назад я бы категорически выступил против подобного закона.</w:t>
+      </w:r>
+    </w:p>
+    <w:p>
+      <w:pPr>
+        <w:spacing w:before="0" w:after="110" w:line="300" w:lineRule="auto"/>
+      </w:pPr>
+      <w:r>
+        <w:rPr>
+          <w:rFonts w:ascii="Times New Roman" w:hAnsi="Times New Roman" w:eastAsia="Malgun Gothic"/>
+          <w:b/>
+          <w:i w:val="0"/>
+          <w:sz w:val="22"/>
+        </w:rPr>
+        <w:t xml:space="preserve">Лёша: </w:t>
+      </w:r>
+      <w:r>
+        <w:rPr>
+          <w:rFonts w:ascii="Times New Roman" w:hAnsi="Times New Roman" w:eastAsia="Malgun Gothic"/>
+          <w:b w:val="0"/>
+          <w:i w:val="0"/>
+          <w:sz w:val="22"/>
+        </w:rPr>
+        <w:t>А сейчас?</w:t>
+      </w:r>
+    </w:p>
+    <w:p>
+      <w:pPr>
+        <w:spacing w:before="0" w:after="110" w:line="300" w:lineRule="auto"/>
+      </w:pPr>
+      <w:r>
+        <w:rPr>
+          <w:rFonts w:ascii="Times New Roman" w:hAnsi="Times New Roman" w:eastAsia="Malgun Gothic"/>
+          <w:b/>
+          <w:i w:val="0"/>
+          <w:sz w:val="22"/>
+        </w:rPr>
+        <w:t xml:space="preserve">Радищев: </w:t>
+      </w:r>
+      <w:r>
+        <w:rPr>
+          <w:rFonts w:ascii="Times New Roman" w:hAnsi="Times New Roman" w:eastAsia="Malgun Gothic"/>
+          <w:b w:val="0"/>
+          <w:i w:val="0"/>
+          <w:sz w:val="22"/>
+        </w:rPr>
+        <w:t>А сейчас думаю, что такой совет удержал бы и меня от некоторых предложений, которые задним числом выглядят опрометчивыми.</w:t>
+      </w:r>
+    </w:p>
+    <w:p>
+      <w:pPr>
+        <w:spacing w:before="0" w:after="110" w:line="300" w:lineRule="auto"/>
+      </w:pPr>
+      <w:r>
+        <w:rPr>
+          <w:rFonts w:ascii="Times New Roman" w:hAnsi="Times New Roman" w:eastAsia="Malgun Gothic"/>
+          <w:b/>
+          <w:i w:val="0"/>
+          <w:sz w:val="22"/>
+        </w:rPr>
+        <w:t xml:space="preserve">Ирина: </w:t>
+      </w:r>
+      <w:r>
+        <w:rPr>
+          <w:rFonts w:ascii="Times New Roman" w:hAnsi="Times New Roman" w:eastAsia="Malgun Gothic"/>
+          <w:b w:val="0"/>
+          <w:i w:val="0"/>
+          <w:sz w:val="22"/>
+        </w:rPr>
+        <w:t>Неожиданное признание, Борис Игоревич.</w:t>
+      </w:r>
+    </w:p>
+    <w:p>
+      <w:pPr>
+        <w:spacing w:before="0" w:after="110" w:line="300" w:lineRule="auto"/>
+      </w:pPr>
+      <w:r>
+        <w:rPr>
+          <w:rFonts w:ascii="Times New Roman" w:hAnsi="Times New Roman" w:eastAsia="Malgun Gothic"/>
+          <w:b/>
+          <w:i w:val="0"/>
+          <w:sz w:val="22"/>
+        </w:rPr>
+        <w:t xml:space="preserve">Радищев: </w:t>
+      </w:r>
+      <w:r>
+        <w:rPr>
+          <w:rFonts w:ascii="Times New Roman" w:hAnsi="Times New Roman" w:eastAsia="Malgun Gothic"/>
+          <w:b w:val="0"/>
+          <w:i w:val="0"/>
+          <w:sz w:val="22"/>
+        </w:rPr>
+        <w:t>Неожиданное даже для меня самого, Ирина Олеговна. Поездка в приграничные регионы что-то изменила. Видеть страх в глазах людей, которых я хотел «защитить» поспешными решениями, — отрезвляет.</w:t>
+      </w:r>
+    </w:p>
+    <w:p>
+      <w:pPr>
+        <w:spacing w:before="0" w:after="110" w:line="300" w:lineRule="auto"/>
+      </w:pPr>
+      <w:r>
+        <w:rPr>
+          <w:rFonts w:ascii="Times New Roman" w:hAnsi="Times New Roman" w:eastAsia="Malgun Gothic"/>
+          <w:b/>
+          <w:i w:val="0"/>
+          <w:sz w:val="22"/>
+        </w:rPr>
+        <w:t xml:space="preserve">Радищев: </w:t>
+      </w:r>
+      <w:r>
+        <w:rPr>
+          <w:rFonts w:ascii="Times New Roman" w:hAnsi="Times New Roman" w:eastAsia="Malgun Gothic"/>
+          <w:b w:val="0"/>
+          <w:i w:val="0"/>
+          <w:sz w:val="22"/>
+        </w:rPr>
+        <w:t>И ещё одно, раз уж мы о честности. Вчера моему бывшему заместителю предъявили обвинение по закупкам. Полтора года я подписывал его сметы, не глядя, потому что «граница не ждёт». Если бы не служба Кирилла Андреевича, подписывал бы до сих пор.</w:t>
+      </w:r>
+    </w:p>
+    <w:p>
+      <w:pPr>
+        <w:spacing w:before="0" w:after="110" w:line="300" w:lineRule="auto"/>
+      </w:pPr>
+      <w:r>
+        <w:rPr>
+          <w:rFonts w:ascii="Times New Roman" w:hAnsi="Times New Roman" w:eastAsia="Malgun Gothic"/>
+          <w:b/>
+          <w:i w:val="0"/>
+          <w:sz w:val="22"/>
+        </w:rPr>
+        <w:t xml:space="preserve">Лёша: </w:t>
+      </w:r>
+      <w:r>
+        <w:rPr>
+          <w:rFonts w:ascii="Times New Roman" w:hAnsi="Times New Roman" w:eastAsia="Malgun Gothic"/>
+          <w:b w:val="0"/>
+          <w:i w:val="0"/>
+          <w:sz w:val="22"/>
+        </w:rPr>
+        <w:t>Вы сами передали материалы в прокуратуру, Борис Игоревич. Это тоже запомнят.</w:t>
+      </w:r>
+    </w:p>
+    <w:p>
+      <w:pPr>
+        <w:spacing w:before="0" w:after="110" w:line="300" w:lineRule="auto"/>
+      </w:pPr>
+      <w:r>
+        <w:rPr>
+          <w:rFonts w:ascii="Times New Roman" w:hAnsi="Times New Roman" w:eastAsia="Malgun Gothic"/>
+          <w:b/>
+          <w:i w:val="0"/>
+          <w:sz w:val="22"/>
+        </w:rPr>
+        <w:t xml:space="preserve">Радищев: </w:t>
+      </w:r>
+      <w:r>
+        <w:rPr>
+          <w:rFonts w:ascii="Times New Roman" w:hAnsi="Times New Roman" w:eastAsia="Malgun Gothic"/>
+          <w:b w:val="0"/>
+          <w:i w:val="0"/>
+          <w:sz w:val="22"/>
+        </w:rPr>
+        <w:t>Запомнят и то, что я их не заметил. Поэтому хочу, чтобы в совете и за мной кто-то смотрел.</w:t>
+      </w:r>
+    </w:p>
+    <w:p>
+      <w:pPr>
+        <w:spacing w:before="0" w:after="110" w:line="300" w:lineRule="auto"/>
+      </w:pPr>
+      <w:r>
+        <w:rPr>
+          <w:rFonts w:ascii="Times New Roman" w:hAnsi="Times New Roman" w:eastAsia="Malgun Gothic"/>
+          <w:b/>
+          <w:i w:val="0"/>
+          <w:sz w:val="22"/>
+        </w:rPr>
+        <w:t xml:space="preserve">Лёша: </w:t>
+      </w:r>
+      <w:r>
+        <w:rPr>
+          <w:rFonts w:ascii="Times New Roman" w:hAnsi="Times New Roman" w:eastAsia="Malgun Gothic"/>
+          <w:b w:val="0"/>
+          <w:i w:val="0"/>
+          <w:sz w:val="22"/>
+        </w:rPr>
+        <w:t>Тогда готовы войти в совет как представитель военного ведомства?</w:t>
+      </w:r>
+    </w:p>
+    <w:p>
+      <w:pPr>
+        <w:spacing w:before="0" w:after="110" w:line="300" w:lineRule="auto"/>
+      </w:pPr>
+      <w:r>
+        <w:rPr>
+          <w:rFonts w:ascii="Times New Roman" w:hAnsi="Times New Roman" w:eastAsia="Malgun Gothic"/>
+          <w:b/>
+          <w:i w:val="0"/>
+          <w:sz w:val="22"/>
+        </w:rPr>
+        <w:t xml:space="preserve">Радищев: </w:t>
+      </w:r>
+      <w:r>
+        <w:rPr>
+          <w:rFonts w:ascii="Times New Roman" w:hAnsi="Times New Roman" w:eastAsia="Malgun Gothic"/>
+          <w:b w:val="0"/>
+          <w:i w:val="0"/>
+          <w:sz w:val="22"/>
+        </w:rPr>
+        <w:t>Готов, Алексей Николаевич. Хотя, признаю, непривычно добровольно соглашаться на ограничение собственного влияния.</w:t>
+      </w:r>
+    </w:p>
+    <w:p>
+      <w:pPr>
+        <w:spacing w:before="0" w:after="110" w:line="300" w:lineRule="auto"/>
+      </w:pPr>
+      <w:r>
+        <w:rPr>
+          <w:rFonts w:ascii="Times New Roman" w:hAnsi="Times New Roman" w:eastAsia="Malgun Gothic"/>
+          <w:b/>
+          <w:i w:val="0"/>
+          <w:sz w:val="22"/>
+        </w:rPr>
+        <w:t xml:space="preserve">Ирина: </w:t>
+      </w:r>
+      <w:r>
+        <w:rPr>
+          <w:rFonts w:ascii="Times New Roman" w:hAnsi="Times New Roman" w:eastAsia="Malgun Gothic"/>
+          <w:b w:val="0"/>
+          <w:i w:val="0"/>
+          <w:sz w:val="22"/>
+        </w:rPr>
+        <w:t>Привыкнете, Борис Игоревич. Со временем это начинает ощущаться не как ограничение, а как облегчение — делить груз решения с другими.</w:t>
+      </w:r>
+    </w:p>
+    <w:p>
+      <w:pPr>
+        <w:spacing w:before="0" w:after="110" w:line="300" w:lineRule="auto"/>
+      </w:pPr>
+      <w:r>
+        <w:rPr>
+          <w:rFonts w:ascii="Times New Roman" w:hAnsi="Times New Roman" w:eastAsia="Malgun Gothic"/>
+          <w:b/>
+          <w:i w:val="0"/>
+          <w:sz w:val="22"/>
+        </w:rPr>
+        <w:t xml:space="preserve">Радищев: </w:t>
+      </w:r>
+      <w:r>
+        <w:rPr>
+          <w:rFonts w:ascii="Times New Roman" w:hAnsi="Times New Roman" w:eastAsia="Malgun Gothic"/>
+          <w:b w:val="0"/>
+          <w:i w:val="0"/>
+          <w:sz w:val="22"/>
+        </w:rPr>
+        <w:t>Посмотрим, правы ли вы, Ирина Олеговна. Пока звучит утешительно, хотя и непривычно.</w:t>
+      </w:r>
+    </w:p>
+    <w:p>
+      <w:pPr>
+        <w:spacing w:before="0" w:after="110" w:line="300" w:lineRule="auto"/>
+      </w:pPr>
+      <w:r>
+        <w:rPr>
+          <w:rFonts w:ascii="Times New Roman" w:hAnsi="Times New Roman" w:eastAsia="Malgun Gothic"/>
+          <w:b/>
+          <w:i w:val="0"/>
+          <w:sz w:val="22"/>
+        </w:rPr>
+        <w:t xml:space="preserve">Лёша: </w:t>
+      </w:r>
+      <w:r>
+        <w:rPr>
+          <w:rFonts w:ascii="Times New Roman" w:hAnsi="Times New Roman" w:eastAsia="Malgun Gothic"/>
+          <w:b w:val="0"/>
+          <w:i w:val="0"/>
+          <w:sz w:val="22"/>
+        </w:rPr>
+        <w:t>Борис Игоревич, и ещё. Список заместителей в совете — возьмёте на себя? Вы лучше всех знаете, кто из военных поднимет трубку в три часа ночи.</w:t>
+      </w:r>
+    </w:p>
+    <w:p>
+      <w:pPr>
+        <w:spacing w:before="0" w:after="110" w:line="300" w:lineRule="auto"/>
+      </w:pPr>
+      <w:r>
+        <w:rPr>
+          <w:rFonts w:ascii="Times New Roman" w:hAnsi="Times New Roman" w:eastAsia="Malgun Gothic"/>
+          <w:b/>
+          <w:i w:val="0"/>
+          <w:sz w:val="22"/>
+        </w:rPr>
+        <w:t xml:space="preserve">Радищев: </w:t>
+      </w:r>
+      <w:r>
+        <w:rPr>
+          <w:rFonts w:ascii="Times New Roman" w:hAnsi="Times New Roman" w:eastAsia="Malgun Gothic"/>
+          <w:b w:val="0"/>
+          <w:i w:val="0"/>
+          <w:sz w:val="22"/>
+        </w:rPr>
+        <w:t>Возьму. И обещаю — ни одного человека, который скажет «да» только потому, что попросил я.</w:t>
+      </w:r>
+    </w:p>
+    <w:p>
+      <w:pPr>
+        <w:spacing w:before="0" w:after="110" w:line="300" w:lineRule="auto"/>
+      </w:pPr>
+      <w:r>
+        <w:rPr>
+          <w:rFonts w:ascii="Times New Roman" w:hAnsi="Times New Roman" w:eastAsia="Malgun Gothic"/>
+          <w:b/>
+          <w:i w:val="0"/>
+          <w:sz w:val="22"/>
+        </w:rPr>
+        <w:t xml:space="preserve">Ирина: </w:t>
+      </w:r>
+      <w:r>
+        <w:rPr>
+          <w:rFonts w:ascii="Times New Roman" w:hAnsi="Times New Roman" w:eastAsia="Malgun Gothic"/>
+          <w:b w:val="0"/>
+          <w:i w:val="0"/>
+          <w:sz w:val="22"/>
+        </w:rPr>
+        <w:t>Тогда включите хотя бы одного, кто с вами обычно спорит.</w:t>
+      </w:r>
+    </w:p>
+    <w:p>
+      <w:pPr>
+        <w:spacing w:before="0" w:after="110" w:line="300" w:lineRule="auto"/>
+      </w:pPr>
+      <w:r>
+        <w:rPr>
+          <w:rFonts w:ascii="Times New Roman" w:hAnsi="Times New Roman" w:eastAsia="Malgun Gothic"/>
+          <w:b/>
+          <w:i w:val="0"/>
+          <w:sz w:val="22"/>
+        </w:rPr>
+        <w:t xml:space="preserve">Радищев: </w:t>
+      </w:r>
+      <w:r>
+        <w:rPr>
+          <w:rFonts w:ascii="Times New Roman" w:hAnsi="Times New Roman" w:eastAsia="Malgun Gothic"/>
+          <w:b w:val="0"/>
+          <w:i/>
+          <w:color w:val="555555"/>
+          <w:sz w:val="22"/>
+        </w:rPr>
+        <w:t>(усмехаясь)</w:t>
+      </w:r>
+      <w:r>
+        <w:rPr>
+          <w:rFonts w:ascii="Times New Roman" w:hAnsi="Times New Roman" w:eastAsia="Malgun Gothic"/>
+          <w:b w:val="0"/>
+          <w:i w:val="0"/>
+          <w:sz w:val="22"/>
+        </w:rPr>
+        <w:t xml:space="preserve"> Таких в министерстве больше, чем вы думаете, Ирина Олеговна. Выберу самого упрямого.</w:t>
+      </w:r>
+    </w:p>
+    <w:p>
+      <w:pPr>
+        <w:keepNext/>
+        <w:spacing w:before="320" w:after="140"/>
+      </w:pPr>
+      <w:r>
+        <w:rPr>
+          <w:rFonts w:ascii="Times New Roman" w:hAnsi="Times New Roman" w:eastAsia="Malgun Gothic"/>
+          <w:b/>
+          <w:i w:val="0"/>
+          <w:color w:val="1F3864"/>
+          <w:sz w:val="26"/>
+        </w:rPr>
+        <w:t>장면 5 — 컨설턴트 팀의 지속적 역할</w:t>
+      </w:r>
+    </w:p>
+    <w:p>
+      <w:pPr>
+        <w:spacing w:before="0" w:after="110" w:line="300" w:lineRule="auto"/>
+      </w:pPr>
+      <w:r>
+        <w:rPr>
+          <w:rFonts w:ascii="Times New Roman" w:hAnsi="Times New Roman" w:eastAsia="Malgun Gothic"/>
+          <w:b/>
+          <w:i w:val="0"/>
+          <w:sz w:val="22"/>
+        </w:rPr>
+        <w:t xml:space="preserve">Кирилл: </w:t>
+      </w:r>
+      <w:r>
+        <w:rPr>
+          <w:rFonts w:ascii="Times New Roman" w:hAnsi="Times New Roman" w:eastAsia="Malgun Gothic"/>
+          <w:b w:val="0"/>
+          <w:i w:val="0"/>
+          <w:sz w:val="22"/>
+        </w:rPr>
+        <w:t>Алексей Николаевич, если совет будет создан — служба финансовой прозрачности готова обеспечивать его независимыми данными на постоянной основе.</w:t>
+      </w:r>
+    </w:p>
+    <w:p>
+      <w:pPr>
+        <w:spacing w:before="0" w:after="110" w:line="300" w:lineRule="auto"/>
+      </w:pPr>
+      <w:r>
+        <w:rPr>
+          <w:rFonts w:ascii="Times New Roman" w:hAnsi="Times New Roman" w:eastAsia="Malgun Gothic"/>
+          <w:b/>
+          <w:i w:val="0"/>
+          <w:sz w:val="22"/>
+        </w:rPr>
+        <w:t xml:space="preserve">Настя: </w:t>
+      </w:r>
+      <w:r>
+        <w:rPr>
+          <w:rFonts w:ascii="Times New Roman" w:hAnsi="Times New Roman" w:eastAsia="Malgun Gothic"/>
+          <w:b w:val="0"/>
+          <w:i w:val="0"/>
+          <w:sz w:val="22"/>
+        </w:rPr>
+        <w:t>Мы уже видели, как работает связка между независимым анализом и взвешенным решением. Хотим закрепить это, а не полагаться на случай.</w:t>
+      </w:r>
+    </w:p>
+    <w:p>
+      <w:pPr>
+        <w:spacing w:before="0" w:after="110" w:line="300" w:lineRule="auto"/>
+      </w:pPr>
+      <w:r>
+        <w:rPr>
+          <w:rFonts w:ascii="Times New Roman" w:hAnsi="Times New Roman" w:eastAsia="Malgun Gothic"/>
+          <w:b/>
+          <w:i w:val="0"/>
+          <w:sz w:val="22"/>
+        </w:rPr>
+        <w:t xml:space="preserve">Вениамин: </w:t>
+      </w:r>
+      <w:r>
+        <w:rPr>
+          <w:rFonts w:ascii="Times New Roman" w:hAnsi="Times New Roman" w:eastAsia="Malgun Gothic"/>
+          <w:b w:val="0"/>
+          <w:i w:val="0"/>
+          <w:sz w:val="22"/>
+        </w:rPr>
+        <w:t>Предлагаю также создать публичный архив всех решений совета — с обоснованием, голосованием, последствиями. Прозрачность как норма, а не исключение.</w:t>
+      </w:r>
+    </w:p>
+    <w:p>
+      <w:pPr>
+        <w:spacing w:before="0" w:after="110" w:line="300" w:lineRule="auto"/>
+      </w:pPr>
+      <w:r>
+        <w:rPr>
+          <w:rFonts w:ascii="Times New Roman" w:hAnsi="Times New Roman" w:eastAsia="Malgun Gothic"/>
+          <w:b/>
+          <w:i w:val="0"/>
+          <w:sz w:val="22"/>
+        </w:rPr>
+        <w:t xml:space="preserve">Лёша: </w:t>
+      </w:r>
+      <w:r>
+        <w:rPr>
+          <w:rFonts w:ascii="Times New Roman" w:hAnsi="Times New Roman" w:eastAsia="Malgun Gothic"/>
+          <w:b w:val="0"/>
+          <w:i w:val="0"/>
+          <w:sz w:val="22"/>
+        </w:rPr>
+        <w:t>Отличное предложение. Именно то, чего не хватало все эти месяцы.</w:t>
+      </w:r>
+    </w:p>
+    <w:p>
+      <w:pPr>
+        <w:spacing w:before="0" w:after="110" w:line="300" w:lineRule="auto"/>
+      </w:pPr>
+      <w:r>
+        <w:rPr>
+          <w:rFonts w:ascii="Times New Roman" w:hAnsi="Times New Roman" w:eastAsia="Malgun Gothic"/>
+          <w:b/>
+          <w:i w:val="0"/>
+          <w:sz w:val="22"/>
+        </w:rPr>
+        <w:t xml:space="preserve">Кирилл: </w:t>
+      </w:r>
+      <w:r>
+        <w:rPr>
+          <w:rFonts w:ascii="Times New Roman" w:hAnsi="Times New Roman" w:eastAsia="Malgun Gothic"/>
+          <w:b w:val="0"/>
+          <w:i w:val="0"/>
+          <w:sz w:val="22"/>
+        </w:rPr>
+        <w:t>Архив также защитит будущих президентов от соблазна забыть уроки этого срока, Алексей Николаевич. Записанную историю труднее переписать, чем память одного человека.</w:t>
+      </w:r>
+    </w:p>
+    <w:p>
+      <w:pPr>
+        <w:spacing w:before="0" w:after="110" w:line="300" w:lineRule="auto"/>
+      </w:pPr>
+      <w:r>
+        <w:rPr>
+          <w:rFonts w:ascii="Times New Roman" w:hAnsi="Times New Roman" w:eastAsia="Malgun Gothic"/>
+          <w:b/>
+          <w:i w:val="0"/>
+          <w:sz w:val="22"/>
+        </w:rPr>
+        <w:t xml:space="preserve">Настя: </w:t>
+      </w:r>
+      <w:r>
+        <w:rPr>
+          <w:rFonts w:ascii="Times New Roman" w:hAnsi="Times New Roman" w:eastAsia="Malgun Gothic"/>
+          <w:b w:val="0"/>
+          <w:i w:val="0"/>
+          <w:sz w:val="22"/>
+        </w:rPr>
+        <w:t>Институциональная память переживает смену власти, если построена правильно.</w:t>
+      </w:r>
+    </w:p>
+    <w:p>
+      <w:pPr>
+        <w:spacing w:before="0" w:after="110" w:line="300" w:lineRule="auto"/>
+      </w:pPr>
+      <w:r>
+        <w:rPr>
+          <w:rFonts w:ascii="Times New Roman" w:hAnsi="Times New Roman" w:eastAsia="Malgun Gothic"/>
+          <w:b/>
+          <w:i w:val="0"/>
+          <w:sz w:val="22"/>
+        </w:rPr>
+        <w:t xml:space="preserve">Лёша: </w:t>
+      </w:r>
+      <w:r>
+        <w:rPr>
+          <w:rFonts w:ascii="Times New Roman" w:hAnsi="Times New Roman" w:eastAsia="Malgun Gothic"/>
+          <w:b w:val="0"/>
+          <w:i w:val="0"/>
+          <w:sz w:val="22"/>
+        </w:rPr>
+        <w:t>Вы говорите как настоящие архитекторы государства, а не просто аудиторы.</w:t>
+      </w:r>
+    </w:p>
+    <w:p>
+      <w:pPr>
+        <w:spacing w:before="0" w:after="110" w:line="300" w:lineRule="auto"/>
+      </w:pPr>
+      <w:r>
+        <w:rPr>
+          <w:rFonts w:ascii="Times New Roman" w:hAnsi="Times New Roman" w:eastAsia="Malgun Gothic"/>
+          <w:b/>
+          <w:i w:val="0"/>
+          <w:sz w:val="22"/>
+        </w:rPr>
+        <w:t xml:space="preserve">Кирилл: </w:t>
+      </w:r>
+      <w:r>
+        <w:rPr>
+          <w:rFonts w:ascii="Times New Roman" w:hAnsi="Times New Roman" w:eastAsia="Malgun Gothic"/>
+          <w:b w:val="0"/>
+          <w:i w:val="0"/>
+          <w:sz w:val="22"/>
+        </w:rPr>
+        <w:t>Может быть, разница между этими двумя ролями меньше, чем кажется, Алексей Николаевич.</w:t>
+      </w:r>
+    </w:p>
+    <w:p>
+      <w:pPr>
+        <w:spacing w:before="0" w:after="110" w:line="300" w:lineRule="auto"/>
+      </w:pPr>
+      <w:r>
+        <w:rPr>
+          <w:rFonts w:ascii="Times New Roman" w:hAnsi="Times New Roman" w:eastAsia="Malgun Gothic"/>
+          <w:b/>
+          <w:i w:val="0"/>
+          <w:sz w:val="22"/>
+        </w:rPr>
+        <w:t xml:space="preserve">Вениамин: </w:t>
+      </w:r>
+      <w:r>
+        <w:rPr>
+          <w:rFonts w:ascii="Times New Roman" w:hAnsi="Times New Roman" w:eastAsia="Malgun Gothic"/>
+          <w:b w:val="0"/>
+          <w:i w:val="0"/>
+          <w:sz w:val="22"/>
+        </w:rPr>
+        <w:t>Одна практическая деталь, Алексей Николаевич. Архив должна вести служба, а не администрация. Иначе через десять лет кто-нибудь решит, что часть решений «не представляет общественного интереса».</w:t>
+      </w:r>
+    </w:p>
+    <w:p>
+      <w:pPr>
+        <w:spacing w:before="0" w:after="110" w:line="300" w:lineRule="auto"/>
+      </w:pPr>
+      <w:r>
+        <w:rPr>
+          <w:rFonts w:ascii="Times New Roman" w:hAnsi="Times New Roman" w:eastAsia="Malgun Gothic"/>
+          <w:b/>
+          <w:i w:val="0"/>
+          <w:sz w:val="22"/>
+        </w:rPr>
+        <w:t xml:space="preserve">Лёша: </w:t>
+      </w:r>
+      <w:r>
+        <w:rPr>
+          <w:rFonts w:ascii="Times New Roman" w:hAnsi="Times New Roman" w:eastAsia="Malgun Gothic"/>
+          <w:b w:val="0"/>
+          <w:i w:val="0"/>
+          <w:sz w:val="22"/>
+        </w:rPr>
+        <w:t>Согласен. Пропишем в законе.</w:t>
+      </w:r>
+    </w:p>
+    <w:p>
+      <w:pPr>
+        <w:spacing w:before="0" w:after="110" w:line="300" w:lineRule="auto"/>
+      </w:pPr>
+      <w:r>
+        <w:rPr>
+          <w:rFonts w:ascii="Times New Roman" w:hAnsi="Times New Roman" w:eastAsia="Malgun Gothic"/>
+          <w:b/>
+          <w:i w:val="0"/>
+          <w:sz w:val="22"/>
+        </w:rPr>
+        <w:t xml:space="preserve">Настя: </w:t>
+      </w:r>
+      <w:r>
+        <w:rPr>
+          <w:rFonts w:ascii="Times New Roman" w:hAnsi="Times New Roman" w:eastAsia="Malgun Gothic"/>
+          <w:b w:val="0"/>
+          <w:i w:val="0"/>
+          <w:sz w:val="22"/>
+        </w:rPr>
+        <w:t>И срок публикации — не позже месяца после решения. Секретные детали можно закрыть, но сам факт решения должен быть открыт.</w:t>
+      </w:r>
+    </w:p>
+    <w:p>
+      <w:pPr>
+        <w:spacing w:before="0" w:after="110" w:line="300" w:lineRule="auto"/>
+      </w:pPr>
+      <w:r>
+        <w:rPr>
+          <w:rFonts w:ascii="Times New Roman" w:hAnsi="Times New Roman" w:eastAsia="Malgun Gothic"/>
+          <w:b/>
+          <w:i w:val="0"/>
+          <w:sz w:val="22"/>
+        </w:rPr>
+        <w:t xml:space="preserve">Лёша: </w:t>
+      </w:r>
+      <w:r>
+        <w:rPr>
+          <w:rFonts w:ascii="Times New Roman" w:hAnsi="Times New Roman" w:eastAsia="Malgun Gothic"/>
+          <w:b w:val="0"/>
+          <w:i w:val="0"/>
+          <w:sz w:val="22"/>
+        </w:rPr>
+        <w:t>Месяц… Борис Игоревич будет против.</w:t>
+      </w:r>
+    </w:p>
+    <w:p>
+      <w:pPr>
+        <w:spacing w:before="0" w:after="110" w:line="300" w:lineRule="auto"/>
+      </w:pPr>
+      <w:r>
+        <w:rPr>
+          <w:rFonts w:ascii="Times New Roman" w:hAnsi="Times New Roman" w:eastAsia="Malgun Gothic"/>
+          <w:b/>
+          <w:i w:val="0"/>
+          <w:sz w:val="22"/>
+        </w:rPr>
+        <w:t xml:space="preserve">Радищев: </w:t>
+      </w:r>
+      <w:r>
+        <w:rPr>
+          <w:rFonts w:ascii="Times New Roman" w:hAnsi="Times New Roman" w:eastAsia="Malgun Gothic"/>
+          <w:b w:val="0"/>
+          <w:i/>
+          <w:color w:val="555555"/>
+          <w:sz w:val="22"/>
+        </w:rPr>
+        <w:t>(от двери)</w:t>
+      </w:r>
+      <w:r>
+        <w:rPr>
+          <w:rFonts w:ascii="Times New Roman" w:hAnsi="Times New Roman" w:eastAsia="Malgun Gothic"/>
+          <w:b w:val="0"/>
+          <w:i w:val="0"/>
+          <w:sz w:val="22"/>
+        </w:rPr>
+        <w:t xml:space="preserve"> Борис Игоревич не против, Алексей Николаевич. Он только попросит, чтобы секретные детали определял не он сам.</w:t>
+      </w:r>
+    </w:p>
+    <w:p>
+      <w:pPr>
+        <w:spacing w:before="0" w:after="110" w:line="300" w:lineRule="auto"/>
+      </w:pPr>
+      <w:r>
+        <w:rPr>
+          <w:rFonts w:ascii="Times New Roman" w:hAnsi="Times New Roman" w:eastAsia="Malgun Gothic"/>
+          <w:b/>
+          <w:i w:val="0"/>
+          <w:sz w:val="22"/>
+        </w:rPr>
+        <w:t xml:space="preserve">Кирилл: </w:t>
+      </w:r>
+      <w:r>
+        <w:rPr>
+          <w:rFonts w:ascii="Times New Roman" w:hAnsi="Times New Roman" w:eastAsia="Malgun Gothic"/>
+          <w:b w:val="0"/>
+          <w:i/>
+          <w:color w:val="555555"/>
+          <w:sz w:val="22"/>
+        </w:rPr>
+        <w:t>(улыбаясь)</w:t>
+      </w:r>
+      <w:r>
+        <w:rPr>
+          <w:rFonts w:ascii="Times New Roman" w:hAnsi="Times New Roman" w:eastAsia="Malgun Gothic"/>
+          <w:b w:val="0"/>
+          <w:i w:val="0"/>
+          <w:sz w:val="22"/>
+        </w:rPr>
+        <w:t xml:space="preserve"> Кажется, мы вас испортили, Борис Игоревич.</w:t>
+      </w:r>
+    </w:p>
+    <w:p>
+      <w:pPr>
+        <w:keepNext/>
+        <w:spacing w:before="320" w:after="140"/>
+      </w:pPr>
+      <w:r>
+        <w:rPr>
+          <w:rFonts w:ascii="Times New Roman" w:hAnsi="Times New Roman" w:eastAsia="Malgun Gothic"/>
+          <w:b/>
+          <w:i w:val="0"/>
+          <w:color w:val="1F3864"/>
+          <w:sz w:val="26"/>
+        </w:rPr>
+        <w:t>장면 6 — 료샤의 성찰</w:t>
+      </w:r>
+    </w:p>
+    <w:p>
+      <w:pPr>
+        <w:spacing w:before="0" w:after="110" w:line="300" w:lineRule="auto"/>
+      </w:pPr>
+      <w:r>
+        <w:rPr>
+          <w:rFonts w:ascii="Times New Roman" w:hAnsi="Times New Roman" w:eastAsia="Malgun Gothic"/>
+          <w:b/>
+          <w:i w:val="0"/>
+          <w:sz w:val="22"/>
+        </w:rPr>
+        <w:t xml:space="preserve">Лёша: </w:t>
+      </w:r>
+      <w:r>
+        <w:rPr>
+          <w:rFonts w:ascii="Times New Roman" w:hAnsi="Times New Roman" w:eastAsia="Malgun Gothic"/>
+          <w:b w:val="0"/>
+          <w:i/>
+          <w:color w:val="555555"/>
+          <w:sz w:val="22"/>
+        </w:rPr>
+        <w:t>(один, вечером)</w:t>
+      </w:r>
+      <w:r>
+        <w:rPr>
+          <w:rFonts w:ascii="Times New Roman" w:hAnsi="Times New Roman" w:eastAsia="Malgun Gothic"/>
+          <w:b w:val="0"/>
+          <w:i w:val="0"/>
+          <w:sz w:val="22"/>
+        </w:rPr>
+        <w:t xml:space="preserve"> «Не дорого ценю я громкие права, от коих не одна кружится голова». Я тоже не хочу власти, которая кружит голову настолько, что забываешь, зачем она была нужна.</w:t>
+      </w:r>
+    </w:p>
+    <w:p>
+      <w:pPr>
+        <w:spacing w:before="0" w:after="110" w:line="300" w:lineRule="auto"/>
+      </w:pPr>
+      <w:r>
+        <w:rPr>
+          <w:rFonts w:ascii="Times New Roman" w:hAnsi="Times New Roman" w:eastAsia="Malgun Gothic"/>
+          <w:b/>
+          <w:i w:val="0"/>
+          <w:sz w:val="22"/>
+        </w:rPr>
+        <w:t xml:space="preserve">Лёша: </w:t>
+      </w:r>
+      <w:r>
+        <w:rPr>
+          <w:rFonts w:ascii="Times New Roman" w:hAnsi="Times New Roman" w:eastAsia="Malgun Gothic"/>
+          <w:b w:val="0"/>
+          <w:i/>
+          <w:color w:val="555555"/>
+          <w:sz w:val="22"/>
+        </w:rPr>
+        <w:t>(себе)</w:t>
+      </w:r>
+      <w:r>
+        <w:rPr>
+          <w:rFonts w:ascii="Times New Roman" w:hAnsi="Times New Roman" w:eastAsia="Malgun Gothic"/>
+          <w:b w:val="0"/>
+          <w:i w:val="0"/>
+          <w:sz w:val="22"/>
+        </w:rPr>
+        <w:t xml:space="preserve"> Этот совет — не ограничение моей власти. Это защита от худшей версии меня самого, той, что проявилась на несколько недель этой весной.</w:t>
+      </w:r>
+    </w:p>
+    <w:p>
+      <w:pPr>
+        <w:spacing w:before="0" w:after="110" w:line="300" w:lineRule="auto"/>
+      </w:pPr>
+      <w:r>
+        <w:rPr>
+          <w:rFonts w:ascii="Times New Roman" w:hAnsi="Times New Roman" w:eastAsia="Malgun Gothic"/>
+          <w:b/>
+          <w:i w:val="0"/>
+          <w:sz w:val="22"/>
+        </w:rPr>
+        <w:t xml:space="preserve">Лёша: </w:t>
+      </w:r>
+      <w:r>
+        <w:rPr>
+          <w:rFonts w:ascii="Times New Roman" w:hAnsi="Times New Roman" w:eastAsia="Malgun Gothic"/>
+          <w:b w:val="0"/>
+          <w:i/>
+          <w:color w:val="555555"/>
+          <w:sz w:val="22"/>
+        </w:rPr>
+        <w:t>(себе)</w:t>
+      </w:r>
+      <w:r>
+        <w:rPr>
+          <w:rFonts w:ascii="Times New Roman" w:hAnsi="Times New Roman" w:eastAsia="Malgun Gothic"/>
+          <w:b w:val="0"/>
+          <w:i w:val="0"/>
+          <w:sz w:val="22"/>
+        </w:rPr>
+        <w:t xml:space="preserve"> Я чуть не начал склоняться перед собственным страхом, называя его необходимостью.</w:t>
+      </w:r>
+    </w:p>
+    <w:p>
+      <w:pPr>
+        <w:spacing w:before="0" w:after="110" w:line="300" w:lineRule="auto"/>
+      </w:pPr>
+      <w:r>
+        <w:rPr>
+          <w:rFonts w:ascii="Times New Roman" w:hAnsi="Times New Roman" w:eastAsia="Malgun Gothic"/>
+          <w:b/>
+          <w:i w:val="0"/>
+          <w:sz w:val="22"/>
+        </w:rPr>
+        <w:t xml:space="preserve">Лёша: </w:t>
+      </w:r>
+      <w:r>
+        <w:rPr>
+          <w:rFonts w:ascii="Times New Roman" w:hAnsi="Times New Roman" w:eastAsia="Malgun Gothic"/>
+          <w:b w:val="0"/>
+          <w:i w:val="0"/>
+          <w:sz w:val="22"/>
+        </w:rPr>
+        <w:t>Теперь знаю точнее, перед чем склоняться. Не перед должностью. Не перед удобством. Перед правдой, даже когда она требует медленных, трудных решений.</w:t>
+      </w:r>
+    </w:p>
+    <w:p>
+      <w:pPr>
+        <w:spacing w:before="0" w:after="110" w:line="300" w:lineRule="auto"/>
+      </w:pPr>
+      <w:r>
+        <w:rPr>
+          <w:rFonts w:ascii="Times New Roman" w:hAnsi="Times New Roman" w:eastAsia="Malgun Gothic"/>
+          <w:b/>
+          <w:i w:val="0"/>
+          <w:sz w:val="22"/>
+        </w:rPr>
+        <w:t xml:space="preserve">Лёша: </w:t>
+      </w:r>
+      <w:r>
+        <w:rPr>
+          <w:rFonts w:ascii="Times New Roman" w:hAnsi="Times New Roman" w:eastAsia="Malgun Gothic"/>
+          <w:b w:val="0"/>
+          <w:i/>
+          <w:color w:val="555555"/>
+          <w:sz w:val="22"/>
+        </w:rPr>
+        <w:t>(достаёт письмо Быкова, перечитывает в последний раз)</w:t>
+      </w:r>
+      <w:r>
+        <w:rPr>
+          <w:rFonts w:ascii="Times New Roman" w:hAnsi="Times New Roman" w:eastAsia="Malgun Gothic"/>
+          <w:b w:val="0"/>
+          <w:i w:val="0"/>
+          <w:sz w:val="22"/>
+        </w:rPr>
+        <w:t xml:space="preserve"> Виктор Петрович, кажется, я наконец понял то, что вы пытались сказать все эти годы.</w:t>
+      </w:r>
+    </w:p>
+    <w:p>
+      <w:pPr>
+        <w:spacing w:before="0" w:after="110" w:line="300" w:lineRule="auto"/>
+      </w:pPr>
+      <w:r>
+        <w:rPr>
+          <w:rFonts w:ascii="Times New Roman" w:hAnsi="Times New Roman" w:eastAsia="Malgun Gothic"/>
+          <w:b/>
+          <w:i w:val="0"/>
+          <w:sz w:val="22"/>
+        </w:rPr>
+        <w:t xml:space="preserve">Лёша: </w:t>
+      </w:r>
+      <w:r>
+        <w:rPr>
+          <w:rFonts w:ascii="Times New Roman" w:hAnsi="Times New Roman" w:eastAsia="Malgun Gothic"/>
+          <w:b w:val="0"/>
+          <w:i w:val="0"/>
+          <w:sz w:val="22"/>
+        </w:rPr>
+        <w:t>Власть — это не то, что тебе принадлежит. Это то, что тебе доверено на время, и единственный правильный ответ на это доверие — построить нечто, что переживёт твою собственную слабость.</w:t>
+      </w:r>
+    </w:p>
+    <w:p>
+      <w:pPr>
+        <w:spacing w:before="0" w:after="110" w:line="300" w:lineRule="auto"/>
+      </w:pPr>
+      <w:r>
+        <w:rPr>
+          <w:rFonts w:ascii="Times New Roman" w:hAnsi="Times New Roman" w:eastAsia="Malgun Gothic"/>
+          <w:b/>
+          <w:i w:val="0"/>
+          <w:sz w:val="22"/>
+        </w:rPr>
+        <w:t xml:space="preserve">Лёша: </w:t>
+      </w:r>
+      <w:r>
+        <w:rPr>
+          <w:rFonts w:ascii="Times New Roman" w:hAnsi="Times New Roman" w:eastAsia="Malgun Gothic"/>
+          <w:b w:val="0"/>
+          <w:i/>
+          <w:color w:val="555555"/>
+          <w:sz w:val="22"/>
+        </w:rPr>
+        <w:t>(складывает письмо обратно)</w:t>
+      </w:r>
+      <w:r>
+        <w:rPr>
+          <w:rFonts w:ascii="Times New Roman" w:hAnsi="Times New Roman" w:eastAsia="Malgun Gothic"/>
+          <w:b w:val="0"/>
+          <w:i w:val="0"/>
+          <w:sz w:val="22"/>
+        </w:rPr>
+        <w:t xml:space="preserve"> Спасибо, Виктор Петрович. За письмо. За всё, чему научили, даже после смерти.</w:t>
+      </w:r>
+    </w:p>
+    <w:p>
+      <w:pPr>
+        <w:spacing w:before="0" w:after="110" w:line="300" w:lineRule="auto"/>
+      </w:pPr>
+      <w:r>
+        <w:rPr>
+          <w:rFonts w:ascii="Times New Roman" w:hAnsi="Times New Roman" w:eastAsia="Malgun Gothic"/>
+          <w:b/>
+          <w:i w:val="0"/>
+          <w:sz w:val="22"/>
+        </w:rPr>
+        <w:t xml:space="preserve">Ирина: </w:t>
+      </w:r>
+      <w:r>
+        <w:rPr>
+          <w:rFonts w:ascii="Times New Roman" w:hAnsi="Times New Roman" w:eastAsia="Malgun Gothic"/>
+          <w:b w:val="0"/>
+          <w:i/>
+          <w:color w:val="555555"/>
+          <w:sz w:val="22"/>
+        </w:rPr>
+        <w:t>(входя тихо)</w:t>
+      </w:r>
+      <w:r>
+        <w:rPr>
+          <w:rFonts w:ascii="Times New Roman" w:hAnsi="Times New Roman" w:eastAsia="Malgun Gothic"/>
+          <w:b w:val="0"/>
+          <w:i w:val="0"/>
+          <w:sz w:val="22"/>
+        </w:rPr>
+        <w:t xml:space="preserve"> Опять письмо?</w:t>
+      </w:r>
+    </w:p>
+    <w:p>
+      <w:pPr>
+        <w:spacing w:before="0" w:after="110" w:line="300" w:lineRule="auto"/>
+      </w:pPr>
+      <w:r>
+        <w:rPr>
+          <w:rFonts w:ascii="Times New Roman" w:hAnsi="Times New Roman" w:eastAsia="Malgun Gothic"/>
+          <w:b/>
+          <w:i w:val="0"/>
+          <w:sz w:val="22"/>
+        </w:rPr>
+        <w:t xml:space="preserve">Лёша: </w:t>
+      </w:r>
+      <w:r>
+        <w:rPr>
+          <w:rFonts w:ascii="Times New Roman" w:hAnsi="Times New Roman" w:eastAsia="Malgun Gothic"/>
+          <w:b w:val="0"/>
+          <w:i w:val="0"/>
+          <w:sz w:val="22"/>
+        </w:rPr>
+        <w:t>В последний раз. Носить его в кармане больше не нужно. Теперь оно — в законе.</w:t>
+      </w:r>
+    </w:p>
+    <w:p>
+      <w:pPr>
+        <w:spacing w:before="0" w:after="110" w:line="300" w:lineRule="auto"/>
+      </w:pPr>
+      <w:r>
+        <w:rPr>
+          <w:rFonts w:ascii="Times New Roman" w:hAnsi="Times New Roman" w:eastAsia="Malgun Gothic"/>
+          <w:b/>
+          <w:i w:val="0"/>
+          <w:sz w:val="22"/>
+        </w:rPr>
+        <w:t xml:space="preserve">Ирина: </w:t>
+      </w:r>
+      <w:r>
+        <w:rPr>
+          <w:rFonts w:ascii="Times New Roman" w:hAnsi="Times New Roman" w:eastAsia="Malgun Gothic"/>
+          <w:b w:val="0"/>
+          <w:i w:val="0"/>
+          <w:sz w:val="22"/>
+        </w:rPr>
+        <w:t>Моя копия всё равно останется висеть в кабинете. На случай, если закон кто-нибудь забудет.</w:t>
+      </w:r>
+    </w:p>
+    <w:p>
+      <w:pPr>
+        <w:spacing w:before="0" w:after="110" w:line="300" w:lineRule="auto"/>
+      </w:pPr>
+      <w:r>
+        <w:rPr>
+          <w:rFonts w:ascii="Times New Roman" w:hAnsi="Times New Roman" w:eastAsia="Malgun Gothic"/>
+          <w:b/>
+          <w:i w:val="0"/>
+          <w:sz w:val="22"/>
+        </w:rPr>
+        <w:t xml:space="preserve">Лёша: </w:t>
+      </w:r>
+      <w:r>
+        <w:rPr>
+          <w:rFonts w:ascii="Times New Roman" w:hAnsi="Times New Roman" w:eastAsia="Malgun Gothic"/>
+          <w:b w:val="0"/>
+          <w:i/>
+          <w:color w:val="555555"/>
+          <w:sz w:val="22"/>
+        </w:rPr>
+        <w:t>(улыбается)</w:t>
+      </w:r>
+      <w:r>
+        <w:rPr>
+          <w:rFonts w:ascii="Times New Roman" w:hAnsi="Times New Roman" w:eastAsia="Malgun Gothic"/>
+          <w:b w:val="0"/>
+          <w:i w:val="0"/>
+          <w:sz w:val="22"/>
+        </w:rPr>
+        <w:t xml:space="preserve"> Или я.</w:t>
+      </w:r>
+    </w:p>
+    <w:p>
+      <w:pPr>
+        <w:spacing w:before="0" w:after="110" w:line="300" w:lineRule="auto"/>
+      </w:pPr>
+      <w:r>
+        <w:rPr>
+          <w:rFonts w:ascii="Times New Roman" w:hAnsi="Times New Roman" w:eastAsia="Malgun Gothic"/>
+          <w:b/>
+          <w:i w:val="0"/>
+          <w:sz w:val="22"/>
+        </w:rPr>
+        <w:t xml:space="preserve">Ирина: </w:t>
+      </w:r>
+      <w:r>
+        <w:rPr>
+          <w:rFonts w:ascii="Times New Roman" w:hAnsi="Times New Roman" w:eastAsia="Malgun Gothic"/>
+          <w:b w:val="0"/>
+          <w:i w:val="0"/>
+          <w:sz w:val="22"/>
+        </w:rPr>
+        <w:t>Или вы.</w:t>
+      </w:r>
+    </w:p>
+    <w:p>
+      <w:pPr>
+        <w:spacing w:before="0" w:after="110" w:line="300" w:lineRule="auto"/>
+      </w:pPr>
+      <w:r>
+        <w:rPr>
+          <w:rFonts w:ascii="Times New Roman" w:hAnsi="Times New Roman" w:eastAsia="Malgun Gothic"/>
+          <w:b/>
+          <w:i w:val="0"/>
+          <w:sz w:val="22"/>
+        </w:rPr>
+        <w:t xml:space="preserve">Лёша: </w:t>
+      </w:r>
+      <w:r>
+        <w:rPr>
+          <w:rFonts w:ascii="Times New Roman" w:hAnsi="Times New Roman" w:eastAsia="Malgun Gothic"/>
+          <w:b w:val="0"/>
+          <w:i w:val="0"/>
+          <w:sz w:val="22"/>
+        </w:rPr>
+        <w:t>Ирина, а как рука?</w:t>
+      </w:r>
+    </w:p>
+    <w:p>
+      <w:pPr>
+        <w:spacing w:before="0" w:after="110" w:line="300" w:lineRule="auto"/>
+      </w:pPr>
+      <w:r>
+        <w:rPr>
+          <w:rFonts w:ascii="Times New Roman" w:hAnsi="Times New Roman" w:eastAsia="Malgun Gothic"/>
+          <w:b/>
+          <w:i w:val="0"/>
+          <w:sz w:val="22"/>
+        </w:rPr>
+        <w:t xml:space="preserve">Ирина: </w:t>
+      </w:r>
+      <w:r>
+        <w:rPr>
+          <w:rFonts w:ascii="Times New Roman" w:hAnsi="Times New Roman" w:eastAsia="Malgun Gothic"/>
+          <w:b w:val="0"/>
+          <w:i w:val="0"/>
+          <w:sz w:val="22"/>
+        </w:rPr>
+        <w:t>Реабилитацию закончила. Папку поднимаю, не морщась.</w:t>
+      </w:r>
+    </w:p>
+    <w:p>
+      <w:pPr>
+        <w:spacing w:before="0" w:after="110" w:line="300" w:lineRule="auto"/>
+      </w:pPr>
+      <w:r>
+        <w:rPr>
+          <w:rFonts w:ascii="Times New Roman" w:hAnsi="Times New Roman" w:eastAsia="Malgun Gothic"/>
+          <w:b/>
+          <w:i w:val="0"/>
+          <w:sz w:val="22"/>
+        </w:rPr>
+        <w:t xml:space="preserve">Лёша: </w:t>
+      </w:r>
+      <w:r>
+        <w:rPr>
+          <w:rFonts w:ascii="Times New Roman" w:hAnsi="Times New Roman" w:eastAsia="Malgun Gothic"/>
+          <w:b w:val="0"/>
+          <w:i w:val="0"/>
+          <w:sz w:val="22"/>
+        </w:rPr>
+        <w:t>Тогда, может быть, вернёмся к разговору о титуле?</w:t>
+      </w:r>
+    </w:p>
+    <w:p>
+      <w:pPr>
+        <w:spacing w:before="0" w:after="110" w:line="300" w:lineRule="auto"/>
+      </w:pPr>
+      <w:r>
+        <w:rPr>
+          <w:rFonts w:ascii="Times New Roman" w:hAnsi="Times New Roman" w:eastAsia="Malgun Gothic"/>
+          <w:b/>
+          <w:i w:val="0"/>
+          <w:sz w:val="22"/>
+        </w:rPr>
+        <w:t xml:space="preserve">Ирина: </w:t>
+      </w:r>
+      <w:r>
+        <w:rPr>
+          <w:rFonts w:ascii="Times New Roman" w:hAnsi="Times New Roman" w:eastAsia="Malgun Gothic"/>
+          <w:b w:val="0"/>
+          <w:i w:val="0"/>
+          <w:sz w:val="22"/>
+        </w:rPr>
+        <w:t>Сначала пусть закон пройдёт парламент. Потом поговорим. Титулы подождут — у них это хорошо получается.</w:t>
+      </w:r>
+    </w:p>
+    <w:p>
+      <w:pPr>
+        <w:keepNext/>
+        <w:spacing w:before="320" w:after="140"/>
+      </w:pPr>
+      <w:r>
+        <w:rPr>
+          <w:rFonts w:ascii="Times New Roman" w:hAnsi="Times New Roman" w:eastAsia="Malgun Gothic"/>
+          <w:b/>
+          <w:i w:val="0"/>
+          <w:color w:val="1F3864"/>
+          <w:sz w:val="26"/>
+        </w:rPr>
+        <w:t>장면 7 — 법안 발표</w:t>
+      </w:r>
+    </w:p>
+    <w:p>
+      <w:pPr>
+        <w:spacing w:before="0" w:after="110" w:line="300" w:lineRule="auto"/>
+      </w:pPr>
+      <w:r>
+        <w:rPr>
+          <w:rFonts w:ascii="Times New Roman" w:hAnsi="Times New Roman" w:eastAsia="Malgun Gothic"/>
+          <w:b/>
+          <w:i w:val="0"/>
+          <w:sz w:val="22"/>
+        </w:rPr>
+        <w:t xml:space="preserve">Лёша: </w:t>
+      </w:r>
+      <w:r>
+        <w:rPr>
+          <w:rFonts w:ascii="Times New Roman" w:hAnsi="Times New Roman" w:eastAsia="Malgun Gothic"/>
+          <w:b w:val="0"/>
+          <w:i/>
+          <w:color w:val="555555"/>
+          <w:sz w:val="22"/>
+        </w:rPr>
+        <w:t>(созывая всех)</w:t>
+      </w:r>
+      <w:r>
+        <w:rPr>
+          <w:rFonts w:ascii="Times New Roman" w:hAnsi="Times New Roman" w:eastAsia="Malgun Gothic"/>
+          <w:b w:val="0"/>
+          <w:i w:val="0"/>
+          <w:sz w:val="22"/>
+        </w:rPr>
+        <w:t xml:space="preserve"> Закон о Совете кризисных решений готов к внесению в парламент. Постоянный, обязательный, с публичной подотчётностью каждого решения.</w:t>
+      </w:r>
+    </w:p>
+    <w:p>
+      <w:pPr>
+        <w:spacing w:before="0" w:after="110" w:line="300" w:lineRule="auto"/>
+      </w:pPr>
+      <w:r>
+        <w:rPr>
+          <w:rFonts w:ascii="Times New Roman" w:hAnsi="Times New Roman" w:eastAsia="Malgun Gothic"/>
+          <w:b/>
+          <w:i w:val="0"/>
+          <w:sz w:val="22"/>
+        </w:rPr>
+        <w:t xml:space="preserve">Гребенщиков: </w:t>
+      </w:r>
+      <w:r>
+        <w:rPr>
+          <w:rFonts w:ascii="Times New Roman" w:hAnsi="Times New Roman" w:eastAsia="Malgun Gothic"/>
+          <w:b w:val="0"/>
+          <w:i w:val="0"/>
+          <w:sz w:val="22"/>
+        </w:rPr>
+        <w:t>Политически смелый шаг, Алексей Николаевич — добровольно ограничивать собственные будущие полномочия.</w:t>
+      </w:r>
+    </w:p>
+    <w:p>
+      <w:pPr>
+        <w:spacing w:before="0" w:after="110" w:line="300" w:lineRule="auto"/>
+      </w:pPr>
+      <w:r>
+        <w:rPr>
+          <w:rFonts w:ascii="Times New Roman" w:hAnsi="Times New Roman" w:eastAsia="Malgun Gothic"/>
+          <w:b/>
+          <w:i w:val="0"/>
+          <w:sz w:val="22"/>
+        </w:rPr>
+        <w:t xml:space="preserve">Лёша: </w:t>
+      </w:r>
+      <w:r>
+        <w:rPr>
+          <w:rFonts w:ascii="Times New Roman" w:hAnsi="Times New Roman" w:eastAsia="Malgun Gothic"/>
+          <w:b w:val="0"/>
+          <w:i w:val="0"/>
+          <w:sz w:val="22"/>
+        </w:rPr>
+        <w:t>Не ограничение, Анатолий Викторович. Страховка. Для меня, для тех, кто придёт после меня, для страны в целом.</w:t>
+      </w:r>
+    </w:p>
+    <w:p>
+      <w:pPr>
+        <w:spacing w:before="0" w:after="110" w:line="300" w:lineRule="auto"/>
+      </w:pPr>
+      <w:r>
+        <w:rPr>
+          <w:rFonts w:ascii="Times New Roman" w:hAnsi="Times New Roman" w:eastAsia="Malgun Gothic"/>
+          <w:b/>
+          <w:i w:val="0"/>
+          <w:sz w:val="22"/>
+        </w:rPr>
+        <w:t xml:space="preserve">Гребенщиков: </w:t>
+      </w:r>
+      <w:r>
+        <w:rPr>
+          <w:rFonts w:ascii="Times New Roman" w:hAnsi="Times New Roman" w:eastAsia="Malgun Gothic"/>
+          <w:b w:val="0"/>
+          <w:i w:val="0"/>
+          <w:sz w:val="22"/>
+        </w:rPr>
+        <w:t>Редко видел президента, который так явно ограничивает себя добровольно. Войдёт в историю, вне зависимости от того, как сложится остальной срок.</w:t>
+      </w:r>
+    </w:p>
+    <w:p>
+      <w:pPr>
+        <w:spacing w:before="0" w:after="110" w:line="300" w:lineRule="auto"/>
+      </w:pPr>
+      <w:r>
+        <w:rPr>
+          <w:rFonts w:ascii="Times New Roman" w:hAnsi="Times New Roman" w:eastAsia="Malgun Gothic"/>
+          <w:b/>
+          <w:i w:val="0"/>
+          <w:sz w:val="22"/>
+        </w:rPr>
+        <w:t xml:space="preserve">Ирина: </w:t>
+      </w:r>
+      <w:r>
+        <w:rPr>
+          <w:rFonts w:ascii="Times New Roman" w:hAnsi="Times New Roman" w:eastAsia="Malgun Gothic"/>
+          <w:b w:val="0"/>
+          <w:i/>
+          <w:color w:val="555555"/>
+          <w:sz w:val="22"/>
+        </w:rPr>
+        <w:t>(тихо)</w:t>
+      </w:r>
+      <w:r>
+        <w:rPr>
+          <w:rFonts w:ascii="Times New Roman" w:hAnsi="Times New Roman" w:eastAsia="Malgun Gothic"/>
+          <w:b w:val="0"/>
+          <w:i w:val="0"/>
+          <w:sz w:val="22"/>
+        </w:rPr>
+        <w:t xml:space="preserve"> Быков гордился бы этим законом больше всего, что вы сделали за этот срок.</w:t>
+      </w:r>
+    </w:p>
+    <w:p>
+      <w:pPr>
+        <w:spacing w:before="0" w:after="110" w:line="300" w:lineRule="auto"/>
+      </w:pPr>
+      <w:r>
+        <w:rPr>
+          <w:rFonts w:ascii="Times New Roman" w:hAnsi="Times New Roman" w:eastAsia="Malgun Gothic"/>
+          <w:b/>
+          <w:i w:val="0"/>
+          <w:sz w:val="22"/>
+        </w:rPr>
+        <w:t xml:space="preserve">Лёша: </w:t>
+      </w:r>
+      <w:r>
+        <w:rPr>
+          <w:rFonts w:ascii="Times New Roman" w:hAnsi="Times New Roman" w:eastAsia="Malgun Gothic"/>
+          <w:b w:val="0"/>
+          <w:i w:val="0"/>
+          <w:sz w:val="22"/>
+        </w:rPr>
+        <w:t>Надеюсь, что так, Ирина. Этот закон — в каком-то смысле его закон, не только мой.</w:t>
+      </w:r>
+    </w:p>
+    <w:p>
+      <w:pPr>
+        <w:spacing w:before="0" w:after="110" w:line="300" w:lineRule="auto"/>
+      </w:pPr>
+      <w:r>
+        <w:rPr>
+          <w:rFonts w:ascii="Times New Roman" w:hAnsi="Times New Roman" w:eastAsia="Malgun Gothic"/>
+          <w:b/>
+          <w:i w:val="0"/>
+          <w:sz w:val="22"/>
+        </w:rPr>
+        <w:t xml:space="preserve">Анна: </w:t>
+      </w:r>
+      <w:r>
+        <w:rPr>
+          <w:rFonts w:ascii="Times New Roman" w:hAnsi="Times New Roman" w:eastAsia="Malgun Gothic"/>
+          <w:b w:val="0"/>
+          <w:i/>
+          <w:color w:val="555555"/>
+          <w:sz w:val="22"/>
+        </w:rPr>
+        <w:t>(по телефону, узнав новости)</w:t>
+      </w:r>
+      <w:r>
+        <w:rPr>
+          <w:rFonts w:ascii="Times New Roman" w:hAnsi="Times New Roman" w:eastAsia="Malgun Gothic"/>
+          <w:b w:val="0"/>
+          <w:i w:val="0"/>
+          <w:sz w:val="22"/>
+        </w:rPr>
+        <w:t xml:space="preserve"> Лёша, слышала о новом законе. Горжусь тобой.</w:t>
+      </w:r>
+    </w:p>
+    <w:p>
+      <w:pPr>
+        <w:spacing w:before="0" w:after="110" w:line="300" w:lineRule="auto"/>
+      </w:pPr>
+      <w:r>
+        <w:rPr>
+          <w:rFonts w:ascii="Times New Roman" w:hAnsi="Times New Roman" w:eastAsia="Malgun Gothic"/>
+          <w:b/>
+          <w:i w:val="0"/>
+          <w:sz w:val="22"/>
+        </w:rPr>
+        <w:t xml:space="preserve">Лёша: </w:t>
+      </w:r>
+      <w:r>
+        <w:rPr>
+          <w:rFonts w:ascii="Times New Roman" w:hAnsi="Times New Roman" w:eastAsia="Malgun Gothic"/>
+          <w:b w:val="0"/>
+          <w:i w:val="0"/>
+          <w:sz w:val="22"/>
+        </w:rPr>
+        <w:t>Спасибо, мам. Это было нелегко — признать, что нужны ограничения даже для меня самого.</w:t>
+      </w:r>
+    </w:p>
+    <w:p>
+      <w:pPr>
+        <w:spacing w:before="0" w:after="110" w:line="300" w:lineRule="auto"/>
+      </w:pPr>
+      <w:r>
+        <w:rPr>
+          <w:rFonts w:ascii="Times New Roman" w:hAnsi="Times New Roman" w:eastAsia="Malgun Gothic"/>
+          <w:b/>
+          <w:i w:val="0"/>
+          <w:sz w:val="22"/>
+        </w:rPr>
+        <w:t xml:space="preserve">Анна: </w:t>
+      </w:r>
+      <w:r>
+        <w:rPr>
+          <w:rFonts w:ascii="Times New Roman" w:hAnsi="Times New Roman" w:eastAsia="Malgun Gothic"/>
+          <w:b w:val="0"/>
+          <w:i w:val="0"/>
+          <w:sz w:val="22"/>
+        </w:rPr>
+        <w:t>Именно поэтому и горжусь, сынок. Признавать это — труднее, чем кажется большинству людей у власти.</w:t>
+      </w:r>
+    </w:p>
+    <w:p>
+      <w:pPr>
+        <w:spacing w:before="0" w:after="110" w:line="300" w:lineRule="auto"/>
+      </w:pPr>
+      <w:r>
+        <w:rPr>
+          <w:rFonts w:ascii="Times New Roman" w:hAnsi="Times New Roman" w:eastAsia="Malgun Gothic"/>
+          <w:b/>
+          <w:i w:val="0"/>
+          <w:sz w:val="22"/>
+        </w:rPr>
+        <w:t xml:space="preserve">Анна: </w:t>
+      </w:r>
+      <w:r>
+        <w:rPr>
+          <w:rFonts w:ascii="Times New Roman" w:hAnsi="Times New Roman" w:eastAsia="Malgun Gothic"/>
+          <w:b w:val="0"/>
+          <w:i w:val="0"/>
+          <w:sz w:val="22"/>
+        </w:rPr>
+        <w:t>И ещё, Лёша. Отец сказал бы: «Закон — это хорошо. А теперь иди поспи».</w:t>
+      </w:r>
+    </w:p>
+    <w:p>
+      <w:pPr>
+        <w:spacing w:before="0" w:after="110" w:line="300" w:lineRule="auto"/>
+      </w:pPr>
+      <w:r>
+        <w:rPr>
+          <w:rFonts w:ascii="Times New Roman" w:hAnsi="Times New Roman" w:eastAsia="Malgun Gothic"/>
+          <w:b/>
+          <w:i w:val="0"/>
+          <w:sz w:val="22"/>
+        </w:rPr>
+        <w:t xml:space="preserve">Лёша: </w:t>
+      </w:r>
+      <w:r>
+        <w:rPr>
+          <w:rFonts w:ascii="Times New Roman" w:hAnsi="Times New Roman" w:eastAsia="Malgun Gothic"/>
+          <w:b w:val="0"/>
+          <w:i/>
+          <w:color w:val="555555"/>
+          <w:sz w:val="22"/>
+        </w:rPr>
+        <w:t>(смеётся)</w:t>
+      </w:r>
+      <w:r>
+        <w:rPr>
+          <w:rFonts w:ascii="Times New Roman" w:hAnsi="Times New Roman" w:eastAsia="Malgun Gothic"/>
+          <w:b w:val="0"/>
+          <w:i w:val="0"/>
+          <w:sz w:val="22"/>
+        </w:rPr>
+        <w:t xml:space="preserve"> Так бы и сказал.</w:t>
+      </w:r>
+    </w:p>
+    <w:p>
+      <w:pPr>
+        <w:spacing w:before="0" w:after="110" w:line="300" w:lineRule="auto"/>
+      </w:pPr>
+      <w:r>
+        <w:rPr>
+          <w:rFonts w:ascii="Times New Roman" w:hAnsi="Times New Roman" w:eastAsia="Malgun Gothic"/>
+          <w:b/>
+          <w:i w:val="0"/>
+          <w:sz w:val="22"/>
+        </w:rPr>
+        <w:t xml:space="preserve">Анна: </w:t>
+      </w:r>
+      <w:r>
+        <w:rPr>
+          <w:rFonts w:ascii="Times New Roman" w:hAnsi="Times New Roman" w:eastAsia="Malgun Gothic"/>
+          <w:b w:val="0"/>
+          <w:i w:val="0"/>
+          <w:sz w:val="22"/>
+        </w:rPr>
+        <w:t>Вот и я говорю. Приезжай в воскресенье. И Ирину позови, если захочет.</w:t>
+      </w:r>
+    </w:p>
+    <w:p>
+      <w:pPr>
+        <w:spacing w:before="0" w:after="110" w:line="300" w:lineRule="auto"/>
+      </w:pPr>
+      <w:r>
+        <w:rPr>
+          <w:rFonts w:ascii="Times New Roman" w:hAnsi="Times New Roman" w:eastAsia="Malgun Gothic"/>
+          <w:b/>
+          <w:i w:val="0"/>
+          <w:sz w:val="22"/>
+        </w:rPr>
+        <w:t xml:space="preserve">Лёша: </w:t>
+      </w:r>
+      <w:r>
+        <w:rPr>
+          <w:rFonts w:ascii="Times New Roman" w:hAnsi="Times New Roman" w:eastAsia="Malgun Gothic"/>
+          <w:b w:val="0"/>
+          <w:i w:val="0"/>
+          <w:sz w:val="22"/>
+        </w:rPr>
+        <w:t>Позову, мам.</w:t>
+      </w:r>
+    </w:p>
+    <w:p>
+      <w:pPr>
+        <w:spacing w:before="0" w:after="110" w:line="300" w:lineRule="auto"/>
+      </w:pPr>
+      <w:r>
+        <w:rPr>
+          <w:rFonts w:ascii="Times New Roman" w:hAnsi="Times New Roman" w:eastAsia="Malgun Gothic"/>
+          <w:b/>
+          <w:i w:val="0"/>
+          <w:sz w:val="22"/>
+        </w:rPr>
+        <w:t xml:space="preserve">Катя: </w:t>
+      </w:r>
+      <w:r>
+        <w:rPr>
+          <w:rFonts w:ascii="Times New Roman" w:hAnsi="Times New Roman" w:eastAsia="Malgun Gothic"/>
+          <w:b w:val="0"/>
+          <w:i w:val="0"/>
+          <w:sz w:val="22"/>
+        </w:rPr>
+        <w:t>Итак, следующий этап — проведение закона через парламент, а там и первый год срока подходит к концу. Что дальше в повестке?</w:t>
+      </w:r>
+    </w:p>
+    <w:p>
+      <w:pPr>
+        <w:spacing w:before="0" w:after="110" w:line="300" w:lineRule="auto"/>
+      </w:pPr>
+      <w:r>
+        <w:rPr>
+          <w:rFonts w:ascii="Times New Roman" w:hAnsi="Times New Roman" w:eastAsia="Malgun Gothic"/>
+          <w:b/>
+          <w:i w:val="0"/>
+          <w:sz w:val="22"/>
+        </w:rPr>
+        <w:t xml:space="preserve">Лёша: </w:t>
+      </w:r>
+      <w:r>
+        <w:rPr>
+          <w:rFonts w:ascii="Times New Roman" w:hAnsi="Times New Roman" w:eastAsia="Malgun Gothic"/>
+          <w:b w:val="0"/>
+          <w:i w:val="0"/>
+          <w:sz w:val="22"/>
+        </w:rPr>
+        <w:t>Дальше — жить с этим равновесием. Каждый день заново, не полагаясь на то, что урок этой весны останется со мной навсегда без усилий.</w:t>
+      </w:r>
+    </w:p>
+    <w:p>
+      <w:pPr>
+        <w:spacing w:before="0" w:after="110" w:line="300" w:lineRule="auto"/>
+      </w:pPr>
+      <w:r>
+        <w:rPr>
+          <w:rFonts w:ascii="Times New Roman" w:hAnsi="Times New Roman" w:eastAsia="Malgun Gothic"/>
+          <w:b/>
+          <w:i w:val="0"/>
+          <w:sz w:val="22"/>
+        </w:rPr>
+        <w:t xml:space="preserve">Ирина: </w:t>
+      </w:r>
+      <w:r>
+        <w:rPr>
+          <w:rFonts w:ascii="Times New Roman" w:hAnsi="Times New Roman" w:eastAsia="Malgun Gothic"/>
+          <w:b w:val="0"/>
+          <w:i w:val="0"/>
+          <w:sz w:val="22"/>
+        </w:rPr>
+        <w:t>С этим я могу помочь, Алексей Николаевич. Как и всегда.</w:t>
+      </w:r>
+    </w:p>
+    <w:p>
+      <w:pPr>
+        <w:spacing w:before="0" w:after="110" w:line="300" w:lineRule="auto"/>
+      </w:pPr>
+      <w:r>
+        <w:rPr>
+          <w:rFonts w:ascii="Times New Roman" w:hAnsi="Times New Roman" w:eastAsia="Malgun Gothic"/>
+          <w:b/>
+          <w:i w:val="0"/>
+          <w:sz w:val="22"/>
+        </w:rPr>
+        <w:t xml:space="preserve">Вениамин: </w:t>
+      </w:r>
+      <w:r>
+        <w:rPr>
+          <w:rFonts w:ascii="Times New Roman" w:hAnsi="Times New Roman" w:eastAsia="Malgun Gothic"/>
+          <w:b w:val="0"/>
+          <w:i/>
+          <w:color w:val="555555"/>
+          <w:sz w:val="22"/>
+        </w:rPr>
+        <w:t>(с лёгкой улыбкой)</w:t>
+      </w:r>
+      <w:r>
+        <w:rPr>
+          <w:rFonts w:ascii="Times New Roman" w:hAnsi="Times New Roman" w:eastAsia="Malgun Gothic"/>
+          <w:b w:val="0"/>
+          <w:i w:val="0"/>
+          <w:sz w:val="22"/>
+        </w:rPr>
+        <w:t xml:space="preserve"> Похоже, у нас теперь официальная роль в истории страны, Кирилл Андреевич. Не только в её бюджете.</w:t>
+      </w:r>
+    </w:p>
+    <w:p>
+      <w:pPr>
+        <w:spacing w:before="0" w:after="110" w:line="300" w:lineRule="auto"/>
+      </w:pPr>
+      <w:r>
+        <w:rPr>
+          <w:rFonts w:ascii="Times New Roman" w:hAnsi="Times New Roman" w:eastAsia="Malgun Gothic"/>
+          <w:b/>
+          <w:i w:val="0"/>
+          <w:sz w:val="22"/>
+        </w:rPr>
+        <w:t xml:space="preserve">Кирилл: </w:t>
+      </w:r>
+      <w:r>
+        <w:rPr>
+          <w:rFonts w:ascii="Times New Roman" w:hAnsi="Times New Roman" w:eastAsia="Malgun Gothic"/>
+          <w:b w:val="0"/>
+          <w:i w:val="0"/>
+          <w:sz w:val="22"/>
+        </w:rPr>
+        <w:t>Скромная роль, Вениамин Олегович. Но, кажется, важная.</w:t>
+      </w:r>
+    </w:p>
+    <w:p>
+      <w:pPr>
+        <w:spacing w:before="0" w:after="110" w:line="300" w:lineRule="auto"/>
+      </w:pPr>
+      <w:r>
+        <w:rPr>
+          <w:rFonts w:ascii="Times New Roman" w:hAnsi="Times New Roman" w:eastAsia="Malgun Gothic"/>
+          <w:b/>
+          <w:i w:val="0"/>
+          <w:sz w:val="22"/>
+        </w:rPr>
+        <w:t xml:space="preserve">Настя: </w:t>
+      </w:r>
+      <w:r>
+        <w:rPr>
+          <w:rFonts w:ascii="Times New Roman" w:hAnsi="Times New Roman" w:eastAsia="Malgun Gothic"/>
+          <w:b w:val="0"/>
+          <w:i w:val="0"/>
+          <w:sz w:val="22"/>
+        </w:rPr>
+        <w:t>Важнее, чем мы могли представить тогда, в комнате с протекающим потолком.</w:t>
+      </w:r>
+    </w:p>
+    <w:p>
+      <w:pPr>
+        <w:spacing w:before="0" w:after="110" w:line="300" w:lineRule="auto"/>
+      </w:pPr>
+      <w:r>
+        <w:rPr>
+          <w:rFonts w:ascii="Times New Roman" w:hAnsi="Times New Roman" w:eastAsia="Malgun Gothic"/>
+          <w:b/>
+          <w:i w:val="0"/>
+          <w:sz w:val="22"/>
+        </w:rPr>
+        <w:t xml:space="preserve">Вениамин: </w:t>
+      </w:r>
+      <w:r>
+        <w:rPr>
+          <w:rFonts w:ascii="Times New Roman" w:hAnsi="Times New Roman" w:eastAsia="Malgun Gothic"/>
+          <w:b w:val="0"/>
+          <w:i w:val="0"/>
+          <w:sz w:val="22"/>
+        </w:rPr>
+        <w:t>Изольда Тимофеевна была бы рада увидеть, во что это всё выросло.</w:t>
+      </w:r>
+    </w:p>
+    <w:p>
+      <w:pPr>
+        <w:spacing w:before="0" w:after="110" w:line="300" w:lineRule="auto"/>
+      </w:pPr>
+      <w:r>
+        <w:rPr>
+          <w:rFonts w:ascii="Times New Roman" w:hAnsi="Times New Roman" w:eastAsia="Malgun Gothic"/>
+          <w:b/>
+          <w:i w:val="0"/>
+          <w:sz w:val="22"/>
+        </w:rPr>
+        <w:t xml:space="preserve">Настя: </w:t>
+      </w:r>
+      <w:r>
+        <w:rPr>
+          <w:rFonts w:ascii="Times New Roman" w:hAnsi="Times New Roman" w:eastAsia="Malgun Gothic"/>
+          <w:b w:val="0"/>
+          <w:i w:val="0"/>
+          <w:sz w:val="22"/>
+        </w:rPr>
+        <w:t>Рада и, наверное, немного горда, хотя ни за что бы в этом не призналась вслух.</w:t>
+      </w:r>
+    </w:p>
+    <w:p>
+      <w:pPr>
+        <w:spacing w:before="0" w:after="110" w:line="300" w:lineRule="auto"/>
+      </w:pPr>
+      <w:r>
+        <w:rPr>
+          <w:rFonts w:ascii="Times New Roman" w:hAnsi="Times New Roman" w:eastAsia="Malgun Gothic"/>
+          <w:b/>
+          <w:i w:val="0"/>
+          <w:sz w:val="22"/>
+        </w:rPr>
+        <w:t xml:space="preserve">Кирилл: </w:t>
+      </w:r>
+      <w:r>
+        <w:rPr>
+          <w:rFonts w:ascii="Times New Roman" w:hAnsi="Times New Roman" w:eastAsia="Malgun Gothic"/>
+          <w:b w:val="0"/>
+          <w:i w:val="0"/>
+          <w:sz w:val="22"/>
+        </w:rPr>
+        <w:t>Именно поэтому мы признаёмся за неё, время от времени.</w:t>
+      </w:r>
+    </w:p>
+    <w:p>
+      <w:pPr>
+        <w:spacing w:before="0" w:after="110" w:line="300" w:lineRule="auto"/>
+      </w:pPr>
+      <w:r>
+        <w:rPr>
+          <w:rFonts w:ascii="Times New Roman" w:hAnsi="Times New Roman" w:eastAsia="Malgun Gothic"/>
+          <w:b/>
+          <w:i w:val="0"/>
+          <w:sz w:val="22"/>
+        </w:rPr>
+        <w:t xml:space="preserve">Вениамин: </w:t>
+      </w:r>
+      <w:r>
+        <w:rPr>
+          <w:rFonts w:ascii="Times New Roman" w:hAnsi="Times New Roman" w:eastAsia="Malgun Gothic"/>
+          <w:b w:val="0"/>
+          <w:i w:val="0"/>
+          <w:sz w:val="22"/>
+        </w:rPr>
+        <w:t>«Тридцать лет в профессии, — сказала бы она, — и ни разу не видела, чтобы президент сам себе назначил ревизора».</w:t>
+      </w:r>
+    </w:p>
+    <w:p>
+      <w:pPr>
+        <w:spacing w:before="0" w:after="110" w:line="300" w:lineRule="auto"/>
+      </w:pPr>
+      <w:r>
+        <w:rPr>
+          <w:rFonts w:ascii="Times New Roman" w:hAnsi="Times New Roman" w:eastAsia="Malgun Gothic"/>
+          <w:b/>
+          <w:i w:val="0"/>
+          <w:sz w:val="22"/>
+        </w:rPr>
+        <w:t xml:space="preserve">Настя: </w:t>
+      </w:r>
+      <w:r>
+        <w:rPr>
+          <w:rFonts w:ascii="Times New Roman" w:hAnsi="Times New Roman" w:eastAsia="Malgun Gothic"/>
+          <w:b w:val="0"/>
+          <w:i w:val="0"/>
+          <w:sz w:val="22"/>
+        </w:rPr>
+        <w:t>А потом добавила бы: «Голубки, не зазнавайтесь».</w:t>
+      </w:r>
+    </w:p>
+    <w:p>
+      <w:pPr>
+        <w:spacing w:before="0" w:after="110" w:line="300" w:lineRule="auto"/>
+      </w:pPr>
+      <w:r>
+        <w:rPr>
+          <w:rFonts w:ascii="Times New Roman" w:hAnsi="Times New Roman" w:eastAsia="Malgun Gothic"/>
+          <w:b/>
+          <w:i w:val="0"/>
+          <w:sz w:val="22"/>
+        </w:rPr>
+        <w:t xml:space="preserve">Кирилл: </w:t>
+      </w:r>
+      <w:r>
+        <w:rPr>
+          <w:rFonts w:ascii="Times New Roman" w:hAnsi="Times New Roman" w:eastAsia="Malgun Gothic"/>
+          <w:b w:val="0"/>
+          <w:i/>
+          <w:color w:val="555555"/>
+          <w:sz w:val="22"/>
+        </w:rPr>
+        <w:t>(краснея)</w:t>
+      </w:r>
+      <w:r>
+        <w:rPr>
+          <w:rFonts w:ascii="Times New Roman" w:hAnsi="Times New Roman" w:eastAsia="Malgun Gothic"/>
+          <w:b w:val="0"/>
+          <w:i w:val="0"/>
+          <w:sz w:val="22"/>
+        </w:rPr>
+        <w:t xml:space="preserve"> Добавила бы.</w:t>
+      </w:r>
+    </w:p>
+    <w:p>
+      <w:pPr>
+        <w:spacing w:before="0" w:after="110" w:line="300" w:lineRule="auto"/>
+      </w:pPr>
+      <w:r>
+        <w:rPr>
+          <w:rFonts w:ascii="Times New Roman" w:hAnsi="Times New Roman" w:eastAsia="Malgun Gothic"/>
+          <w:b/>
+          <w:i w:val="0"/>
+          <w:sz w:val="22"/>
+        </w:rPr>
+        <w:t xml:space="preserve">Лёша: </w:t>
+      </w:r>
+      <w:r>
+        <w:rPr>
+          <w:rFonts w:ascii="Times New Roman" w:hAnsi="Times New Roman" w:eastAsia="Malgun Gothic"/>
+          <w:b w:val="0"/>
+          <w:i/>
+          <w:color w:val="555555"/>
+          <w:sz w:val="22"/>
+        </w:rPr>
+        <w:t>(глядя на всех собравшихся)</w:t>
+      </w:r>
+      <w:r>
+        <w:rPr>
+          <w:rFonts w:ascii="Times New Roman" w:hAnsi="Times New Roman" w:eastAsia="Malgun Gothic"/>
+          <w:b w:val="0"/>
+          <w:i w:val="0"/>
+          <w:sz w:val="22"/>
+        </w:rPr>
+        <w:t xml:space="preserve"> Спасибо вам всем. Каждому. За то, что не позволили мне забыть, кем я обещал быть.</w:t>
+      </w:r>
+    </w:p>
+    <w:p>
+      <w:pPr>
+        <w:spacing w:before="0" w:after="110" w:line="300" w:lineRule="auto"/>
+      </w:pPr>
+      <w:r>
+        <w:rPr>
+          <w:rFonts w:ascii="Times New Roman" w:hAnsi="Times New Roman" w:eastAsia="Malgun Gothic"/>
+          <w:b/>
+          <w:i w:val="0"/>
+          <w:sz w:val="22"/>
+        </w:rPr>
+        <w:t xml:space="preserve">Ирина: </w:t>
+      </w:r>
+      <w:r>
+        <w:rPr>
+          <w:rFonts w:ascii="Times New Roman" w:hAnsi="Times New Roman" w:eastAsia="Malgun Gothic"/>
+          <w:b w:val="0"/>
+          <w:i w:val="0"/>
+          <w:sz w:val="22"/>
+        </w:rPr>
+        <w:t>Это была командная работа, Алексей Николаевич. Как и всё остальное на этом пути.</w:t>
+      </w:r>
+    </w:p>
+    <w:p>
+      <w:pPr>
+        <w:spacing w:before="0" w:after="110" w:line="300" w:lineRule="auto"/>
+      </w:pPr>
+      <w:r>
+        <w:rPr>
+          <w:rFonts w:ascii="Times New Roman" w:hAnsi="Times New Roman" w:eastAsia="Malgun Gothic"/>
+          <w:b/>
+          <w:i w:val="0"/>
+          <w:sz w:val="22"/>
+        </w:rPr>
+        <w:t xml:space="preserve">Радищев: </w:t>
+      </w:r>
+      <w:r>
+        <w:rPr>
+          <w:rFonts w:ascii="Times New Roman" w:hAnsi="Times New Roman" w:eastAsia="Malgun Gothic"/>
+          <w:b w:val="0"/>
+          <w:i w:val="0"/>
+          <w:sz w:val="22"/>
+        </w:rPr>
+        <w:t>Даже с моей стороны, как бы неохотно я это ни признавал большую часть весны.</w:t>
+      </w:r>
+    </w:p>
+    <w:p>
+      <w:pPr>
+        <w:spacing w:before="0" w:after="110" w:line="300" w:lineRule="auto"/>
+      </w:pPr>
+      <w:r>
+        <w:rPr>
+          <w:rFonts w:ascii="Times New Roman" w:hAnsi="Times New Roman" w:eastAsia="Malgun Gothic"/>
+          <w:b/>
+          <w:i w:val="0"/>
+          <w:sz w:val="22"/>
+        </w:rPr>
+        <w:t xml:space="preserve">Лёша: </w:t>
+      </w:r>
+      <w:r>
+        <w:rPr>
+          <w:rFonts w:ascii="Times New Roman" w:hAnsi="Times New Roman" w:eastAsia="Malgun Gothic"/>
+          <w:b w:val="0"/>
+          <w:i w:val="0"/>
+          <w:sz w:val="22"/>
+        </w:rPr>
+        <w:t>Особенно с вашей стороны, Борис Игоревич. Несогласие, высказанное честно, оказалось не менее ценным, чем согласие.</w:t>
+      </w:r>
+    </w:p>
+    <w:p>
+      <w:pPr>
+        <w:spacing w:before="0" w:after="110" w:line="300" w:lineRule="auto"/>
+      </w:pPr>
+      <w:r>
+        <w:rPr>
+          <w:rFonts w:ascii="Times New Roman" w:hAnsi="Times New Roman" w:eastAsia="Malgun Gothic"/>
+          <w:b/>
+          <w:i w:val="0"/>
+          <w:sz w:val="22"/>
+        </w:rPr>
+        <w:t xml:space="preserve">Гребенщиков: </w:t>
+      </w:r>
+      <w:r>
+        <w:rPr>
+          <w:rFonts w:ascii="Times New Roman" w:hAnsi="Times New Roman" w:eastAsia="Malgun Gothic"/>
+          <w:b w:val="0"/>
+          <w:i w:val="0"/>
+          <w:sz w:val="22"/>
+        </w:rPr>
+        <w:t>Хорошее завершение трудного периода, Алексей Николаевич.</w:t>
+      </w:r>
+    </w:p>
+    <w:p>
+      <w:pPr>
+        <w:spacing w:before="0" w:after="110" w:line="300" w:lineRule="auto"/>
+      </w:pPr>
+      <w:r>
+        <w:rPr>
+          <w:rFonts w:ascii="Times New Roman" w:hAnsi="Times New Roman" w:eastAsia="Malgun Gothic"/>
+          <w:b/>
+          <w:i w:val="0"/>
+          <w:sz w:val="22"/>
+        </w:rPr>
+        <w:t xml:space="preserve">Лёша: </w:t>
+      </w:r>
+      <w:r>
+        <w:rPr>
+          <w:rFonts w:ascii="Times New Roman" w:hAnsi="Times New Roman" w:eastAsia="Malgun Gothic"/>
+          <w:b w:val="0"/>
+          <w:i w:val="0"/>
+          <w:sz w:val="22"/>
+        </w:rPr>
+        <w:t>Завершение одного периода. Начало следующего. Полагаю, так теперь будет всегда — один урок сменяется следующим.</w:t>
+      </w:r>
+    </w:p>
+    <w:p>
+      <w:pPr>
+        <w:spacing w:before="0" w:after="110" w:line="300" w:lineRule="auto"/>
+      </w:pPr>
+      <w:r>
+        <w:rPr>
+          <w:rFonts w:ascii="Times New Roman" w:hAnsi="Times New Roman" w:eastAsia="Malgun Gothic"/>
+          <w:b/>
+          <w:i w:val="0"/>
+          <w:sz w:val="22"/>
+        </w:rPr>
+        <w:t xml:space="preserve">Ирина: </w:t>
+      </w:r>
+      <w:r>
+        <w:rPr>
+          <w:rFonts w:ascii="Times New Roman" w:hAnsi="Times New Roman" w:eastAsia="Malgun Gothic"/>
+          <w:b w:val="0"/>
+          <w:i w:val="0"/>
+          <w:sz w:val="22"/>
+        </w:rPr>
+        <w:t>Тогда встретим следующий урок так же, как встретили этот. Вместе.</w:t>
+      </w:r>
+    </w:p>
+    <w:p>
+      <w:pPr>
+        <w:keepNext/>
+        <w:spacing w:before="320" w:after="140"/>
+      </w:pPr>
+      <w:r>
+        <w:rPr>
+          <w:rFonts w:ascii="Times New Roman" w:hAnsi="Times New Roman" w:eastAsia="Malgun Gothic"/>
+          <w:b/>
+          <w:i w:val="0"/>
+          <w:color w:val="1F3864"/>
+          <w:sz w:val="26"/>
+        </w:rPr>
+        <w:t>핵심 문학 인용</w:t>
+      </w:r>
+    </w:p>
+    <w:p>
+      <w:pPr>
         <w:spacing w:before="0" w:after="120"/>
       </w:pPr>
       <w:r>
@@ -3189,7 +4328,207 @@
           <w:i w:val="0"/>
           <w:sz w:val="22"/>
         </w:rPr>
-        <w:t xml:space="preserve"> — 한국어 해설: 3화의 심야 독백에서 비상대권 법안을 밀어냈던 구절을, 장면 5에서 료샤가 결론으로 되풀이한다. 이번에는 거부가 아니라 스스로 권한을 묶는 「위기결정위원회」 법으로 완결된다.</w:t>
+        <w:t xml:space="preserve"> — 한국어 해설: 3화의 심야 독백에서 비상대권 법안을 밀어냈던 구절을, 장면 6에서 료샤가 결론으로 되풀이한다. 이번에는 거부가 아니라 스스로 권한을 묶는 「위기결정위원회」 법으로 완결된다.</w:t>
+      </w:r>
+    </w:p>
+    <w:p>
+      <w:pPr>
+        <w:keepNext/>
+        <w:spacing w:before="320" w:after="140"/>
+      </w:pPr>
+      <w:r>
+        <w:rPr>
+          <w:rFonts w:ascii="Times New Roman" w:hAnsi="Times New Roman" w:eastAsia="Malgun Gothic"/>
+          <w:b/>
+          <w:i w:val="0"/>
+          <w:color w:val="1F3864"/>
+          <w:sz w:val="26"/>
+        </w:rPr>
+        <w:t>생활 표현</w:t>
+      </w:r>
+    </w:p>
+    <w:p>
+      <w:pPr>
+        <w:spacing w:before="0" w:after="120"/>
+      </w:pPr>
+      <w:r>
+        <w:rPr>
+          <w:rFonts w:ascii="Times New Roman" w:hAnsi="Times New Roman" w:eastAsia="Malgun Gothic"/>
+          <w:b/>
+          <w:i w:val="0"/>
+          <w:sz w:val="22"/>
+        </w:rPr>
+        <w:t>«Знакомая песня»</w:t>
+      </w:r>
+      <w:r>
+        <w:rPr>
+          <w:rFonts w:ascii="Times New Roman" w:hAnsi="Times New Roman" w:eastAsia="Malgun Gothic"/>
+          <w:b w:val="0"/>
+          <w:i w:val="0"/>
+          <w:sz w:val="22"/>
+        </w:rPr>
+        <w:t xml:space="preserve"> — 한국어 해설: “많이 듣던 소리네요, 늘 그 얘기죠”. 반복되는 핑계·빈 약속을 두고 쓰는 체념조 맞장구. 라디셰프가 “지붕 수리를 몇 년째 약속만 한다”는 교장 말에. 장면 1.</w:t>
+      </w:r>
+    </w:p>
+    <w:p>
+      <w:pPr>
+        <w:spacing w:before="0" w:after="120"/>
+      </w:pPr>
+      <w:r>
+        <w:rPr>
+          <w:rFonts w:ascii="Times New Roman" w:hAnsi="Times New Roman" w:eastAsia="Malgun Gothic"/>
+          <w:b/>
+          <w:i w:val="0"/>
+          <w:sz w:val="22"/>
+        </w:rPr>
+        <w:t>«Не побрезгуете»</w:t>
+      </w:r>
+      <w:r>
+        <w:rPr>
+          <w:rFonts w:ascii="Times New Roman" w:hAnsi="Times New Roman" w:eastAsia="Malgun Gothic"/>
+          <w:b w:val="0"/>
+          <w:i w:val="0"/>
+          <w:sz w:val="22"/>
+        </w:rPr>
+        <w:t xml:space="preserve"> — 한국어 해설: “(변변찮지만) 마다하지 않으시겠어요?”. брезговать는 “꺼리다, 더럽게 여기다”로, 높은 손님에게 소박한 음식·자리를 권할 때 겸손하게 쓴다. 교장이 료샤에게 학생들과의 식사를 권하며. 장면 1.</w:t>
+      </w:r>
+    </w:p>
+    <w:p>
+      <w:pPr>
+        <w:spacing w:before="0" w:after="120"/>
+      </w:pPr>
+      <w:r>
+        <w:rPr>
+          <w:rFonts w:ascii="Times New Roman" w:hAnsi="Times New Roman" w:eastAsia="Malgun Gothic"/>
+          <w:b/>
+          <w:i w:val="0"/>
+          <w:sz w:val="22"/>
+        </w:rPr>
+        <w:t>«уж не обессудьте»</w:t>
+      </w:r>
+      <w:r>
+        <w:rPr>
+          <w:rFonts w:ascii="Times New Roman" w:hAnsi="Times New Roman" w:eastAsia="Malgun Gothic"/>
+          <w:b w:val="0"/>
+          <w:i w:val="0"/>
+          <w:sz w:val="22"/>
+        </w:rPr>
+        <w:t xml:space="preserve"> — 한국어 해설: “너그러이 봐주세요, 탓하지 마세요”. 대접이 부족하다고 미리 양해를 구하는 전통적 표현(«Разносолов нет, уж не обессудьте»). 조리사가 대통령 일행에게. 장면 1.</w:t>
+      </w:r>
+    </w:p>
+    <w:p>
+      <w:pPr>
+        <w:spacing w:before="0" w:after="120"/>
+      </w:pPr>
+      <w:r>
+        <w:rPr>
+          <w:rFonts w:ascii="Times New Roman" w:hAnsi="Times New Roman" w:eastAsia="Malgun Gothic"/>
+          <w:b/>
+          <w:i w:val="0"/>
+          <w:sz w:val="22"/>
+        </w:rPr>
+        <w:t>«при царе Горохе»</w:t>
+      </w:r>
+      <w:r>
+        <w:rPr>
+          <w:rFonts w:ascii="Times New Roman" w:hAnsi="Times New Roman" w:eastAsia="Malgun Gothic"/>
+          <w:b w:val="0"/>
+          <w:i w:val="0"/>
+          <w:sz w:val="22"/>
+        </w:rPr>
+        <w:t xml:space="preserve"> — 한국어 해설: “옛날 옛적에, 까마득한 옛날에”. 아주 오래전 일을 과장·농담조로 말할 때 쓰는 관용구. 니키포르 마트베예비치가 자기 군 복무 시절을 두고. 장면 1.</w:t>
+      </w:r>
+    </w:p>
+    <w:p>
+      <w:pPr>
+        <w:spacing w:before="0" w:after="120"/>
+      </w:pPr>
+      <w:r>
+        <w:rPr>
+          <w:rFonts w:ascii="Times New Roman" w:hAnsi="Times New Roman" w:eastAsia="Malgun Gothic"/>
+          <w:b/>
+          <w:i w:val="0"/>
+          <w:sz w:val="22"/>
+        </w:rPr>
+        <w:t>«марш на урок»</w:t>
+      </w:r>
+      <w:r>
+        <w:rPr>
+          <w:rFonts w:ascii="Times New Roman" w:hAnsi="Times New Roman" w:eastAsia="Malgun Gothic"/>
+          <w:b w:val="0"/>
+          <w:i w:val="0"/>
+          <w:sz w:val="22"/>
+        </w:rPr>
+        <w:t xml:space="preserve"> — 한국어 해설: “얼른 수업에 들어가!”. марш는 아이에게 내리는 짧은 명령(«Марш спать!», «Марш домой!»). 교사·부모 말투. 교장이 학생 미탸에게. 장면 1.</w:t>
+      </w:r>
+    </w:p>
+    <w:p>
+      <w:pPr>
+        <w:spacing w:before="0" w:after="120"/>
+      </w:pPr>
+      <w:r>
+        <w:rPr>
+          <w:rFonts w:ascii="Times New Roman" w:hAnsi="Times New Roman" w:eastAsia="Malgun Gothic"/>
+          <w:b/>
+          <w:i w:val="0"/>
+          <w:sz w:val="22"/>
+        </w:rPr>
+        <w:t>«отказываться грех»</w:t>
+      </w:r>
+      <w:r>
+        <w:rPr>
+          <w:rFonts w:ascii="Times New Roman" w:hAnsi="Times New Roman" w:eastAsia="Malgun Gothic"/>
+          <w:b w:val="0"/>
+          <w:i w:val="0"/>
+          <w:sz w:val="22"/>
+        </w:rPr>
+        <w:t xml:space="preserve"> — 한국어 해설: “(이런 호의를) 거절하면 죄죠”. 초대·음식 권유를 기꺼이 받아들일 때 쓰는 공손하고 유쾌한 말. 니키포르 마트베예비치가 식탁에 앉으며. 장면 1.</w:t>
+      </w:r>
+    </w:p>
+    <w:p>
+      <w:pPr>
+        <w:spacing w:before="0" w:after="120"/>
+      </w:pPr>
+      <w:r>
+        <w:rPr>
+          <w:rFonts w:ascii="Times New Roman" w:hAnsi="Times New Roman" w:eastAsia="Malgun Gothic"/>
+          <w:b/>
+          <w:i w:val="0"/>
+          <w:sz w:val="22"/>
+        </w:rPr>
+        <w:t>«Наелся до отвала»</w:t>
+      </w:r>
+      <w:r>
+        <w:rPr>
+          <w:rFonts w:ascii="Times New Roman" w:hAnsi="Times New Roman" w:eastAsia="Malgun Gothic"/>
+          <w:b w:val="0"/>
+          <w:i w:val="0"/>
+          <w:sz w:val="22"/>
+        </w:rPr>
+        <w:t xml:space="preserve"> — 한국어 해설: “배가 터지게 먹었다”. 더 권하는 음식을 정중히 사양할 때 칭찬을 겸해 쓰는 구어(여성은 наелась). 료샤가 조리사에게. 장면 1.</w:t>
+      </w:r>
+    </w:p>
+    <w:p>
+      <w:pPr>
+        <w:spacing w:before="0" w:after="120"/>
+      </w:pPr>
+      <w:r>
+        <w:rPr>
+          <w:rFonts w:ascii="Times New Roman" w:hAnsi="Times New Roman" w:eastAsia="Malgun Gothic"/>
+          <w:b/>
+          <w:i w:val="0"/>
+          <w:sz w:val="22"/>
+        </w:rPr>
+        <w:t>«Секрет фирмы»</w:t>
+      </w:r>
+      <w:r>
+        <w:rPr>
+          <w:rFonts w:ascii="Times New Roman" w:hAnsi="Times New Roman" w:eastAsia="Malgun Gothic"/>
+          <w:b w:val="0"/>
+          <w:i w:val="0"/>
+          <w:sz w:val="22"/>
+        </w:rPr>
+        <w:t xml:space="preserve"> — 한국어 해설: “영업 비밀이에요”. 요리법·요령을 물을 때 장난스럽게 답을 피하거나 뜸 들이는 농담. 조리사가 커틀릿 비법을 묻는 라디셰프에게. 장면 1.</w:t>
       </w:r>
     </w:p>
     <w:p>

--- a/러시아 인권변호사/7부/7부_12화_새로운_균형.docx
+++ b/러시아 인권변호사/7부/7부_12화_새로운_균형.docx
@@ -2170,6 +2170,144 @@
           <w:sz w:val="22"/>
         </w:rPr>
         <w:t>К тому же все решения будут публичными. Размыть ответственность, когда каждое голосование записано, трудно.</w:t>
+      </w:r>
+    </w:p>
+    <w:p>
+      <w:pPr>
+        <w:spacing w:before="0" w:after="110" w:line="300" w:lineRule="auto"/>
+      </w:pPr>
+      <w:r>
+        <w:rPr>
+          <w:rFonts w:ascii="Times New Roman" w:hAnsi="Times New Roman" w:eastAsia="Malgun Gothic"/>
+          <w:b/>
+          <w:i w:val="0"/>
+          <w:sz w:val="22"/>
+        </w:rPr>
+        <w:t xml:space="preserve">Гребенщиков: </w:t>
+      </w:r>
+      <w:r>
+        <w:rPr>
+          <w:rFonts w:ascii="Times New Roman" w:hAnsi="Times New Roman" w:eastAsia="Malgun Gothic"/>
+          <w:b w:val="0"/>
+          <w:i w:val="0"/>
+          <w:sz w:val="22"/>
+        </w:rPr>
+        <w:t>Записанное голосование — ещё не ответственность, Ирина Олеговна. Бумага всё стерпит.</w:t>
+      </w:r>
+    </w:p>
+    <w:p>
+      <w:pPr>
+        <w:spacing w:before="0" w:after="110" w:line="300" w:lineRule="auto"/>
+      </w:pPr>
+      <w:r>
+        <w:rPr>
+          <w:rFonts w:ascii="Times New Roman" w:hAnsi="Times New Roman" w:eastAsia="Malgun Gothic"/>
+          <w:b/>
+          <w:i w:val="0"/>
+          <w:sz w:val="22"/>
+        </w:rPr>
+        <w:t xml:space="preserve">Ирина: </w:t>
+      </w:r>
+      <w:r>
+        <w:rPr>
+          <w:rFonts w:ascii="Times New Roman" w:hAnsi="Times New Roman" w:eastAsia="Malgun Gothic"/>
+          <w:b w:val="0"/>
+          <w:i w:val="0"/>
+          <w:sz w:val="22"/>
+        </w:rPr>
+        <w:t>Стерпит, но запомнит. Государственная дума с девятьсот шестого по семнадцатый год печатала стенографические отчёты каждого заседания: кто говорил, что сказал, как голосовал. Их можно открыть и сегодня. А Временное правительство в семнадцатом восемь месяцев решало «коллегиально»: журнал заседаний без прений, под решением — не фамилия, а формула «Временное правительство постановило».</w:t>
+      </w:r>
+    </w:p>
+    <w:p>
+      <w:pPr>
+        <w:spacing w:before="0" w:after="110" w:line="300" w:lineRule="auto"/>
+      </w:pPr>
+      <w:r>
+        <w:rPr>
+          <w:rFonts w:ascii="Times New Roman" w:hAnsi="Times New Roman" w:eastAsia="Malgun Gothic"/>
+          <w:b/>
+          <w:i w:val="0"/>
+          <w:sz w:val="22"/>
+        </w:rPr>
+        <w:t xml:space="preserve">Лёша: </w:t>
+      </w:r>
+      <w:r>
+        <w:rPr>
+          <w:rFonts w:ascii="Times New Roman" w:hAnsi="Times New Roman" w:eastAsia="Malgun Gothic"/>
+          <w:b w:val="0"/>
+          <w:i w:val="0"/>
+          <w:sz w:val="22"/>
+        </w:rPr>
+        <w:t>И чем это кончилось, мы знаем.</w:t>
+      </w:r>
+    </w:p>
+    <w:p>
+      <w:pPr>
+        <w:spacing w:before="0" w:after="110" w:line="300" w:lineRule="auto"/>
+      </w:pPr>
+      <w:r>
+        <w:rPr>
+          <w:rFonts w:ascii="Times New Roman" w:hAnsi="Times New Roman" w:eastAsia="Malgun Gothic"/>
+          <w:b/>
+          <w:i w:val="0"/>
+          <w:sz w:val="22"/>
+        </w:rPr>
+        <w:t xml:space="preserve">Ирина: </w:t>
+      </w:r>
+      <w:r>
+        <w:rPr>
+          <w:rFonts w:ascii="Times New Roman" w:hAnsi="Times New Roman" w:eastAsia="Malgun Gothic"/>
+          <w:b w:val="0"/>
+          <w:i w:val="0"/>
+          <w:sz w:val="22"/>
+        </w:rPr>
+        <w:t>Кончилось тем, что в октябре спросить оказалось не с кого. Отвечали все — то есть никто. О том, кто из министров за какое решение стоял, историки спорят до сих пор. С Думой такого спора нет: есть стенограмма.</w:t>
+      </w:r>
+    </w:p>
+    <w:p>
+      <w:pPr>
+        <w:spacing w:before="0" w:after="110" w:line="300" w:lineRule="auto"/>
+      </w:pPr>
+      <w:r>
+        <w:rPr>
+          <w:rFonts w:ascii="Times New Roman" w:hAnsi="Times New Roman" w:eastAsia="Malgun Gothic"/>
+          <w:b/>
+          <w:i w:val="0"/>
+          <w:sz w:val="22"/>
+        </w:rPr>
+        <w:t xml:space="preserve">Гребенщиков: </w:t>
+      </w:r>
+      <w:r>
+        <w:rPr>
+          <w:rFonts w:ascii="Times New Roman" w:hAnsi="Times New Roman" w:eastAsia="Malgun Gothic"/>
+          <w:b w:val="0"/>
+          <w:i w:val="0"/>
+          <w:sz w:val="22"/>
+        </w:rPr>
+        <w:t>Дума со стенограммами тоже не пережила семнадцатый год.</w:t>
+      </w:r>
+    </w:p>
+    <w:p>
+      <w:pPr>
+        <w:spacing w:before="0" w:after="110" w:line="300" w:lineRule="auto"/>
+      </w:pPr>
+      <w:r>
+        <w:rPr>
+          <w:rFonts w:ascii="Times New Roman" w:hAnsi="Times New Roman" w:eastAsia="Malgun Gothic"/>
+          <w:b/>
+          <w:i w:val="0"/>
+          <w:sz w:val="22"/>
+        </w:rPr>
+        <w:t xml:space="preserve">Ирина: </w:t>
+      </w:r>
+      <w:r>
+        <w:rPr>
+          <w:rFonts w:ascii="Times New Roman" w:hAnsi="Times New Roman" w:eastAsia="Malgun Gothic"/>
+          <w:b w:val="0"/>
+          <w:i w:val="0"/>
+          <w:sz w:val="22"/>
+        </w:rPr>
+        <w:t>Не пережила. Но мы точно знаем, что в ней говорили, и можем судить каждого по его словам. Это и есть ответственность, Анатолий Викторович. Не бессмертие органа, а след, который нельзя подчистить.</w:t>
       </w:r>
     </w:p>
     <w:p>
